--- a/Sindhi Muslim/Papers/Class 3/Class 3 - Maths.docx
+++ b/Sindhi Muslim/Papers/Class 3/Class 3 - Maths.docx
@@ -1,7 +1,368 @@
 
 <file path=word/document.xml><?xml version="1.0" encoding="utf-8"?>
-<w:document xmlns:wpc="http://schemas.microsoft.com/office/word/2010/wordprocessingCanvas" xmlns:cx="http://schemas.microsoft.com/office/drawing/2014/chartex" xmlns:cx1="http://schemas.microsoft.com/office/drawing/2015/9/8/chartex" xmlns:cx2="http://schemas.microsoft.com/office/drawing/2015/10/21/chartex" xmlns:cx3="http://schemas.microsoft.com/office/drawing/2016/5/9/chartex" xmlns:cx4="http://schemas.microsoft.com/office/drawing/2016/5/10/chartex" xmlns:cx5="http://schemas.microsoft.com/office/drawing/2016/5/11/chartex" xmlns:cx6="http://schemas.microsoft.com/office/drawing/2016/5/12/chartex" xmlns:cx7="http://schemas.microsoft.com/office/drawing/2016/5/13/chartex" xmlns:cx8="http://schemas.microsoft.com/office/drawing/2016/5/14/chartex" xmlns:mc="http://schemas.openxmlformats.org/markup-compatibility/2006" xmlns:aink="http://schemas.microsoft.com/office/drawing/2016/ink" xmlns:am3d="http://schemas.microsoft.com/office/drawing/2017/model3d" xmlns:o="urn:schemas-microsoft-com:office:office" xmlns:r="http://schemas.openxmlformats.org/officeDocument/2006/relationships" xmlns:m="http://schemas.openxmlformats.org/officeDocument/2006/math" xmlns:v="urn:schemas-microsoft-com:vml" xmlns:wp14="http://schemas.microsoft.com/office/word/2010/wordprocessingDrawing" xmlns:wp="http://schemas.openxmlformats.org/drawingml/2006/wordprocessingDrawing" xmlns:w10="urn:schemas-microsoft-com:office:word" xmlns:w="http://schemas.openxmlformats.org/wordprocessingml/2006/main" xmlns:w14="http://schemas.microsoft.com/office/word/2010/wordml" xmlns:w15="http://schemas.microsoft.com/office/word/2012/wordml" xmlns:w16cex="http://schemas.microsoft.com/office/word/2018/wordml/cex" xmlns:w16cid="http://schemas.microsoft.com/office/word/2016/wordml/cid" xmlns:w16="http://schemas.microsoft.com/office/word/2018/wordml" xmlns:w16sdtdh="http://schemas.microsoft.com/office/word/2020/wordml/sdtdatahash" xmlns:w16se="http://schemas.microsoft.com/office/word/2015/wordml/symex" xmlns:wpg="http://schemas.microsoft.com/office/word/2010/wordprocessingGroup" xmlns:wpi="http://schemas.microsoft.com/office/word/2010/wordprocessingInk" xmlns:wne="http://schemas.microsoft.com/office/word/2006/wordml" xmlns:wps="http://schemas.microsoft.com/office/word/2010/wordprocessingShape" mc:Ignorable="w14 w15 w16se w16cid w16 w16cex w16sdtdh wp14">
+<w:document xmlns:wpc="http://schemas.microsoft.com/office/word/2010/wordprocessingCanvas" xmlns:cx="http://schemas.microsoft.com/office/drawing/2014/chartex" xmlns:cx1="http://schemas.microsoft.com/office/drawing/2015/9/8/chartex" xmlns:cx2="http://schemas.microsoft.com/office/drawing/2015/10/21/chartex" xmlns:cx3="http://schemas.microsoft.com/office/drawing/2016/5/9/chartex" xmlns:cx4="http://schemas.microsoft.com/office/drawing/2016/5/10/chartex" xmlns:cx5="http://schemas.microsoft.com/office/drawing/2016/5/11/chartex" xmlns:cx6="http://schemas.microsoft.com/office/drawing/2016/5/12/chartex" xmlns:cx7="http://schemas.microsoft.com/office/drawing/2016/5/13/chartex" xmlns:cx8="http://schemas.microsoft.com/office/drawing/2016/5/14/chartex" xmlns:mc="http://schemas.openxmlformats.org/markup-compatibility/2006" xmlns:aink="http://schemas.microsoft.com/office/drawing/2016/ink" xmlns:am3d="http://schemas.microsoft.com/office/drawing/2017/model3d" xmlns:o="urn:schemas-microsoft-com:office:office" xmlns:oel="http://schemas.microsoft.com/office/2019/extlst" xmlns:r="http://schemas.openxmlformats.org/officeDocument/2006/relationships" xmlns:m="http://schemas.openxmlformats.org/officeDocument/2006/math" xmlns:v="urn:schemas-microsoft-com:vml" xmlns:wp14="http://schemas.microsoft.com/office/word/2010/wordprocessingDrawing" xmlns:wp="http://schemas.openxmlformats.org/drawingml/2006/wordprocessingDrawing" xmlns:w10="urn:schemas-microsoft-com:office:word" xmlns:w="http://schemas.openxmlformats.org/wordprocessingml/2006/main" xmlns:w14="http://schemas.microsoft.com/office/word/2010/wordml" xmlns:w15="http://schemas.microsoft.com/office/word/2012/wordml" xmlns:w16cex="http://schemas.microsoft.com/office/word/2018/wordml/cex" xmlns:w16cid="http://schemas.microsoft.com/office/word/2016/wordml/cid" xmlns:w16="http://schemas.microsoft.com/office/word/2018/wordml" xmlns:w16du="http://schemas.microsoft.com/office/word/2023/wordml/word16du" xmlns:w16sdtdh="http://schemas.microsoft.com/office/word/2020/wordml/sdtdatahash" xmlns:w16se="http://schemas.microsoft.com/office/word/2015/wordml/symex" xmlns:wpg="http://schemas.microsoft.com/office/word/2010/wordprocessingGroup" xmlns:wpi="http://schemas.microsoft.com/office/word/2010/wordprocessingInk" xmlns:wne="http://schemas.microsoft.com/office/word/2006/wordml" xmlns:wps="http://schemas.microsoft.com/office/word/2010/wordprocessingShape" mc:Ignorable="w14 w15 w16se w16cid w16 w16cex w16sdtdh w16du wp14">
   <w:body>
+    <w:tbl>
+      <w:tblPr>
+        <w:tblStyle w:val="TableGrid"/>
+        <w:tblW w:w="0" w:type="auto"/>
+        <w:tblBorders>
+          <w:top w:val="none" w:sz="0" w:space="0" w:color="auto"/>
+          <w:left w:val="none" w:sz="0" w:space="0" w:color="auto"/>
+          <w:bottom w:val="none" w:sz="0" w:space="0" w:color="auto"/>
+          <w:right w:val="none" w:sz="0" w:space="0" w:color="auto"/>
+          <w:insideH w:val="none" w:sz="0" w:space="0" w:color="auto"/>
+          <w:insideV w:val="none" w:sz="0" w:space="0" w:color="auto"/>
+        </w:tblBorders>
+        <w:tblLook w:val="04A0" w:firstRow="1" w:lastRow="0" w:firstColumn="1" w:lastColumn="0" w:noHBand="0" w:noVBand="1"/>
+      </w:tblPr>
+      <w:tblGrid>
+        <w:gridCol w:w="3914"/>
+        <w:gridCol w:w="2710"/>
+        <w:gridCol w:w="2736"/>
+      </w:tblGrid>
+      <w:tr>
+        <w:tc>
+          <w:tcPr>
+            <w:tcW w:w="9360" w:type="dxa"/>
+            <w:gridSpan w:val="3"/>
+            <w:vAlign w:val="center"/>
+          </w:tcPr>
+          <w:p>
+            <w:pPr>
+              <w:jc w:val="center"/>
+              <w:rPr>
+                <w:rFonts w:asciiTheme="majorBidi" w:hAnsiTheme="majorBidi" w:cstheme="majorBidi"/>
+                <w:b/>
+                <w:bCs/>
+                <w:sz w:val="28"/>
+                <w:szCs w:val="28"/>
+              </w:rPr>
+            </w:pPr>
+            <w:r>
+              <w:rPr>
+                <w:rFonts w:asciiTheme="majorBidi" w:hAnsiTheme="majorBidi" w:cstheme="majorBidi"/>
+                <w:b/>
+                <w:bCs/>
+                <w:sz w:val="52"/>
+                <w:szCs w:val="52"/>
+              </w:rPr>
+              <w:t>Govt. High School</w:t>
+            </w:r>
+          </w:p>
+        </w:tc>
+      </w:tr>
+      <w:tr>
+        <w:tc>
+          <w:tcPr>
+            <w:tcW w:w="9360" w:type="dxa"/>
+            <w:gridSpan w:val="3"/>
+            <w:vAlign w:val="center"/>
+          </w:tcPr>
+          <w:p>
+            <w:pPr>
+              <w:jc w:val="center"/>
+              <w:rPr>
+                <w:rFonts w:asciiTheme="majorBidi" w:hAnsiTheme="majorBidi" w:cstheme="majorBidi"/>
+                <w:sz w:val="28"/>
+                <w:szCs w:val="28"/>
+              </w:rPr>
+            </w:pPr>
+            <w:r>
+              <w:rPr>
+                <w:rFonts w:asciiTheme="majorBidi" w:hAnsiTheme="majorBidi" w:cstheme="majorBidi"/>
+                <w:sz w:val="36"/>
+                <w:szCs w:val="36"/>
+              </w:rPr>
+              <w:t>Sindhi Jamaat Co-Operative Housing Society, Karachi</w:t>
+            </w:r>
+          </w:p>
+        </w:tc>
+      </w:tr>
+      <w:tr>
+        <w:tc>
+          <w:tcPr>
+            <w:tcW w:w="9360" w:type="dxa"/>
+            <w:gridSpan w:val="3"/>
+            <w:vAlign w:val="center"/>
+          </w:tcPr>
+          <w:p>
+            <w:pPr>
+              <w:jc w:val="center"/>
+              <w:rPr>
+                <w:b/>
+                <w:bCs/>
+                <w:sz w:val="28"/>
+                <w:szCs w:val="28"/>
+              </w:rPr>
+            </w:pPr>
+            <w:r>
+              <w:rPr>
+                <w:b/>
+                <w:bCs/>
+                <w:sz w:val="36"/>
+                <w:szCs w:val="36"/>
+              </w:rPr>
+              <w:t>Mid Term Examination 2024-25</w:t>
+            </w:r>
+          </w:p>
+        </w:tc>
+      </w:tr>
+      <w:tr>
+        <w:tc>
+          <w:tcPr>
+            <w:tcW w:w="3914" w:type="dxa"/>
+          </w:tcPr>
+          <w:p>
+            <w:pPr>
+              <w:rPr>
+                <w:b/>
+                <w:bCs/>
+                <w:sz w:val="28"/>
+                <w:szCs w:val="28"/>
+              </w:rPr>
+            </w:pPr>
+          </w:p>
+        </w:tc>
+        <w:tc>
+          <w:tcPr>
+            <w:tcW w:w="2710" w:type="dxa"/>
+          </w:tcPr>
+          <w:p>
+            <w:pPr>
+              <w:rPr>
+                <w:b/>
+                <w:bCs/>
+                <w:sz w:val="28"/>
+                <w:szCs w:val="28"/>
+              </w:rPr>
+            </w:pPr>
+          </w:p>
+        </w:tc>
+        <w:tc>
+          <w:tcPr>
+            <w:tcW w:w="2736" w:type="dxa"/>
+          </w:tcPr>
+          <w:p>
+            <w:pPr>
+              <w:rPr>
+                <w:b/>
+                <w:bCs/>
+                <w:sz w:val="28"/>
+                <w:szCs w:val="28"/>
+              </w:rPr>
+            </w:pPr>
+          </w:p>
+        </w:tc>
+      </w:tr>
+      <w:tr>
+        <w:tblPrEx>
+          <w:tblBorders>
+            <w:top w:val="single" w:sz="4" w:space="0" w:color="auto"/>
+            <w:left w:val="single" w:sz="4" w:space="0" w:color="auto"/>
+            <w:bottom w:val="single" w:sz="4" w:space="0" w:color="auto"/>
+            <w:right w:val="single" w:sz="4" w:space="0" w:color="auto"/>
+            <w:insideH w:val="single" w:sz="4" w:space="0" w:color="auto"/>
+            <w:insideV w:val="single" w:sz="4" w:space="0" w:color="auto"/>
+          </w:tblBorders>
+        </w:tblPrEx>
+        <w:trPr>
+          <w:trHeight w:val="432"/>
+        </w:trPr>
+        <w:tc>
+          <w:tcPr>
+            <w:tcW w:w="3914" w:type="dxa"/>
+            <w:tcBorders>
+              <w:top w:val="nil"/>
+              <w:left w:val="nil"/>
+              <w:bottom w:val="nil"/>
+              <w:right w:val="nil"/>
+            </w:tcBorders>
+          </w:tcPr>
+          <w:p>
+            <w:pPr>
+              <w:rPr>
+                <w:rFonts w:asciiTheme="majorBidi" w:hAnsiTheme="majorBidi" w:cstheme="majorBidi"/>
+                <w:sz w:val="28"/>
+                <w:szCs w:val="28"/>
+              </w:rPr>
+            </w:pPr>
+            <w:r>
+              <w:rPr>
+                <w:rFonts w:asciiTheme="majorBidi" w:hAnsiTheme="majorBidi" w:cstheme="majorBidi"/>
+                <w:sz w:val="28"/>
+                <w:szCs w:val="28"/>
+              </w:rPr>
+              <w:t>Paper: Math</w:t>
+            </w:r>
+          </w:p>
+        </w:tc>
+        <w:tc>
+          <w:tcPr>
+            <w:tcW w:w="2710" w:type="dxa"/>
+            <w:tcBorders>
+              <w:top w:val="nil"/>
+              <w:left w:val="nil"/>
+              <w:bottom w:val="nil"/>
+              <w:right w:val="nil"/>
+            </w:tcBorders>
+          </w:tcPr>
+          <w:p>
+            <w:pPr>
+              <w:rPr>
+                <w:rFonts w:asciiTheme="majorBidi" w:hAnsiTheme="majorBidi" w:cstheme="majorBidi"/>
+                <w:sz w:val="28"/>
+                <w:szCs w:val="28"/>
+              </w:rPr>
+            </w:pPr>
+            <w:r>
+              <w:rPr>
+                <w:rFonts w:asciiTheme="majorBidi" w:hAnsiTheme="majorBidi" w:cstheme="majorBidi"/>
+                <w:sz w:val="28"/>
+                <w:szCs w:val="28"/>
+              </w:rPr>
+              <w:t xml:space="preserve">Class: </w:t>
+            </w:r>
+            <w:r>
+              <w:rPr>
+                <w:rFonts w:asciiTheme="majorBidi" w:hAnsiTheme="majorBidi" w:cstheme="majorBidi"/>
+                <w:sz w:val="28"/>
+                <w:szCs w:val="28"/>
+              </w:rPr>
+              <w:t>Three</w:t>
+            </w:r>
+          </w:p>
+        </w:tc>
+        <w:tc>
+          <w:tcPr>
+            <w:tcW w:w="2736" w:type="dxa"/>
+            <w:tcBorders>
+              <w:top w:val="nil"/>
+              <w:left w:val="nil"/>
+              <w:bottom w:val="nil"/>
+              <w:right w:val="nil"/>
+            </w:tcBorders>
+          </w:tcPr>
+          <w:p>
+            <w:pPr>
+              <w:rPr>
+                <w:rFonts w:asciiTheme="majorBidi" w:hAnsiTheme="majorBidi" w:cstheme="majorBidi"/>
+                <w:sz w:val="28"/>
+                <w:szCs w:val="28"/>
+              </w:rPr>
+            </w:pPr>
+            <w:r>
+              <w:rPr>
+                <w:rFonts w:asciiTheme="majorBidi" w:hAnsiTheme="majorBidi" w:cstheme="majorBidi"/>
+                <w:sz w:val="28"/>
+                <w:szCs w:val="28"/>
+              </w:rPr>
+              <w:t>Total Marks: 50</w:t>
+            </w:r>
+          </w:p>
+        </w:tc>
+      </w:tr>
+      <w:tr>
+        <w:tblPrEx>
+          <w:tblBorders>
+            <w:top w:val="single" w:sz="4" w:space="0" w:color="auto"/>
+            <w:left w:val="single" w:sz="4" w:space="0" w:color="auto"/>
+            <w:bottom w:val="single" w:sz="4" w:space="0" w:color="auto"/>
+            <w:right w:val="single" w:sz="4" w:space="0" w:color="auto"/>
+            <w:insideH w:val="single" w:sz="4" w:space="0" w:color="auto"/>
+            <w:insideV w:val="single" w:sz="4" w:space="0" w:color="auto"/>
+          </w:tblBorders>
+        </w:tblPrEx>
+        <w:trPr>
+          <w:trHeight w:val="432"/>
+        </w:trPr>
+        <w:tc>
+          <w:tcPr>
+            <w:tcW w:w="3914" w:type="dxa"/>
+            <w:tcBorders>
+              <w:top w:val="nil"/>
+              <w:left w:val="nil"/>
+              <w:bottom w:val="nil"/>
+              <w:right w:val="nil"/>
+            </w:tcBorders>
+          </w:tcPr>
+          <w:p>
+            <w:pPr>
+              <w:rPr>
+                <w:rFonts w:asciiTheme="majorBidi" w:hAnsiTheme="majorBidi" w:cstheme="majorBidi"/>
+                <w:sz w:val="28"/>
+                <w:szCs w:val="28"/>
+              </w:rPr>
+            </w:pPr>
+            <w:r>
+              <w:rPr>
+                <w:rFonts w:asciiTheme="majorBidi" w:hAnsiTheme="majorBidi" w:cstheme="majorBidi"/>
+                <w:sz w:val="28"/>
+                <w:szCs w:val="28"/>
+              </w:rPr>
+              <w:t>Name</w:t>
+            </w:r>
+            <w:r>
+              <w:rPr>
+                <w:rFonts w:asciiTheme="majorBidi" w:hAnsiTheme="majorBidi" w:cstheme="majorBidi"/>
+                <w:sz w:val="28"/>
+                <w:szCs w:val="28"/>
+              </w:rPr>
+              <w:t>: ___________________</w:t>
+            </w:r>
+          </w:p>
+        </w:tc>
+        <w:tc>
+          <w:tcPr>
+            <w:tcW w:w="2710" w:type="dxa"/>
+            <w:tcBorders>
+              <w:top w:val="nil"/>
+              <w:left w:val="nil"/>
+              <w:bottom w:val="nil"/>
+              <w:right w:val="nil"/>
+            </w:tcBorders>
+          </w:tcPr>
+          <w:p>
+            <w:pPr>
+              <w:rPr>
+                <w:rFonts w:asciiTheme="majorBidi" w:hAnsiTheme="majorBidi" w:cstheme="majorBidi"/>
+                <w:sz w:val="28"/>
+                <w:szCs w:val="28"/>
+              </w:rPr>
+            </w:pPr>
+          </w:p>
+        </w:tc>
+        <w:tc>
+          <w:tcPr>
+            <w:tcW w:w="2736" w:type="dxa"/>
+            <w:tcBorders>
+              <w:top w:val="nil"/>
+              <w:left w:val="nil"/>
+              <w:bottom w:val="nil"/>
+              <w:right w:val="nil"/>
+            </w:tcBorders>
+          </w:tcPr>
+          <w:p>
+            <w:pPr>
+              <w:rPr>
+                <w:rFonts w:asciiTheme="majorBidi" w:hAnsiTheme="majorBidi" w:cstheme="majorBidi"/>
+                <w:sz w:val="28"/>
+                <w:szCs w:val="28"/>
+              </w:rPr>
+            </w:pPr>
+            <w:r>
+              <w:rPr>
+                <w:rFonts w:asciiTheme="majorBidi" w:hAnsiTheme="majorBidi" w:cstheme="majorBidi"/>
+                <w:sz w:val="28"/>
+                <w:szCs w:val="28"/>
+              </w:rPr>
+              <w:t>Date:</w:t>
+            </w:r>
+          </w:p>
+        </w:tc>
+      </w:tr>
+    </w:tbl>
+    <w:p/>
     <w:p>
       <w:pPr>
         <w:rPr>
@@ -36,8 +397,8 @@
           <w:rFonts w:asciiTheme="majorHAnsi" w:hAnsiTheme="majorHAnsi" w:cstheme="majorHAnsi"/>
           <w:b/>
           <w:bCs/>
-          <w:sz w:val="24"/>
-          <w:szCs w:val="24"/>
+          <w:sz w:val="32"/>
+          <w:szCs w:val="32"/>
         </w:rPr>
       </w:pPr>
       <w:r>
@@ -45,10 +406,31 @@
           <w:rFonts w:asciiTheme="majorHAnsi" w:hAnsiTheme="majorHAnsi" w:cstheme="majorHAnsi"/>
           <w:b/>
           <w:bCs/>
-          <w:sz w:val="24"/>
-          <w:szCs w:val="24"/>
+          <w:sz w:val="32"/>
+          <w:szCs w:val="32"/>
         </w:rPr>
         <w:t>Q1 multiple choice question.</w:t>
+      </w:r>
+      <w:r>
+        <w:rPr>
+          <w:rFonts w:asciiTheme="majorHAnsi" w:hAnsiTheme="majorHAnsi" w:cstheme="majorHAnsi"/>
+          <w:b/>
+          <w:bCs/>
+          <w:sz w:val="32"/>
+          <w:szCs w:val="32"/>
+        </w:rPr>
+        <w:tab/>
+      </w:r>
+      <w:r>
+        <w:rPr>
+          <w:rFonts w:asciiTheme="majorHAnsi" w:hAnsiTheme="majorHAnsi" w:cstheme="majorHAnsi"/>
+          <w:b/>
+          <w:bCs/>
+          <w:sz w:val="32"/>
+          <w:szCs w:val="32"/>
+        </w:rPr>
+        <w:tab/>
+        <w:t>(10)</w:t>
       </w:r>
     </w:p>
     <w:p>
@@ -60,15 +442,15 @@
         </w:numPr>
         <w:rPr>
           <w:rFonts w:asciiTheme="majorHAnsi" w:hAnsiTheme="majorHAnsi" w:cstheme="majorHAnsi"/>
-          <w:sz w:val="24"/>
-          <w:szCs w:val="24"/>
-        </w:rPr>
-      </w:pPr>
-      <w:r>
-        <w:rPr>
-          <w:rFonts w:asciiTheme="majorHAnsi" w:hAnsiTheme="majorHAnsi" w:cstheme="majorHAnsi"/>
-          <w:sz w:val="24"/>
-          <w:szCs w:val="24"/>
+          <w:sz w:val="28"/>
+          <w:szCs w:val="28"/>
+        </w:rPr>
+      </w:pPr>
+      <w:r>
+        <w:rPr>
+          <w:rFonts w:asciiTheme="majorHAnsi" w:hAnsiTheme="majorHAnsi" w:cstheme="majorHAnsi"/>
+          <w:sz w:val="28"/>
+          <w:szCs w:val="28"/>
         </w:rPr>
         <w:t>What is 45+32?</w:t>
       </w:r>
@@ -82,15 +464,15 @@
         </w:numPr>
         <w:rPr>
           <w:rFonts w:asciiTheme="majorHAnsi" w:hAnsiTheme="majorHAnsi" w:cstheme="majorHAnsi"/>
-          <w:sz w:val="24"/>
-          <w:szCs w:val="24"/>
-        </w:rPr>
-      </w:pPr>
-      <w:r>
-        <w:rPr>
-          <w:rFonts w:asciiTheme="majorHAnsi" w:hAnsiTheme="majorHAnsi" w:cstheme="majorHAnsi"/>
-          <w:sz w:val="24"/>
-          <w:szCs w:val="24"/>
+          <w:sz w:val="28"/>
+          <w:szCs w:val="28"/>
+        </w:rPr>
+      </w:pPr>
+      <w:r>
+        <w:rPr>
+          <w:rFonts w:asciiTheme="majorHAnsi" w:hAnsiTheme="majorHAnsi" w:cstheme="majorHAnsi"/>
+          <w:sz w:val="28"/>
+          <w:szCs w:val="28"/>
         </w:rPr>
         <w:t>67</w:t>
       </w:r>
@@ -104,15 +486,15 @@
         </w:numPr>
         <w:rPr>
           <w:rFonts w:asciiTheme="majorHAnsi" w:hAnsiTheme="majorHAnsi" w:cstheme="majorHAnsi"/>
-          <w:sz w:val="24"/>
-          <w:szCs w:val="24"/>
-        </w:rPr>
-      </w:pPr>
-      <w:r>
-        <w:rPr>
-          <w:rFonts w:asciiTheme="majorHAnsi" w:hAnsiTheme="majorHAnsi" w:cstheme="majorHAnsi"/>
-          <w:sz w:val="24"/>
-          <w:szCs w:val="24"/>
+          <w:sz w:val="28"/>
+          <w:szCs w:val="28"/>
+        </w:rPr>
+      </w:pPr>
+      <w:r>
+        <w:rPr>
+          <w:rFonts w:asciiTheme="majorHAnsi" w:hAnsiTheme="majorHAnsi" w:cstheme="majorHAnsi"/>
+          <w:sz w:val="28"/>
+          <w:szCs w:val="28"/>
         </w:rPr>
         <w:t>77</w:t>
       </w:r>
@@ -126,15 +508,15 @@
         </w:numPr>
         <w:rPr>
           <w:rFonts w:asciiTheme="majorHAnsi" w:hAnsiTheme="majorHAnsi" w:cstheme="majorHAnsi"/>
-          <w:sz w:val="24"/>
-          <w:szCs w:val="24"/>
-        </w:rPr>
-      </w:pPr>
-      <w:r>
-        <w:rPr>
-          <w:rFonts w:asciiTheme="majorHAnsi" w:hAnsiTheme="majorHAnsi" w:cstheme="majorHAnsi"/>
-          <w:sz w:val="24"/>
-          <w:szCs w:val="24"/>
+          <w:sz w:val="28"/>
+          <w:szCs w:val="28"/>
+        </w:rPr>
+      </w:pPr>
+      <w:r>
+        <w:rPr>
+          <w:rFonts w:asciiTheme="majorHAnsi" w:hAnsiTheme="majorHAnsi" w:cstheme="majorHAnsi"/>
+          <w:sz w:val="28"/>
+          <w:szCs w:val="28"/>
         </w:rPr>
         <w:t>57</w:t>
       </w:r>
@@ -148,15 +530,15 @@
         </w:numPr>
         <w:rPr>
           <w:rFonts w:asciiTheme="majorHAnsi" w:hAnsiTheme="majorHAnsi" w:cstheme="majorHAnsi"/>
-          <w:sz w:val="24"/>
-          <w:szCs w:val="24"/>
-        </w:rPr>
-      </w:pPr>
-      <w:r>
-        <w:rPr>
-          <w:rFonts w:asciiTheme="majorHAnsi" w:hAnsiTheme="majorHAnsi" w:cstheme="majorHAnsi"/>
-          <w:sz w:val="24"/>
-          <w:szCs w:val="24"/>
+          <w:sz w:val="28"/>
+          <w:szCs w:val="28"/>
+        </w:rPr>
+      </w:pPr>
+      <w:r>
+        <w:rPr>
+          <w:rFonts w:asciiTheme="majorHAnsi" w:hAnsiTheme="majorHAnsi" w:cstheme="majorHAnsi"/>
+          <w:sz w:val="28"/>
+          <w:szCs w:val="28"/>
         </w:rPr>
         <w:t>What is 65-23?</w:t>
       </w:r>
@@ -170,15 +552,15 @@
         </w:numPr>
         <w:rPr>
           <w:rFonts w:asciiTheme="majorHAnsi" w:hAnsiTheme="majorHAnsi" w:cstheme="majorHAnsi"/>
-          <w:sz w:val="24"/>
-          <w:szCs w:val="24"/>
-        </w:rPr>
-      </w:pPr>
-      <w:r>
-        <w:rPr>
-          <w:rFonts w:asciiTheme="majorHAnsi" w:hAnsiTheme="majorHAnsi" w:cstheme="majorHAnsi"/>
-          <w:sz w:val="24"/>
-          <w:szCs w:val="24"/>
+          <w:sz w:val="28"/>
+          <w:szCs w:val="28"/>
+        </w:rPr>
+      </w:pPr>
+      <w:r>
+        <w:rPr>
+          <w:rFonts w:asciiTheme="majorHAnsi" w:hAnsiTheme="majorHAnsi" w:cstheme="majorHAnsi"/>
+          <w:sz w:val="28"/>
+          <w:szCs w:val="28"/>
         </w:rPr>
         <w:t>32</w:t>
       </w:r>
@@ -192,15 +574,15 @@
         </w:numPr>
         <w:rPr>
           <w:rFonts w:asciiTheme="majorHAnsi" w:hAnsiTheme="majorHAnsi" w:cstheme="majorHAnsi"/>
-          <w:sz w:val="24"/>
-          <w:szCs w:val="24"/>
-        </w:rPr>
-      </w:pPr>
-      <w:r>
-        <w:rPr>
-          <w:rFonts w:asciiTheme="majorHAnsi" w:hAnsiTheme="majorHAnsi" w:cstheme="majorHAnsi"/>
-          <w:sz w:val="24"/>
-          <w:szCs w:val="24"/>
+          <w:sz w:val="28"/>
+          <w:szCs w:val="28"/>
+        </w:rPr>
+      </w:pPr>
+      <w:r>
+        <w:rPr>
+          <w:rFonts w:asciiTheme="majorHAnsi" w:hAnsiTheme="majorHAnsi" w:cstheme="majorHAnsi"/>
+          <w:sz w:val="28"/>
+          <w:szCs w:val="28"/>
         </w:rPr>
         <w:t>42</w:t>
       </w:r>
@@ -214,15 +596,15 @@
         </w:numPr>
         <w:rPr>
           <w:rFonts w:asciiTheme="majorHAnsi" w:hAnsiTheme="majorHAnsi" w:cstheme="majorHAnsi"/>
-          <w:sz w:val="24"/>
-          <w:szCs w:val="24"/>
-        </w:rPr>
-      </w:pPr>
-      <w:r>
-        <w:rPr>
-          <w:rFonts w:asciiTheme="majorHAnsi" w:hAnsiTheme="majorHAnsi" w:cstheme="majorHAnsi"/>
-          <w:sz w:val="24"/>
-          <w:szCs w:val="24"/>
+          <w:sz w:val="28"/>
+          <w:szCs w:val="28"/>
+        </w:rPr>
+      </w:pPr>
+      <w:r>
+        <w:rPr>
+          <w:rFonts w:asciiTheme="majorHAnsi" w:hAnsiTheme="majorHAnsi" w:cstheme="majorHAnsi"/>
+          <w:sz w:val="28"/>
+          <w:szCs w:val="28"/>
         </w:rPr>
         <w:t>52</w:t>
       </w:r>
@@ -236,15 +618,15 @@
         </w:numPr>
         <w:rPr>
           <w:rFonts w:asciiTheme="majorHAnsi" w:hAnsiTheme="majorHAnsi" w:cstheme="majorHAnsi"/>
-          <w:sz w:val="24"/>
-          <w:szCs w:val="24"/>
-        </w:rPr>
-      </w:pPr>
-      <w:r>
-        <w:rPr>
-          <w:rFonts w:asciiTheme="majorHAnsi" w:hAnsiTheme="majorHAnsi" w:cstheme="majorHAnsi"/>
-          <w:sz w:val="24"/>
-          <w:szCs w:val="24"/>
+          <w:sz w:val="28"/>
+          <w:szCs w:val="28"/>
+        </w:rPr>
+      </w:pPr>
+      <w:r>
+        <w:rPr>
+          <w:rFonts w:asciiTheme="majorHAnsi" w:hAnsiTheme="majorHAnsi" w:cstheme="majorHAnsi"/>
+          <w:sz w:val="28"/>
+          <w:szCs w:val="28"/>
         </w:rPr>
         <w:t>What is 6×3?</w:t>
       </w:r>
@@ -258,15 +640,15 @@
         </w:numPr>
         <w:rPr>
           <w:rFonts w:asciiTheme="majorHAnsi" w:hAnsiTheme="majorHAnsi" w:cstheme="majorHAnsi"/>
-          <w:sz w:val="24"/>
-          <w:szCs w:val="24"/>
-        </w:rPr>
-      </w:pPr>
-      <w:r>
-        <w:rPr>
-          <w:rFonts w:asciiTheme="majorHAnsi" w:hAnsiTheme="majorHAnsi" w:cstheme="majorHAnsi"/>
-          <w:sz w:val="24"/>
-          <w:szCs w:val="24"/>
+          <w:sz w:val="28"/>
+          <w:szCs w:val="28"/>
+        </w:rPr>
+      </w:pPr>
+      <w:r>
+        <w:rPr>
+          <w:rFonts w:asciiTheme="majorHAnsi" w:hAnsiTheme="majorHAnsi" w:cstheme="majorHAnsi"/>
+          <w:sz w:val="28"/>
+          <w:szCs w:val="28"/>
         </w:rPr>
         <w:t>18</w:t>
       </w:r>
@@ -280,15 +662,15 @@
         </w:numPr>
         <w:rPr>
           <w:rFonts w:asciiTheme="majorHAnsi" w:hAnsiTheme="majorHAnsi" w:cstheme="majorHAnsi"/>
-          <w:sz w:val="24"/>
-          <w:szCs w:val="24"/>
-        </w:rPr>
-      </w:pPr>
-      <w:r>
-        <w:rPr>
-          <w:rFonts w:asciiTheme="majorHAnsi" w:hAnsiTheme="majorHAnsi" w:cstheme="majorHAnsi"/>
-          <w:sz w:val="24"/>
-          <w:szCs w:val="24"/>
+          <w:sz w:val="28"/>
+          <w:szCs w:val="28"/>
+        </w:rPr>
+      </w:pPr>
+      <w:r>
+        <w:rPr>
+          <w:rFonts w:asciiTheme="majorHAnsi" w:hAnsiTheme="majorHAnsi" w:cstheme="majorHAnsi"/>
+          <w:sz w:val="28"/>
+          <w:szCs w:val="28"/>
         </w:rPr>
         <w:t>9</w:t>
       </w:r>
@@ -302,15 +684,15 @@
         </w:numPr>
         <w:rPr>
           <w:rFonts w:asciiTheme="majorHAnsi" w:hAnsiTheme="majorHAnsi" w:cstheme="majorHAnsi"/>
-          <w:sz w:val="24"/>
-          <w:szCs w:val="24"/>
-        </w:rPr>
-      </w:pPr>
-      <w:r>
-        <w:rPr>
-          <w:rFonts w:asciiTheme="majorHAnsi" w:hAnsiTheme="majorHAnsi" w:cstheme="majorHAnsi"/>
-          <w:sz w:val="24"/>
-          <w:szCs w:val="24"/>
+          <w:sz w:val="28"/>
+          <w:szCs w:val="28"/>
+        </w:rPr>
+      </w:pPr>
+      <w:r>
+        <w:rPr>
+          <w:rFonts w:asciiTheme="majorHAnsi" w:hAnsiTheme="majorHAnsi" w:cstheme="majorHAnsi"/>
+          <w:sz w:val="28"/>
+          <w:szCs w:val="28"/>
         </w:rPr>
         <w:t>15</w:t>
       </w:r>
@@ -324,15 +706,15 @@
         </w:numPr>
         <w:rPr>
           <w:rFonts w:asciiTheme="majorHAnsi" w:hAnsiTheme="majorHAnsi" w:cstheme="majorHAnsi"/>
-          <w:sz w:val="24"/>
-          <w:szCs w:val="24"/>
-        </w:rPr>
-      </w:pPr>
-      <w:r>
-        <w:rPr>
-          <w:rFonts w:asciiTheme="majorHAnsi" w:hAnsiTheme="majorHAnsi" w:cstheme="majorHAnsi"/>
-          <w:sz w:val="24"/>
-          <w:szCs w:val="24"/>
+          <w:sz w:val="28"/>
+          <w:szCs w:val="28"/>
+        </w:rPr>
+      </w:pPr>
+      <w:r>
+        <w:rPr>
+          <w:rFonts w:asciiTheme="majorHAnsi" w:hAnsiTheme="majorHAnsi" w:cstheme="majorHAnsi"/>
+          <w:sz w:val="28"/>
+          <w:szCs w:val="28"/>
         </w:rPr>
         <w:t>What is 36÷6?</w:t>
       </w:r>
@@ -346,15 +728,15 @@
         </w:numPr>
         <w:rPr>
           <w:rFonts w:asciiTheme="majorHAnsi" w:hAnsiTheme="majorHAnsi" w:cstheme="majorHAnsi"/>
-          <w:sz w:val="24"/>
-          <w:szCs w:val="24"/>
-        </w:rPr>
-      </w:pPr>
-      <w:r>
-        <w:rPr>
-          <w:rFonts w:asciiTheme="majorHAnsi" w:hAnsiTheme="majorHAnsi" w:cstheme="majorHAnsi"/>
-          <w:sz w:val="24"/>
-          <w:szCs w:val="24"/>
+          <w:sz w:val="28"/>
+          <w:szCs w:val="28"/>
+        </w:rPr>
+      </w:pPr>
+      <w:r>
+        <w:rPr>
+          <w:rFonts w:asciiTheme="majorHAnsi" w:hAnsiTheme="majorHAnsi" w:cstheme="majorHAnsi"/>
+          <w:sz w:val="28"/>
+          <w:szCs w:val="28"/>
         </w:rPr>
         <w:t>5</w:t>
       </w:r>
@@ -368,15 +750,15 @@
         </w:numPr>
         <w:rPr>
           <w:rFonts w:asciiTheme="majorHAnsi" w:hAnsiTheme="majorHAnsi" w:cstheme="majorHAnsi"/>
-          <w:sz w:val="24"/>
-          <w:szCs w:val="24"/>
-        </w:rPr>
-      </w:pPr>
-      <w:r>
-        <w:rPr>
-          <w:rFonts w:asciiTheme="majorHAnsi" w:hAnsiTheme="majorHAnsi" w:cstheme="majorHAnsi"/>
-          <w:sz w:val="24"/>
-          <w:szCs w:val="24"/>
+          <w:sz w:val="28"/>
+          <w:szCs w:val="28"/>
+        </w:rPr>
+      </w:pPr>
+      <w:r>
+        <w:rPr>
+          <w:rFonts w:asciiTheme="majorHAnsi" w:hAnsiTheme="majorHAnsi" w:cstheme="majorHAnsi"/>
+          <w:sz w:val="28"/>
+          <w:szCs w:val="28"/>
         </w:rPr>
         <w:t>7</w:t>
       </w:r>
@@ -390,15 +772,15 @@
         </w:numPr>
         <w:rPr>
           <w:rFonts w:asciiTheme="majorHAnsi" w:hAnsiTheme="majorHAnsi" w:cstheme="majorHAnsi"/>
-          <w:sz w:val="24"/>
-          <w:szCs w:val="24"/>
-        </w:rPr>
-      </w:pPr>
-      <w:r>
-        <w:rPr>
-          <w:rFonts w:asciiTheme="majorHAnsi" w:hAnsiTheme="majorHAnsi" w:cstheme="majorHAnsi"/>
-          <w:sz w:val="24"/>
-          <w:szCs w:val="24"/>
+          <w:sz w:val="28"/>
+          <w:szCs w:val="28"/>
+        </w:rPr>
+      </w:pPr>
+      <w:r>
+        <w:rPr>
+          <w:rFonts w:asciiTheme="majorHAnsi" w:hAnsiTheme="majorHAnsi" w:cstheme="majorHAnsi"/>
+          <w:sz w:val="28"/>
+          <w:szCs w:val="28"/>
         </w:rPr>
         <w:t>6</w:t>
       </w:r>
@@ -412,15 +794,15 @@
         </w:numPr>
         <w:rPr>
           <w:rFonts w:asciiTheme="majorHAnsi" w:hAnsiTheme="majorHAnsi" w:cstheme="majorHAnsi"/>
-          <w:sz w:val="24"/>
-          <w:szCs w:val="24"/>
-        </w:rPr>
-      </w:pPr>
-      <w:r>
-        <w:rPr>
-          <w:rFonts w:asciiTheme="majorHAnsi" w:hAnsiTheme="majorHAnsi" w:cstheme="majorHAnsi"/>
-          <w:sz w:val="24"/>
-          <w:szCs w:val="24"/>
+          <w:sz w:val="28"/>
+          <w:szCs w:val="28"/>
+        </w:rPr>
+      </w:pPr>
+      <w:r>
+        <w:rPr>
+          <w:rFonts w:asciiTheme="majorHAnsi" w:hAnsiTheme="majorHAnsi" w:cstheme="majorHAnsi"/>
+          <w:sz w:val="28"/>
+          <w:szCs w:val="28"/>
         </w:rPr>
         <w:t>How many minutes are there in an hour?</w:t>
       </w:r>
@@ -434,15 +816,15 @@
         </w:numPr>
         <w:rPr>
           <w:rFonts w:asciiTheme="majorHAnsi" w:hAnsiTheme="majorHAnsi" w:cstheme="majorHAnsi"/>
-          <w:sz w:val="24"/>
-          <w:szCs w:val="24"/>
-        </w:rPr>
-      </w:pPr>
-      <w:r>
-        <w:rPr>
-          <w:rFonts w:asciiTheme="majorHAnsi" w:hAnsiTheme="majorHAnsi" w:cstheme="majorHAnsi"/>
-          <w:sz w:val="24"/>
-          <w:szCs w:val="24"/>
+          <w:sz w:val="28"/>
+          <w:szCs w:val="28"/>
+        </w:rPr>
+      </w:pPr>
+      <w:r>
+        <w:rPr>
+          <w:rFonts w:asciiTheme="majorHAnsi" w:hAnsiTheme="majorHAnsi" w:cstheme="majorHAnsi"/>
+          <w:sz w:val="28"/>
+          <w:szCs w:val="28"/>
         </w:rPr>
         <w:t>30</w:t>
       </w:r>
@@ -456,15 +838,15 @@
         </w:numPr>
         <w:rPr>
           <w:rFonts w:asciiTheme="majorHAnsi" w:hAnsiTheme="majorHAnsi" w:cstheme="majorHAnsi"/>
-          <w:sz w:val="24"/>
-          <w:szCs w:val="24"/>
-        </w:rPr>
-      </w:pPr>
-      <w:r>
-        <w:rPr>
-          <w:rFonts w:asciiTheme="majorHAnsi" w:hAnsiTheme="majorHAnsi" w:cstheme="majorHAnsi"/>
-          <w:sz w:val="24"/>
-          <w:szCs w:val="24"/>
+          <w:sz w:val="28"/>
+          <w:szCs w:val="28"/>
+        </w:rPr>
+      </w:pPr>
+      <w:r>
+        <w:rPr>
+          <w:rFonts w:asciiTheme="majorHAnsi" w:hAnsiTheme="majorHAnsi" w:cstheme="majorHAnsi"/>
+          <w:sz w:val="28"/>
+          <w:szCs w:val="28"/>
         </w:rPr>
         <w:t>45</w:t>
       </w:r>
@@ -478,17 +860,34 @@
         </w:numPr>
         <w:rPr>
           <w:rFonts w:asciiTheme="majorHAnsi" w:hAnsiTheme="majorHAnsi" w:cstheme="majorHAnsi"/>
-          <w:sz w:val="24"/>
-          <w:szCs w:val="24"/>
-        </w:rPr>
-      </w:pPr>
-      <w:r>
-        <w:rPr>
-          <w:rFonts w:asciiTheme="majorHAnsi" w:hAnsiTheme="majorHAnsi" w:cstheme="majorHAnsi"/>
-          <w:sz w:val="24"/>
-          <w:szCs w:val="24"/>
+          <w:sz w:val="28"/>
+          <w:szCs w:val="28"/>
+        </w:rPr>
+      </w:pPr>
+      <w:r>
+        <w:rPr>
+          <w:rFonts w:asciiTheme="majorHAnsi" w:hAnsiTheme="majorHAnsi" w:cstheme="majorHAnsi"/>
+          <w:sz w:val="28"/>
+          <w:szCs w:val="28"/>
         </w:rPr>
         <w:t>60</w:t>
+      </w:r>
+    </w:p>
+    <w:p>
+      <w:pPr>
+        <w:rPr>
+          <w:rFonts w:asciiTheme="majorHAnsi" w:hAnsiTheme="majorHAnsi" w:cstheme="majorHAnsi"/>
+          <w:sz w:val="28"/>
+          <w:szCs w:val="28"/>
+        </w:rPr>
+      </w:pPr>
+      <w:r>
+        <w:rPr>
+          <w:rFonts w:asciiTheme="majorHAnsi" w:hAnsiTheme="majorHAnsi" w:cstheme="majorHAnsi"/>
+          <w:sz w:val="28"/>
+          <w:szCs w:val="28"/>
+        </w:rPr>
+        <w:br w:type="page"/>
       </w:r>
     </w:p>
     <w:p>
@@ -500,16 +899,17 @@
         </w:numPr>
         <w:rPr>
           <w:rFonts w:asciiTheme="majorHAnsi" w:hAnsiTheme="majorHAnsi" w:cstheme="majorHAnsi"/>
-          <w:sz w:val="24"/>
-          <w:szCs w:val="24"/>
-        </w:rPr>
-      </w:pPr>
-      <w:r>
-        <w:rPr>
-          <w:rFonts w:asciiTheme="majorHAnsi" w:hAnsiTheme="majorHAnsi" w:cstheme="majorHAnsi"/>
-          <w:sz w:val="24"/>
-          <w:szCs w:val="24"/>
-        </w:rPr>
+          <w:sz w:val="28"/>
+          <w:szCs w:val="28"/>
+        </w:rPr>
+      </w:pPr>
+      <w:r>
+        <w:rPr>
+          <w:rFonts w:asciiTheme="majorHAnsi" w:hAnsiTheme="majorHAnsi" w:cstheme="majorHAnsi"/>
+          <w:sz w:val="28"/>
+          <w:szCs w:val="28"/>
+        </w:rPr>
+        <w:lastRenderedPageBreak/>
         <w:t>What is the roman numeral for 10?</w:t>
       </w:r>
     </w:p>
@@ -522,15 +922,15 @@
         </w:numPr>
         <w:rPr>
           <w:rFonts w:asciiTheme="majorHAnsi" w:hAnsiTheme="majorHAnsi" w:cstheme="majorHAnsi"/>
-          <w:sz w:val="24"/>
-          <w:szCs w:val="24"/>
-        </w:rPr>
-      </w:pPr>
-      <w:r>
-        <w:rPr>
-          <w:rFonts w:asciiTheme="majorHAnsi" w:hAnsiTheme="majorHAnsi" w:cstheme="majorHAnsi"/>
-          <w:sz w:val="24"/>
-          <w:szCs w:val="24"/>
+          <w:sz w:val="28"/>
+          <w:szCs w:val="28"/>
+        </w:rPr>
+      </w:pPr>
+      <w:r>
+        <w:rPr>
+          <w:rFonts w:asciiTheme="majorHAnsi" w:hAnsiTheme="majorHAnsi" w:cstheme="majorHAnsi"/>
+          <w:sz w:val="28"/>
+          <w:szCs w:val="28"/>
         </w:rPr>
         <w:t>V</w:t>
       </w:r>
@@ -544,15 +944,15 @@
         </w:numPr>
         <w:rPr>
           <w:rFonts w:asciiTheme="majorHAnsi" w:hAnsiTheme="majorHAnsi" w:cstheme="majorHAnsi"/>
-          <w:sz w:val="24"/>
-          <w:szCs w:val="24"/>
-        </w:rPr>
-      </w:pPr>
-      <w:r>
-        <w:rPr>
-          <w:rFonts w:asciiTheme="majorHAnsi" w:hAnsiTheme="majorHAnsi" w:cstheme="majorHAnsi"/>
-          <w:sz w:val="24"/>
-          <w:szCs w:val="24"/>
+          <w:sz w:val="28"/>
+          <w:szCs w:val="28"/>
+        </w:rPr>
+      </w:pPr>
+      <w:r>
+        <w:rPr>
+          <w:rFonts w:asciiTheme="majorHAnsi" w:hAnsiTheme="majorHAnsi" w:cstheme="majorHAnsi"/>
+          <w:sz w:val="28"/>
+          <w:szCs w:val="28"/>
         </w:rPr>
         <w:t>X</w:t>
       </w:r>
@@ -566,15 +966,15 @@
         </w:numPr>
         <w:rPr>
           <w:rFonts w:asciiTheme="majorHAnsi" w:hAnsiTheme="majorHAnsi" w:cstheme="majorHAnsi"/>
-          <w:sz w:val="24"/>
-          <w:szCs w:val="24"/>
-        </w:rPr>
-      </w:pPr>
-      <w:r>
-        <w:rPr>
-          <w:rFonts w:asciiTheme="majorHAnsi" w:hAnsiTheme="majorHAnsi" w:cstheme="majorHAnsi"/>
-          <w:sz w:val="24"/>
-          <w:szCs w:val="24"/>
+          <w:sz w:val="28"/>
+          <w:szCs w:val="28"/>
+        </w:rPr>
+      </w:pPr>
+      <w:r>
+        <w:rPr>
+          <w:rFonts w:asciiTheme="majorHAnsi" w:hAnsiTheme="majorHAnsi" w:cstheme="majorHAnsi"/>
+          <w:sz w:val="28"/>
+          <w:szCs w:val="28"/>
         </w:rPr>
         <w:t>L</w:t>
       </w:r>
@@ -588,15 +988,15 @@
         </w:numPr>
         <w:rPr>
           <w:rFonts w:asciiTheme="majorHAnsi" w:hAnsiTheme="majorHAnsi" w:cstheme="majorHAnsi"/>
-          <w:sz w:val="24"/>
-          <w:szCs w:val="24"/>
-        </w:rPr>
-      </w:pPr>
-      <w:r>
-        <w:rPr>
-          <w:rFonts w:asciiTheme="majorHAnsi" w:hAnsiTheme="majorHAnsi" w:cstheme="majorHAnsi"/>
-          <w:sz w:val="24"/>
-          <w:szCs w:val="24"/>
+          <w:sz w:val="28"/>
+          <w:szCs w:val="28"/>
+        </w:rPr>
+      </w:pPr>
+      <w:r>
+        <w:rPr>
+          <w:rFonts w:asciiTheme="majorHAnsi" w:hAnsiTheme="majorHAnsi" w:cstheme="majorHAnsi"/>
+          <w:sz w:val="28"/>
+          <w:szCs w:val="28"/>
         </w:rPr>
         <w:t>Which of these is an even number?</w:t>
       </w:r>
@@ -610,15 +1010,15 @@
         </w:numPr>
         <w:rPr>
           <w:rFonts w:asciiTheme="majorHAnsi" w:hAnsiTheme="majorHAnsi" w:cstheme="majorHAnsi"/>
-          <w:sz w:val="24"/>
-          <w:szCs w:val="24"/>
-        </w:rPr>
-      </w:pPr>
-      <w:r>
-        <w:rPr>
-          <w:rFonts w:asciiTheme="majorHAnsi" w:hAnsiTheme="majorHAnsi" w:cstheme="majorHAnsi"/>
-          <w:sz w:val="24"/>
-          <w:szCs w:val="24"/>
+          <w:sz w:val="28"/>
+          <w:szCs w:val="28"/>
+        </w:rPr>
+      </w:pPr>
+      <w:r>
+        <w:rPr>
+          <w:rFonts w:asciiTheme="majorHAnsi" w:hAnsiTheme="majorHAnsi" w:cstheme="majorHAnsi"/>
+          <w:sz w:val="28"/>
+          <w:szCs w:val="28"/>
         </w:rPr>
         <w:t>36</w:t>
       </w:r>
@@ -632,15 +1032,15 @@
         </w:numPr>
         <w:rPr>
           <w:rFonts w:asciiTheme="majorHAnsi" w:hAnsiTheme="majorHAnsi" w:cstheme="majorHAnsi"/>
-          <w:sz w:val="24"/>
-          <w:szCs w:val="24"/>
-        </w:rPr>
-      </w:pPr>
-      <w:r>
-        <w:rPr>
-          <w:rFonts w:asciiTheme="majorHAnsi" w:hAnsiTheme="majorHAnsi" w:cstheme="majorHAnsi"/>
-          <w:sz w:val="24"/>
-          <w:szCs w:val="24"/>
+          <w:sz w:val="28"/>
+          <w:szCs w:val="28"/>
+        </w:rPr>
+      </w:pPr>
+      <w:r>
+        <w:rPr>
+          <w:rFonts w:asciiTheme="majorHAnsi" w:hAnsiTheme="majorHAnsi" w:cstheme="majorHAnsi"/>
+          <w:sz w:val="28"/>
+          <w:szCs w:val="28"/>
         </w:rPr>
         <w:t>15</w:t>
       </w:r>
@@ -654,15 +1054,15 @@
         </w:numPr>
         <w:rPr>
           <w:rFonts w:asciiTheme="majorHAnsi" w:hAnsiTheme="majorHAnsi" w:cstheme="majorHAnsi"/>
-          <w:sz w:val="24"/>
-          <w:szCs w:val="24"/>
-        </w:rPr>
-      </w:pPr>
-      <w:r>
-        <w:rPr>
-          <w:rFonts w:asciiTheme="majorHAnsi" w:hAnsiTheme="majorHAnsi" w:cstheme="majorHAnsi"/>
-          <w:sz w:val="24"/>
-          <w:szCs w:val="24"/>
+          <w:sz w:val="28"/>
+          <w:szCs w:val="28"/>
+        </w:rPr>
+      </w:pPr>
+      <w:r>
+        <w:rPr>
+          <w:rFonts w:asciiTheme="majorHAnsi" w:hAnsiTheme="majorHAnsi" w:cstheme="majorHAnsi"/>
+          <w:sz w:val="28"/>
+          <w:szCs w:val="28"/>
         </w:rPr>
         <w:t>23</w:t>
       </w:r>
@@ -676,15 +1076,15 @@
         </w:numPr>
         <w:rPr>
           <w:rFonts w:asciiTheme="majorHAnsi" w:hAnsiTheme="majorHAnsi" w:cstheme="majorHAnsi"/>
-          <w:sz w:val="24"/>
-          <w:szCs w:val="24"/>
-        </w:rPr>
-      </w:pPr>
-      <w:r>
-        <w:rPr>
-          <w:rFonts w:asciiTheme="majorHAnsi" w:hAnsiTheme="majorHAnsi" w:cstheme="majorHAnsi"/>
-          <w:sz w:val="24"/>
-          <w:szCs w:val="24"/>
+          <w:sz w:val="28"/>
+          <w:szCs w:val="28"/>
+        </w:rPr>
+      </w:pPr>
+      <w:r>
+        <w:rPr>
+          <w:rFonts w:asciiTheme="majorHAnsi" w:hAnsiTheme="majorHAnsi" w:cstheme="majorHAnsi"/>
+          <w:sz w:val="28"/>
+          <w:szCs w:val="28"/>
         </w:rPr>
         <w:t>What is the next odd number after 31?</w:t>
       </w:r>
@@ -698,15 +1098,15 @@
         </w:numPr>
         <w:rPr>
           <w:rFonts w:asciiTheme="majorHAnsi" w:hAnsiTheme="majorHAnsi" w:cstheme="majorHAnsi"/>
-          <w:sz w:val="24"/>
-          <w:szCs w:val="24"/>
-        </w:rPr>
-      </w:pPr>
-      <w:r>
-        <w:rPr>
-          <w:rFonts w:asciiTheme="majorHAnsi" w:hAnsiTheme="majorHAnsi" w:cstheme="majorHAnsi"/>
-          <w:sz w:val="24"/>
-          <w:szCs w:val="24"/>
+          <w:sz w:val="28"/>
+          <w:szCs w:val="28"/>
+        </w:rPr>
+      </w:pPr>
+      <w:r>
+        <w:rPr>
+          <w:rFonts w:asciiTheme="majorHAnsi" w:hAnsiTheme="majorHAnsi" w:cstheme="majorHAnsi"/>
+          <w:sz w:val="28"/>
+          <w:szCs w:val="28"/>
         </w:rPr>
         <w:t>33</w:t>
       </w:r>
@@ -720,15 +1120,15 @@
         </w:numPr>
         <w:rPr>
           <w:rFonts w:asciiTheme="majorHAnsi" w:hAnsiTheme="majorHAnsi" w:cstheme="majorHAnsi"/>
-          <w:sz w:val="24"/>
-          <w:szCs w:val="24"/>
-        </w:rPr>
-      </w:pPr>
-      <w:r>
-        <w:rPr>
-          <w:rFonts w:asciiTheme="majorHAnsi" w:hAnsiTheme="majorHAnsi" w:cstheme="majorHAnsi"/>
-          <w:sz w:val="24"/>
-          <w:szCs w:val="24"/>
+          <w:sz w:val="28"/>
+          <w:szCs w:val="28"/>
+        </w:rPr>
+      </w:pPr>
+      <w:r>
+        <w:rPr>
+          <w:rFonts w:asciiTheme="majorHAnsi" w:hAnsiTheme="majorHAnsi" w:cstheme="majorHAnsi"/>
+          <w:sz w:val="28"/>
+          <w:szCs w:val="28"/>
         </w:rPr>
         <w:t>32</w:t>
       </w:r>
@@ -742,15 +1142,15 @@
         </w:numPr>
         <w:rPr>
           <w:rFonts w:asciiTheme="majorHAnsi" w:hAnsiTheme="majorHAnsi" w:cstheme="majorHAnsi"/>
-          <w:sz w:val="24"/>
-          <w:szCs w:val="24"/>
-        </w:rPr>
-      </w:pPr>
-      <w:r>
-        <w:rPr>
-          <w:rFonts w:asciiTheme="majorHAnsi" w:hAnsiTheme="majorHAnsi" w:cstheme="majorHAnsi"/>
-          <w:sz w:val="24"/>
-          <w:szCs w:val="24"/>
+          <w:sz w:val="28"/>
+          <w:szCs w:val="28"/>
+        </w:rPr>
+      </w:pPr>
+      <w:r>
+        <w:rPr>
+          <w:rFonts w:asciiTheme="majorHAnsi" w:hAnsiTheme="majorHAnsi" w:cstheme="majorHAnsi"/>
+          <w:sz w:val="28"/>
+          <w:szCs w:val="28"/>
         </w:rPr>
         <w:t>35</w:t>
       </w:r>
@@ -764,15 +1164,15 @@
         </w:numPr>
         <w:rPr>
           <w:rFonts w:asciiTheme="majorHAnsi" w:hAnsiTheme="majorHAnsi" w:cstheme="majorHAnsi"/>
-          <w:sz w:val="24"/>
-          <w:szCs w:val="24"/>
-        </w:rPr>
-      </w:pPr>
-      <w:r>
-        <w:rPr>
-          <w:rFonts w:asciiTheme="majorHAnsi" w:hAnsiTheme="majorHAnsi" w:cstheme="majorHAnsi"/>
-          <w:sz w:val="24"/>
-          <w:szCs w:val="24"/>
+          <w:sz w:val="28"/>
+          <w:szCs w:val="28"/>
+        </w:rPr>
+      </w:pPr>
+      <w:r>
+        <w:rPr>
+          <w:rFonts w:asciiTheme="majorHAnsi" w:hAnsiTheme="majorHAnsi" w:cstheme="majorHAnsi"/>
+          <w:sz w:val="28"/>
+          <w:szCs w:val="28"/>
         </w:rPr>
         <w:t>What is the place value of 7 in 572?</w:t>
       </w:r>
@@ -786,15 +1186,15 @@
         </w:numPr>
         <w:rPr>
           <w:rFonts w:asciiTheme="majorHAnsi" w:hAnsiTheme="majorHAnsi" w:cstheme="majorHAnsi"/>
-          <w:sz w:val="24"/>
-          <w:szCs w:val="24"/>
-        </w:rPr>
-      </w:pPr>
-      <w:r>
-        <w:rPr>
-          <w:rFonts w:asciiTheme="majorHAnsi" w:hAnsiTheme="majorHAnsi" w:cstheme="majorHAnsi"/>
-          <w:sz w:val="24"/>
-          <w:szCs w:val="24"/>
+          <w:sz w:val="28"/>
+          <w:szCs w:val="28"/>
+        </w:rPr>
+      </w:pPr>
+      <w:r>
+        <w:rPr>
+          <w:rFonts w:asciiTheme="majorHAnsi" w:hAnsiTheme="majorHAnsi" w:cstheme="majorHAnsi"/>
+          <w:sz w:val="28"/>
+          <w:szCs w:val="28"/>
         </w:rPr>
         <w:t>Ones</w:t>
       </w:r>
@@ -808,15 +1208,15 @@
         </w:numPr>
         <w:rPr>
           <w:rFonts w:asciiTheme="majorHAnsi" w:hAnsiTheme="majorHAnsi" w:cstheme="majorHAnsi"/>
-          <w:sz w:val="24"/>
-          <w:szCs w:val="24"/>
-        </w:rPr>
-      </w:pPr>
-      <w:r>
-        <w:rPr>
-          <w:rFonts w:asciiTheme="majorHAnsi" w:hAnsiTheme="majorHAnsi" w:cstheme="majorHAnsi"/>
-          <w:sz w:val="24"/>
-          <w:szCs w:val="24"/>
+          <w:sz w:val="28"/>
+          <w:szCs w:val="28"/>
+        </w:rPr>
+      </w:pPr>
+      <w:r>
+        <w:rPr>
+          <w:rFonts w:asciiTheme="majorHAnsi" w:hAnsiTheme="majorHAnsi" w:cstheme="majorHAnsi"/>
+          <w:sz w:val="28"/>
+          <w:szCs w:val="28"/>
         </w:rPr>
         <w:t>Tens</w:t>
       </w:r>
@@ -830,15 +1230,15 @@
         </w:numPr>
         <w:rPr>
           <w:rFonts w:asciiTheme="majorHAnsi" w:hAnsiTheme="majorHAnsi" w:cstheme="majorHAnsi"/>
-          <w:sz w:val="24"/>
-          <w:szCs w:val="24"/>
-        </w:rPr>
-      </w:pPr>
-      <w:r>
-        <w:rPr>
-          <w:rFonts w:asciiTheme="majorHAnsi" w:hAnsiTheme="majorHAnsi" w:cstheme="majorHAnsi"/>
-          <w:sz w:val="24"/>
-          <w:szCs w:val="24"/>
+          <w:sz w:val="28"/>
+          <w:szCs w:val="28"/>
+        </w:rPr>
+      </w:pPr>
+      <w:r>
+        <w:rPr>
+          <w:rFonts w:asciiTheme="majorHAnsi" w:hAnsiTheme="majorHAnsi" w:cstheme="majorHAnsi"/>
+          <w:sz w:val="28"/>
+          <w:szCs w:val="28"/>
         </w:rPr>
         <w:t>Hundreds</w:t>
       </w:r>
@@ -852,17 +1252,16 @@
         </w:numPr>
         <w:rPr>
           <w:rFonts w:asciiTheme="majorHAnsi" w:hAnsiTheme="majorHAnsi" w:cstheme="majorHAnsi"/>
-          <w:sz w:val="24"/>
-          <w:szCs w:val="24"/>
-        </w:rPr>
-      </w:pPr>
-      <w:r>
-        <w:rPr>
-          <w:rFonts w:asciiTheme="majorHAnsi" w:hAnsiTheme="majorHAnsi" w:cstheme="majorHAnsi"/>
-          <w:sz w:val="24"/>
-          <w:szCs w:val="24"/>
-        </w:rPr>
-        <w:lastRenderedPageBreak/>
+          <w:sz w:val="28"/>
+          <w:szCs w:val="28"/>
+        </w:rPr>
+      </w:pPr>
+      <w:r>
+        <w:rPr>
+          <w:rFonts w:asciiTheme="majorHAnsi" w:hAnsiTheme="majorHAnsi" w:cstheme="majorHAnsi"/>
+          <w:sz w:val="28"/>
+          <w:szCs w:val="28"/>
+        </w:rPr>
         <w:t>If the clock shows 3:30, what is the time in words?</w:t>
       </w:r>
     </w:p>
@@ -875,15 +1274,15 @@
         </w:numPr>
         <w:rPr>
           <w:rFonts w:asciiTheme="majorHAnsi" w:hAnsiTheme="majorHAnsi" w:cstheme="majorHAnsi"/>
-          <w:sz w:val="24"/>
-          <w:szCs w:val="24"/>
-        </w:rPr>
-      </w:pPr>
-      <w:r>
-        <w:rPr>
-          <w:rFonts w:asciiTheme="majorHAnsi" w:hAnsiTheme="majorHAnsi" w:cstheme="majorHAnsi"/>
-          <w:sz w:val="24"/>
-          <w:szCs w:val="24"/>
+          <w:sz w:val="28"/>
+          <w:szCs w:val="28"/>
+        </w:rPr>
+      </w:pPr>
+      <w:r>
+        <w:rPr>
+          <w:rFonts w:asciiTheme="majorHAnsi" w:hAnsiTheme="majorHAnsi" w:cstheme="majorHAnsi"/>
+          <w:sz w:val="28"/>
+          <w:szCs w:val="28"/>
         </w:rPr>
         <w:t>Half past three</w:t>
       </w:r>
@@ -897,15 +1296,15 @@
         </w:numPr>
         <w:rPr>
           <w:rFonts w:asciiTheme="majorHAnsi" w:hAnsiTheme="majorHAnsi" w:cstheme="majorHAnsi"/>
-          <w:sz w:val="24"/>
-          <w:szCs w:val="24"/>
-        </w:rPr>
-      </w:pPr>
-      <w:r>
-        <w:rPr>
-          <w:rFonts w:asciiTheme="majorHAnsi" w:hAnsiTheme="majorHAnsi" w:cstheme="majorHAnsi"/>
-          <w:sz w:val="24"/>
-          <w:szCs w:val="24"/>
+          <w:sz w:val="28"/>
+          <w:szCs w:val="28"/>
+        </w:rPr>
+      </w:pPr>
+      <w:r>
+        <w:rPr>
+          <w:rFonts w:asciiTheme="majorHAnsi" w:hAnsiTheme="majorHAnsi" w:cstheme="majorHAnsi"/>
+          <w:sz w:val="28"/>
+          <w:szCs w:val="28"/>
         </w:rPr>
         <w:t>Quarter to three</w:t>
       </w:r>
@@ -919,15 +1318,15 @@
         </w:numPr>
         <w:rPr>
           <w:rFonts w:asciiTheme="majorHAnsi" w:hAnsiTheme="majorHAnsi" w:cstheme="majorHAnsi"/>
-          <w:sz w:val="24"/>
-          <w:szCs w:val="24"/>
-        </w:rPr>
-      </w:pPr>
-      <w:r>
-        <w:rPr>
-          <w:rFonts w:asciiTheme="majorHAnsi" w:hAnsiTheme="majorHAnsi" w:cstheme="majorHAnsi"/>
-          <w:sz w:val="24"/>
-          <w:szCs w:val="24"/>
+          <w:sz w:val="28"/>
+          <w:szCs w:val="28"/>
+        </w:rPr>
+      </w:pPr>
+      <w:r>
+        <w:rPr>
+          <w:rFonts w:asciiTheme="majorHAnsi" w:hAnsiTheme="majorHAnsi" w:cstheme="majorHAnsi"/>
+          <w:sz w:val="28"/>
+          <w:szCs w:val="28"/>
         </w:rPr>
         <w:t>Three O’ clock</w:t>
       </w:r>
@@ -939,8 +1338,8 @@
           <w:rFonts w:asciiTheme="majorHAnsi" w:hAnsiTheme="majorHAnsi" w:cstheme="majorHAnsi"/>
           <w:b/>
           <w:bCs/>
-          <w:sz w:val="24"/>
-          <w:szCs w:val="24"/>
+          <w:sz w:val="32"/>
+          <w:szCs w:val="32"/>
         </w:rPr>
       </w:pPr>
       <w:r>
@@ -948,10 +1347,21 @@
           <w:rFonts w:asciiTheme="majorHAnsi" w:hAnsiTheme="majorHAnsi" w:cstheme="majorHAnsi"/>
           <w:b/>
           <w:bCs/>
-          <w:sz w:val="24"/>
-          <w:szCs w:val="24"/>
+          <w:sz w:val="32"/>
+          <w:szCs w:val="32"/>
         </w:rPr>
         <w:t>Q2 Write true for true statement and false for false statement.</w:t>
+      </w:r>
+      <w:r>
+        <w:rPr>
+          <w:rFonts w:asciiTheme="majorHAnsi" w:hAnsiTheme="majorHAnsi" w:cstheme="majorHAnsi"/>
+          <w:b/>
+          <w:bCs/>
+          <w:sz w:val="32"/>
+          <w:szCs w:val="32"/>
+        </w:rPr>
+        <w:tab/>
+        <w:t>(5)</w:t>
       </w:r>
     </w:p>
     <w:p>
@@ -963,23 +1373,23 @@
         </w:numPr>
         <w:rPr>
           <w:rFonts w:asciiTheme="majorHAnsi" w:hAnsiTheme="majorHAnsi" w:cstheme="majorHAnsi"/>
-          <w:sz w:val="24"/>
-          <w:szCs w:val="24"/>
-        </w:rPr>
-      </w:pPr>
-      <w:r>
-        <w:rPr>
-          <w:rFonts w:asciiTheme="majorHAnsi" w:hAnsiTheme="majorHAnsi" w:cstheme="majorHAnsi"/>
-          <w:sz w:val="24"/>
-          <w:szCs w:val="24"/>
+          <w:sz w:val="28"/>
+          <w:szCs w:val="28"/>
+        </w:rPr>
+      </w:pPr>
+      <w:r>
+        <w:rPr>
+          <w:rFonts w:asciiTheme="majorHAnsi" w:hAnsiTheme="majorHAnsi" w:cstheme="majorHAnsi"/>
+          <w:sz w:val="28"/>
+          <w:szCs w:val="28"/>
         </w:rPr>
         <w:t xml:space="preserve">23 is an even </w:t>
       </w:r>
       <w:r>
         <w:rPr>
           <w:rFonts w:asciiTheme="majorHAnsi" w:hAnsiTheme="majorHAnsi" w:cstheme="majorHAnsi"/>
-          <w:sz w:val="24"/>
-          <w:szCs w:val="24"/>
+          <w:sz w:val="28"/>
+          <w:szCs w:val="28"/>
         </w:rPr>
         <w:t>number. _______</w:t>
       </w:r>
@@ -993,23 +1403,23 @@
         </w:numPr>
         <w:rPr>
           <w:rFonts w:asciiTheme="majorHAnsi" w:hAnsiTheme="majorHAnsi" w:cstheme="majorHAnsi"/>
-          <w:sz w:val="24"/>
-          <w:szCs w:val="24"/>
-        </w:rPr>
-      </w:pPr>
-      <w:r>
-        <w:rPr>
-          <w:rFonts w:asciiTheme="majorHAnsi" w:hAnsiTheme="majorHAnsi" w:cstheme="majorHAnsi"/>
-          <w:sz w:val="24"/>
-          <w:szCs w:val="24"/>
+          <w:sz w:val="28"/>
+          <w:szCs w:val="28"/>
+        </w:rPr>
+      </w:pPr>
+      <w:r>
+        <w:rPr>
+          <w:rFonts w:asciiTheme="majorHAnsi" w:hAnsiTheme="majorHAnsi" w:cstheme="majorHAnsi"/>
+          <w:sz w:val="28"/>
+          <w:szCs w:val="28"/>
         </w:rPr>
         <w:t xml:space="preserve">52 is an odd </w:t>
       </w:r>
       <w:r>
         <w:rPr>
           <w:rFonts w:asciiTheme="majorHAnsi" w:hAnsiTheme="majorHAnsi" w:cstheme="majorHAnsi"/>
-          <w:sz w:val="24"/>
-          <w:szCs w:val="24"/>
+          <w:sz w:val="28"/>
+          <w:szCs w:val="28"/>
         </w:rPr>
         <w:t>number. ________</w:t>
       </w:r>
@@ -1023,23 +1433,23 @@
         </w:numPr>
         <w:rPr>
           <w:rFonts w:asciiTheme="majorHAnsi" w:hAnsiTheme="majorHAnsi" w:cstheme="majorHAnsi"/>
-          <w:sz w:val="24"/>
-          <w:szCs w:val="24"/>
-        </w:rPr>
-      </w:pPr>
-      <w:r>
-        <w:rPr>
-          <w:rFonts w:asciiTheme="majorHAnsi" w:hAnsiTheme="majorHAnsi" w:cstheme="majorHAnsi"/>
-          <w:sz w:val="24"/>
-          <w:szCs w:val="24"/>
+          <w:sz w:val="28"/>
+          <w:szCs w:val="28"/>
+        </w:rPr>
+      </w:pPr>
+      <w:r>
+        <w:rPr>
+          <w:rFonts w:asciiTheme="majorHAnsi" w:hAnsiTheme="majorHAnsi" w:cstheme="majorHAnsi"/>
+          <w:sz w:val="28"/>
+          <w:szCs w:val="28"/>
         </w:rPr>
         <w:t xml:space="preserve">The roman numeral for 20 is </w:t>
       </w:r>
       <w:r>
         <w:rPr>
           <w:rFonts w:asciiTheme="majorHAnsi" w:hAnsiTheme="majorHAnsi" w:cstheme="majorHAnsi"/>
-          <w:sz w:val="24"/>
-          <w:szCs w:val="24"/>
+          <w:sz w:val="28"/>
+          <w:szCs w:val="28"/>
         </w:rPr>
         <w:t>xx. _______</w:t>
       </w:r>
@@ -1053,23 +1463,23 @@
         </w:numPr>
         <w:rPr>
           <w:rFonts w:asciiTheme="majorHAnsi" w:hAnsiTheme="majorHAnsi" w:cstheme="majorHAnsi"/>
-          <w:sz w:val="24"/>
-          <w:szCs w:val="24"/>
-        </w:rPr>
-      </w:pPr>
-      <w:r>
-        <w:rPr>
-          <w:rFonts w:asciiTheme="majorHAnsi" w:hAnsiTheme="majorHAnsi" w:cstheme="majorHAnsi"/>
-          <w:sz w:val="24"/>
-          <w:szCs w:val="24"/>
+          <w:sz w:val="28"/>
+          <w:szCs w:val="28"/>
+        </w:rPr>
+      </w:pPr>
+      <w:r>
+        <w:rPr>
+          <w:rFonts w:asciiTheme="majorHAnsi" w:hAnsiTheme="majorHAnsi" w:cstheme="majorHAnsi"/>
+          <w:sz w:val="28"/>
+          <w:szCs w:val="28"/>
         </w:rPr>
         <w:t xml:space="preserve">There are 60 minutes in an </w:t>
       </w:r>
       <w:r>
         <w:rPr>
           <w:rFonts w:asciiTheme="majorHAnsi" w:hAnsiTheme="majorHAnsi" w:cstheme="majorHAnsi"/>
-          <w:sz w:val="24"/>
-          <w:szCs w:val="24"/>
+          <w:sz w:val="28"/>
+          <w:szCs w:val="28"/>
         </w:rPr>
         <w:t>hour. _______</w:t>
       </w:r>
@@ -1083,23 +1493,23 @@
         </w:numPr>
         <w:rPr>
           <w:rFonts w:asciiTheme="majorHAnsi" w:hAnsiTheme="majorHAnsi" w:cstheme="majorHAnsi"/>
-          <w:sz w:val="24"/>
-          <w:szCs w:val="24"/>
-        </w:rPr>
-      </w:pPr>
-      <w:r>
-        <w:rPr>
-          <w:rFonts w:asciiTheme="majorHAnsi" w:hAnsiTheme="majorHAnsi" w:cstheme="majorHAnsi"/>
-          <w:sz w:val="24"/>
-          <w:szCs w:val="24"/>
+          <w:sz w:val="28"/>
+          <w:szCs w:val="28"/>
+        </w:rPr>
+      </w:pPr>
+      <w:r>
+        <w:rPr>
+          <w:rFonts w:asciiTheme="majorHAnsi" w:hAnsiTheme="majorHAnsi" w:cstheme="majorHAnsi"/>
+          <w:sz w:val="28"/>
+          <w:szCs w:val="28"/>
         </w:rPr>
         <w:t xml:space="preserve">The place value of 5 in 572 is </w:t>
       </w:r>
       <w:r>
         <w:rPr>
           <w:rFonts w:asciiTheme="majorHAnsi" w:hAnsiTheme="majorHAnsi" w:cstheme="majorHAnsi"/>
-          <w:sz w:val="24"/>
-          <w:szCs w:val="24"/>
+          <w:sz w:val="28"/>
+          <w:szCs w:val="28"/>
         </w:rPr>
         <w:t>tens. ______</w:t>
       </w:r>
@@ -1111,8 +1521,8 @@
           <w:rFonts w:asciiTheme="majorHAnsi" w:hAnsiTheme="majorHAnsi" w:cstheme="majorHAnsi"/>
           <w:b/>
           <w:bCs/>
-          <w:sz w:val="24"/>
-          <w:szCs w:val="24"/>
+          <w:sz w:val="28"/>
+          <w:szCs w:val="28"/>
         </w:rPr>
       </w:pPr>
       <w:r>
@@ -1120,10 +1530,31 @@
           <w:rFonts w:asciiTheme="majorHAnsi" w:hAnsiTheme="majorHAnsi" w:cstheme="majorHAnsi"/>
           <w:b/>
           <w:bCs/>
-          <w:sz w:val="24"/>
-          <w:szCs w:val="24"/>
+          <w:sz w:val="28"/>
+          <w:szCs w:val="28"/>
         </w:rPr>
         <w:t>Q3 Fill in the blanks.</w:t>
+      </w:r>
+      <w:r>
+        <w:rPr>
+          <w:rFonts w:asciiTheme="majorHAnsi" w:hAnsiTheme="majorHAnsi" w:cstheme="majorHAnsi"/>
+          <w:b/>
+          <w:bCs/>
+          <w:sz w:val="28"/>
+          <w:szCs w:val="28"/>
+        </w:rPr>
+        <w:tab/>
+      </w:r>
+      <w:r>
+        <w:rPr>
+          <w:rFonts w:asciiTheme="majorHAnsi" w:hAnsiTheme="majorHAnsi" w:cstheme="majorHAnsi"/>
+          <w:b/>
+          <w:bCs/>
+          <w:sz w:val="28"/>
+          <w:szCs w:val="28"/>
+        </w:rPr>
+        <w:tab/>
+        <w:t>(5)</w:t>
       </w:r>
     </w:p>
     <w:p>
@@ -1135,15 +1566,15 @@
         </w:numPr>
         <w:rPr>
           <w:rFonts w:asciiTheme="majorHAnsi" w:hAnsiTheme="majorHAnsi" w:cstheme="majorHAnsi"/>
-          <w:sz w:val="24"/>
-          <w:szCs w:val="24"/>
-        </w:rPr>
-      </w:pPr>
-      <w:r>
-        <w:rPr>
-          <w:rFonts w:asciiTheme="majorHAnsi" w:hAnsiTheme="majorHAnsi" w:cstheme="majorHAnsi"/>
-          <w:sz w:val="24"/>
-          <w:szCs w:val="24"/>
+          <w:sz w:val="28"/>
+          <w:szCs w:val="28"/>
+        </w:rPr>
+      </w:pPr>
+      <w:r>
+        <w:rPr>
+          <w:rFonts w:asciiTheme="majorHAnsi" w:hAnsiTheme="majorHAnsi" w:cstheme="majorHAnsi"/>
+          <w:sz w:val="28"/>
+          <w:szCs w:val="28"/>
         </w:rPr>
         <w:t>1 day = _________ hours</w:t>
       </w:r>
@@ -1157,15 +1588,15 @@
         </w:numPr>
         <w:rPr>
           <w:rFonts w:asciiTheme="majorHAnsi" w:hAnsiTheme="majorHAnsi" w:cstheme="majorHAnsi"/>
-          <w:sz w:val="24"/>
-          <w:szCs w:val="24"/>
-        </w:rPr>
-      </w:pPr>
-      <w:r>
-        <w:rPr>
-          <w:rFonts w:asciiTheme="majorHAnsi" w:hAnsiTheme="majorHAnsi" w:cstheme="majorHAnsi"/>
-          <w:sz w:val="24"/>
-          <w:szCs w:val="24"/>
+          <w:sz w:val="28"/>
+          <w:szCs w:val="28"/>
+        </w:rPr>
+      </w:pPr>
+      <w:r>
+        <w:rPr>
+          <w:rFonts w:asciiTheme="majorHAnsi" w:hAnsiTheme="majorHAnsi" w:cstheme="majorHAnsi"/>
+          <w:sz w:val="28"/>
+          <w:szCs w:val="28"/>
         </w:rPr>
         <w:t>1 week = _________days</w:t>
       </w:r>
@@ -1179,15 +1610,15 @@
         </w:numPr>
         <w:rPr>
           <w:rFonts w:asciiTheme="majorHAnsi" w:hAnsiTheme="majorHAnsi" w:cstheme="majorHAnsi"/>
-          <w:sz w:val="24"/>
-          <w:szCs w:val="24"/>
-        </w:rPr>
-      </w:pPr>
-      <w:r>
-        <w:rPr>
-          <w:rFonts w:asciiTheme="majorHAnsi" w:hAnsiTheme="majorHAnsi" w:cstheme="majorHAnsi"/>
-          <w:sz w:val="24"/>
-          <w:szCs w:val="24"/>
+          <w:sz w:val="28"/>
+          <w:szCs w:val="28"/>
+        </w:rPr>
+      </w:pPr>
+      <w:r>
+        <w:rPr>
+          <w:rFonts w:asciiTheme="majorHAnsi" w:hAnsiTheme="majorHAnsi" w:cstheme="majorHAnsi"/>
+          <w:sz w:val="28"/>
+          <w:szCs w:val="28"/>
         </w:rPr>
         <w:t>1 month = _________or ___________days</w:t>
       </w:r>
@@ -1201,15 +1632,15 @@
         </w:numPr>
         <w:rPr>
           <w:rFonts w:asciiTheme="majorHAnsi" w:hAnsiTheme="majorHAnsi" w:cstheme="majorHAnsi"/>
-          <w:sz w:val="24"/>
-          <w:szCs w:val="24"/>
-        </w:rPr>
-      </w:pPr>
-      <w:r>
-        <w:rPr>
-          <w:rFonts w:asciiTheme="majorHAnsi" w:hAnsiTheme="majorHAnsi" w:cstheme="majorHAnsi"/>
-          <w:sz w:val="24"/>
-          <w:szCs w:val="24"/>
+          <w:sz w:val="28"/>
+          <w:szCs w:val="28"/>
+        </w:rPr>
+      </w:pPr>
+      <w:r>
+        <w:rPr>
+          <w:rFonts w:asciiTheme="majorHAnsi" w:hAnsiTheme="majorHAnsi" w:cstheme="majorHAnsi"/>
+          <w:sz w:val="28"/>
+          <w:szCs w:val="28"/>
         </w:rPr>
         <w:t>1 year = __________months</w:t>
       </w:r>
@@ -1223,15 +1654,15 @@
         </w:numPr>
         <w:rPr>
           <w:rFonts w:asciiTheme="majorHAnsi" w:hAnsiTheme="majorHAnsi" w:cstheme="majorHAnsi"/>
-          <w:sz w:val="24"/>
-          <w:szCs w:val="24"/>
-        </w:rPr>
-      </w:pPr>
-      <w:r>
-        <w:rPr>
-          <w:rFonts w:asciiTheme="majorHAnsi" w:hAnsiTheme="majorHAnsi" w:cstheme="majorHAnsi"/>
-          <w:sz w:val="24"/>
-          <w:szCs w:val="24"/>
+          <w:sz w:val="28"/>
+          <w:szCs w:val="28"/>
+        </w:rPr>
+      </w:pPr>
+      <w:r>
+        <w:rPr>
+          <w:rFonts w:asciiTheme="majorHAnsi" w:hAnsiTheme="majorHAnsi" w:cstheme="majorHAnsi"/>
+          <w:sz w:val="28"/>
+          <w:szCs w:val="28"/>
         </w:rPr>
         <w:t>1 minute = ________second.</w:t>
       </w:r>
@@ -1262,15 +1693,15 @@
           <w:rFonts w:asciiTheme="majorHAnsi" w:hAnsiTheme="majorHAnsi" w:cstheme="majorHAnsi"/>
           <w:b/>
           <w:bCs/>
-          <w:sz w:val="24"/>
-          <w:szCs w:val="24"/>
-        </w:rPr>
-      </w:pPr>
-      <w:r>
-        <w:rPr>
-          <w:rFonts w:asciiTheme="majorHAnsi" w:hAnsiTheme="majorHAnsi" w:cstheme="majorHAnsi"/>
-          <w:sz w:val="24"/>
-          <w:szCs w:val="24"/>
+          <w:sz w:val="32"/>
+          <w:szCs w:val="32"/>
+        </w:rPr>
+      </w:pPr>
+      <w:r>
+        <w:rPr>
+          <w:rFonts w:asciiTheme="majorHAnsi" w:hAnsiTheme="majorHAnsi" w:cstheme="majorHAnsi"/>
+          <w:sz w:val="32"/>
+          <w:szCs w:val="32"/>
         </w:rPr>
         <w:t xml:space="preserve"> </w:t>
       </w:r>
@@ -1279,10 +1710,21 @@
           <w:rFonts w:asciiTheme="majorHAnsi" w:hAnsiTheme="majorHAnsi" w:cstheme="majorHAnsi"/>
           <w:b/>
           <w:bCs/>
-          <w:sz w:val="24"/>
-          <w:szCs w:val="24"/>
+          <w:sz w:val="32"/>
+          <w:szCs w:val="32"/>
         </w:rPr>
         <w:t>Q4 write time for analog and digital clocks.</w:t>
+      </w:r>
+      <w:r>
+        <w:rPr>
+          <w:rFonts w:asciiTheme="majorHAnsi" w:hAnsiTheme="majorHAnsi" w:cstheme="majorHAnsi"/>
+          <w:b/>
+          <w:bCs/>
+          <w:sz w:val="32"/>
+          <w:szCs w:val="32"/>
+        </w:rPr>
+        <w:tab/>
+        <w:t>(5)</w:t>
       </w:r>
     </w:p>
     <w:p>
@@ -1358,7 +1800,7 @@
                     <pic:cNvPicPr/>
                   </pic:nvPicPr>
                   <pic:blipFill>
-                    <a:blip r:embed="rId5" cstate="print">
+                    <a:blip r:embed="rId6" cstate="print">
                       <a:extLst>
                         <a:ext uri="{28A0092B-C50C-407E-A947-70E740481C1C}">
                           <a14:useLocalDpi xmlns:a14="http://schemas.microsoft.com/office/drawing/2010/main" val="0"/>
@@ -1422,7 +1864,7 @@
                     <pic:cNvPicPr/>
                   </pic:nvPicPr>
                   <pic:blipFill>
-                    <a:blip r:embed="rId6" cstate="print">
+                    <a:blip r:embed="rId7" cstate="print">
                       <a:extLst>
                         <a:ext uri="{28A0092B-C50C-407E-A947-70E740481C1C}">
                           <a14:useLocalDpi xmlns:a14="http://schemas.microsoft.com/office/drawing/2010/main" val="0"/>
@@ -1475,6 +1917,7 @@
     </w:p>
     <w:p>
       <w:pPr>
+        <w:spacing w:after="0"/>
         <w:rPr>
           <w:rFonts w:asciiTheme="majorHAnsi" w:hAnsiTheme="majorHAnsi" w:cstheme="majorHAnsi"/>
           <w:sz w:val="24"/>
@@ -1509,6 +1952,7 @@
     </w:p>
     <w:p>
       <w:pPr>
+        <w:spacing w:after="0"/>
         <w:rPr>
           <w:rFonts w:asciiTheme="majorHAnsi" w:hAnsiTheme="majorHAnsi" w:cstheme="majorHAnsi"/>
           <w:sz w:val="24"/>
@@ -1518,6 +1962,7 @@
     </w:p>
     <w:p>
       <w:pPr>
+        <w:spacing w:after="0"/>
         <w:rPr>
           <w:rFonts w:asciiTheme="majorHAnsi" w:hAnsiTheme="majorHAnsi" w:cstheme="majorHAnsi"/>
           <w:b/>
@@ -1648,7 +2093,6 @@
           <w:sz w:val="28"/>
           <w:szCs w:val="28"/>
         </w:rPr>
-        <w:lastRenderedPageBreak/>
         <w:t>09:30</w:t>
       </w:r>
     </w:p>
@@ -1669,6 +2113,468 @@
           <w:szCs w:val="24"/>
         </w:rPr>
         <w:t>________</w:t>
+      </w:r>
+    </w:p>
+    <w:p>
+      <w:pPr>
+        <w:rPr>
+          <w:rFonts w:asciiTheme="majorHAnsi" w:hAnsiTheme="majorHAnsi" w:cstheme="majorHAnsi"/>
+          <w:b/>
+          <w:bCs/>
+          <w:sz w:val="28"/>
+          <w:szCs w:val="28"/>
+        </w:rPr>
+      </w:pPr>
+      <w:r>
+        <w:rPr>
+          <w:rFonts w:asciiTheme="majorHAnsi" w:hAnsiTheme="majorHAnsi" w:cstheme="majorHAnsi"/>
+          <w:b/>
+          <w:bCs/>
+          <w:sz w:val="28"/>
+          <w:szCs w:val="28"/>
+        </w:rPr>
+        <w:t>Q</w:t>
+      </w:r>
+      <w:r>
+        <w:rPr>
+          <w:rFonts w:asciiTheme="majorHAnsi" w:hAnsiTheme="majorHAnsi" w:cstheme="majorHAnsi"/>
+          <w:b/>
+          <w:bCs/>
+          <w:sz w:val="28"/>
+          <w:szCs w:val="28"/>
+        </w:rPr>
+        <w:t xml:space="preserve">5 </w:t>
+      </w:r>
+      <w:r>
+        <w:rPr>
+          <w:rFonts w:asciiTheme="majorHAnsi" w:hAnsiTheme="majorHAnsi" w:cstheme="majorHAnsi"/>
+          <w:b/>
+          <w:bCs/>
+          <w:sz w:val="28"/>
+          <w:szCs w:val="28"/>
+        </w:rPr>
+        <w:t>Solve the following.</w:t>
+      </w:r>
+      <w:r>
+        <w:rPr>
+          <w:rFonts w:asciiTheme="majorHAnsi" w:hAnsiTheme="majorHAnsi" w:cstheme="majorHAnsi"/>
+          <w:b/>
+          <w:bCs/>
+          <w:sz w:val="28"/>
+          <w:szCs w:val="28"/>
+        </w:rPr>
+        <w:tab/>
+        <w:t>(6)</w:t>
+      </w:r>
+    </w:p>
+    <w:p>
+      <w:pPr>
+        <w:spacing w:line="240" w:lineRule="auto"/>
+        <w:rPr>
+          <w:rFonts w:asciiTheme="majorHAnsi" w:hAnsiTheme="majorHAnsi" w:cstheme="majorHAnsi"/>
+          <w:sz w:val="32"/>
+          <w:szCs w:val="32"/>
+        </w:rPr>
+      </w:pPr>
+      <w:r>
+        <w:rPr>
+          <w:rFonts w:asciiTheme="majorHAnsi" w:hAnsiTheme="majorHAnsi" w:cstheme="majorHAnsi"/>
+          <w:sz w:val="32"/>
+          <w:szCs w:val="32"/>
+        </w:rPr>
+        <w:t>431</w:t>
+      </w:r>
+      <w:r>
+        <w:rPr>
+          <w:rFonts w:asciiTheme="majorHAnsi" w:hAnsiTheme="majorHAnsi" w:cstheme="majorHAnsi"/>
+          <w:sz w:val="32"/>
+          <w:szCs w:val="32"/>
+        </w:rPr>
+        <w:tab/>
+      </w:r>
+      <w:r>
+        <w:rPr>
+          <w:rFonts w:asciiTheme="majorHAnsi" w:hAnsiTheme="majorHAnsi" w:cstheme="majorHAnsi"/>
+          <w:sz w:val="32"/>
+          <w:szCs w:val="32"/>
+        </w:rPr>
+        <w:tab/>
+      </w:r>
+      <w:r>
+        <w:rPr>
+          <w:rFonts w:asciiTheme="majorHAnsi" w:hAnsiTheme="majorHAnsi" w:cstheme="majorHAnsi"/>
+          <w:sz w:val="32"/>
+          <w:szCs w:val="32"/>
+        </w:rPr>
+        <w:tab/>
+      </w:r>
+      <w:r>
+        <w:rPr>
+          <w:rFonts w:asciiTheme="majorHAnsi" w:hAnsiTheme="majorHAnsi" w:cstheme="majorHAnsi"/>
+          <w:sz w:val="32"/>
+          <w:szCs w:val="32"/>
+        </w:rPr>
+        <w:tab/>
+        <w:t>582</w:t>
+      </w:r>
+      <w:r>
+        <w:rPr>
+          <w:rFonts w:asciiTheme="majorHAnsi" w:hAnsiTheme="majorHAnsi" w:cstheme="majorHAnsi"/>
+          <w:sz w:val="32"/>
+          <w:szCs w:val="32"/>
+        </w:rPr>
+        <w:tab/>
+      </w:r>
+      <w:r>
+        <w:rPr>
+          <w:rFonts w:asciiTheme="majorHAnsi" w:hAnsiTheme="majorHAnsi" w:cstheme="majorHAnsi"/>
+          <w:sz w:val="32"/>
+          <w:szCs w:val="32"/>
+        </w:rPr>
+        <w:tab/>
+      </w:r>
+      <w:r>
+        <w:rPr>
+          <w:rFonts w:asciiTheme="majorHAnsi" w:hAnsiTheme="majorHAnsi" w:cstheme="majorHAnsi"/>
+          <w:sz w:val="32"/>
+          <w:szCs w:val="32"/>
+        </w:rPr>
+        <w:tab/>
+      </w:r>
+      <w:r>
+        <w:rPr>
+          <w:rFonts w:asciiTheme="majorHAnsi" w:hAnsiTheme="majorHAnsi" w:cstheme="majorHAnsi"/>
+          <w:sz w:val="32"/>
+          <w:szCs w:val="32"/>
+        </w:rPr>
+        <w:tab/>
+      </w:r>
+      <w:r>
+        <w:rPr>
+          <w:rFonts w:asciiTheme="majorHAnsi" w:hAnsiTheme="majorHAnsi" w:cstheme="majorHAnsi"/>
+          <w:sz w:val="32"/>
+          <w:szCs w:val="32"/>
+        </w:rPr>
+        <w:tab/>
+        <w:t>2746</w:t>
+      </w:r>
+    </w:p>
+    <w:p>
+      <w:pPr>
+        <w:spacing w:line="240" w:lineRule="auto"/>
+        <w:rPr>
+          <w:rFonts w:asciiTheme="majorHAnsi" w:hAnsiTheme="majorHAnsi" w:cstheme="majorHAnsi"/>
+          <w:sz w:val="32"/>
+          <w:szCs w:val="32"/>
+        </w:rPr>
+      </w:pPr>
+      <w:r>
+        <w:rPr>
+          <w:rFonts w:asciiTheme="majorHAnsi" w:hAnsiTheme="majorHAnsi" w:cstheme="majorHAnsi"/>
+          <w:sz w:val="32"/>
+          <w:szCs w:val="32"/>
+        </w:rPr>
+        <w:t>+24</w:t>
+      </w:r>
+      <w:r>
+        <w:rPr>
+          <w:rFonts w:asciiTheme="majorHAnsi" w:hAnsiTheme="majorHAnsi" w:cstheme="majorHAnsi"/>
+          <w:sz w:val="32"/>
+          <w:szCs w:val="32"/>
+        </w:rPr>
+        <w:tab/>
+      </w:r>
+      <w:r>
+        <w:rPr>
+          <w:rFonts w:asciiTheme="majorHAnsi" w:hAnsiTheme="majorHAnsi" w:cstheme="majorHAnsi"/>
+          <w:sz w:val="32"/>
+          <w:szCs w:val="32"/>
+        </w:rPr>
+        <w:tab/>
+      </w:r>
+      <w:r>
+        <w:rPr>
+          <w:rFonts w:asciiTheme="majorHAnsi" w:hAnsiTheme="majorHAnsi" w:cstheme="majorHAnsi"/>
+          <w:sz w:val="32"/>
+          <w:szCs w:val="32"/>
+        </w:rPr>
+        <w:tab/>
+      </w:r>
+      <w:r>
+        <w:rPr>
+          <w:rFonts w:asciiTheme="majorHAnsi" w:hAnsiTheme="majorHAnsi" w:cstheme="majorHAnsi"/>
+          <w:sz w:val="32"/>
+          <w:szCs w:val="32"/>
+        </w:rPr>
+        <w:tab/>
+        <w:t>+137</w:t>
+      </w:r>
+      <w:r>
+        <w:rPr>
+          <w:rFonts w:asciiTheme="majorHAnsi" w:hAnsiTheme="majorHAnsi" w:cstheme="majorHAnsi"/>
+          <w:sz w:val="32"/>
+          <w:szCs w:val="32"/>
+        </w:rPr>
+        <w:tab/>
+      </w:r>
+      <w:r>
+        <w:rPr>
+          <w:rFonts w:asciiTheme="majorHAnsi" w:hAnsiTheme="majorHAnsi" w:cstheme="majorHAnsi"/>
+          <w:sz w:val="32"/>
+          <w:szCs w:val="32"/>
+        </w:rPr>
+        <w:tab/>
+      </w:r>
+      <w:r>
+        <w:rPr>
+          <w:rFonts w:asciiTheme="majorHAnsi" w:hAnsiTheme="majorHAnsi" w:cstheme="majorHAnsi"/>
+          <w:sz w:val="32"/>
+          <w:szCs w:val="32"/>
+        </w:rPr>
+        <w:tab/>
+      </w:r>
+      <w:r>
+        <w:rPr>
+          <w:rFonts w:asciiTheme="majorHAnsi" w:hAnsiTheme="majorHAnsi" w:cstheme="majorHAnsi"/>
+          <w:sz w:val="32"/>
+          <w:szCs w:val="32"/>
+        </w:rPr>
+        <w:tab/>
+      </w:r>
+      <w:r>
+        <w:rPr>
+          <w:rFonts w:asciiTheme="majorHAnsi" w:hAnsiTheme="majorHAnsi" w:cstheme="majorHAnsi"/>
+          <w:sz w:val="32"/>
+          <w:szCs w:val="32"/>
+        </w:rPr>
+        <w:tab/>
+        <w:t>1012</w:t>
+      </w:r>
+    </w:p>
+    <w:p>
+      <w:pPr>
+        <w:spacing w:line="240" w:lineRule="auto"/>
+        <w:rPr>
+          <w:rFonts w:asciiTheme="majorHAnsi" w:hAnsiTheme="majorHAnsi" w:cstheme="majorHAnsi"/>
+          <w:sz w:val="32"/>
+          <w:szCs w:val="32"/>
+        </w:rPr>
+      </w:pPr>
+      <w:r>
+        <w:rPr>
+          <w:rFonts w:asciiTheme="majorHAnsi" w:hAnsiTheme="majorHAnsi" w:cstheme="majorHAnsi"/>
+          <w:sz w:val="32"/>
+          <w:szCs w:val="32"/>
+        </w:rPr>
+        <w:t>_______</w:t>
+      </w:r>
+      <w:r>
+        <w:rPr>
+          <w:rFonts w:asciiTheme="majorHAnsi" w:hAnsiTheme="majorHAnsi" w:cstheme="majorHAnsi"/>
+          <w:sz w:val="32"/>
+          <w:szCs w:val="32"/>
+        </w:rPr>
+        <w:tab/>
+      </w:r>
+      <w:r>
+        <w:rPr>
+          <w:rFonts w:asciiTheme="majorHAnsi" w:hAnsiTheme="majorHAnsi" w:cstheme="majorHAnsi"/>
+          <w:sz w:val="32"/>
+          <w:szCs w:val="32"/>
+        </w:rPr>
+        <w:tab/>
+      </w:r>
+      <w:r>
+        <w:rPr>
+          <w:rFonts w:asciiTheme="majorHAnsi" w:hAnsiTheme="majorHAnsi" w:cstheme="majorHAnsi"/>
+          <w:sz w:val="32"/>
+          <w:szCs w:val="32"/>
+        </w:rPr>
+        <w:tab/>
+        <w:t>________</w:t>
+      </w:r>
+      <w:r>
+        <w:rPr>
+          <w:rFonts w:asciiTheme="majorHAnsi" w:hAnsiTheme="majorHAnsi" w:cstheme="majorHAnsi"/>
+          <w:sz w:val="32"/>
+          <w:szCs w:val="32"/>
+        </w:rPr>
+        <w:tab/>
+      </w:r>
+      <w:r>
+        <w:rPr>
+          <w:rFonts w:asciiTheme="majorHAnsi" w:hAnsiTheme="majorHAnsi" w:cstheme="majorHAnsi"/>
+          <w:sz w:val="32"/>
+          <w:szCs w:val="32"/>
+        </w:rPr>
+        <w:tab/>
+      </w:r>
+      <w:r>
+        <w:rPr>
+          <w:rFonts w:asciiTheme="majorHAnsi" w:hAnsiTheme="majorHAnsi" w:cstheme="majorHAnsi"/>
+          <w:sz w:val="32"/>
+          <w:szCs w:val="32"/>
+        </w:rPr>
+        <w:tab/>
+        <w:t xml:space="preserve">           +1421</w:t>
+      </w:r>
+    </w:p>
+    <w:p>
+      <w:pPr>
+        <w:rPr>
+          <w:rFonts w:asciiTheme="majorHAnsi" w:hAnsiTheme="majorHAnsi" w:cstheme="majorHAnsi"/>
+          <w:sz w:val="32"/>
+          <w:szCs w:val="32"/>
+        </w:rPr>
+      </w:pPr>
+      <w:r>
+        <w:rPr>
+          <w:rFonts w:asciiTheme="majorHAnsi" w:hAnsiTheme="majorHAnsi" w:cstheme="majorHAnsi"/>
+          <w:sz w:val="32"/>
+          <w:szCs w:val="32"/>
+        </w:rPr>
+        <w:t>_______</w:t>
+      </w:r>
+      <w:r>
+        <w:rPr>
+          <w:rFonts w:asciiTheme="majorHAnsi" w:hAnsiTheme="majorHAnsi" w:cstheme="majorHAnsi"/>
+          <w:sz w:val="32"/>
+          <w:szCs w:val="32"/>
+        </w:rPr>
+        <w:tab/>
+      </w:r>
+      <w:r>
+        <w:rPr>
+          <w:rFonts w:asciiTheme="majorHAnsi" w:hAnsiTheme="majorHAnsi" w:cstheme="majorHAnsi"/>
+          <w:sz w:val="32"/>
+          <w:szCs w:val="32"/>
+        </w:rPr>
+        <w:tab/>
+      </w:r>
+      <w:r>
+        <w:rPr>
+          <w:rFonts w:asciiTheme="majorHAnsi" w:hAnsiTheme="majorHAnsi" w:cstheme="majorHAnsi"/>
+          <w:sz w:val="32"/>
+          <w:szCs w:val="32"/>
+        </w:rPr>
+        <w:tab/>
+        <w:t>________</w:t>
+      </w:r>
+      <w:r>
+        <w:rPr>
+          <w:rFonts w:asciiTheme="majorHAnsi" w:hAnsiTheme="majorHAnsi" w:cstheme="majorHAnsi"/>
+          <w:sz w:val="32"/>
+          <w:szCs w:val="32"/>
+        </w:rPr>
+        <w:tab/>
+      </w:r>
+      <w:r>
+        <w:rPr>
+          <w:rFonts w:asciiTheme="majorHAnsi" w:hAnsiTheme="majorHAnsi" w:cstheme="majorHAnsi"/>
+          <w:sz w:val="32"/>
+          <w:szCs w:val="32"/>
+        </w:rPr>
+        <w:tab/>
+      </w:r>
+      <w:r>
+        <w:rPr>
+          <w:rFonts w:asciiTheme="majorHAnsi" w:hAnsiTheme="majorHAnsi" w:cstheme="majorHAnsi"/>
+          <w:sz w:val="32"/>
+          <w:szCs w:val="32"/>
+        </w:rPr>
+        <w:tab/>
+        <w:t xml:space="preserve">           ___</w:t>
+      </w:r>
+      <w:r>
+        <w:rPr>
+          <w:rFonts w:asciiTheme="majorHAnsi" w:hAnsiTheme="majorHAnsi" w:cstheme="majorHAnsi"/>
+          <w:sz w:val="32"/>
+          <w:szCs w:val="32"/>
+        </w:rPr>
+        <w:t>__</w:t>
+      </w:r>
+      <w:r>
+        <w:rPr>
+          <w:rFonts w:asciiTheme="majorHAnsi" w:hAnsiTheme="majorHAnsi" w:cstheme="majorHAnsi"/>
+          <w:sz w:val="32"/>
+          <w:szCs w:val="32"/>
+        </w:rPr>
+        <w:t>____</w:t>
+      </w:r>
+    </w:p>
+    <w:p>
+      <w:pPr>
+        <w:spacing w:line="240" w:lineRule="auto"/>
+        <w:rPr>
+          <w:rFonts w:asciiTheme="majorHAnsi" w:hAnsiTheme="majorHAnsi" w:cstheme="majorHAnsi"/>
+          <w:sz w:val="32"/>
+          <w:szCs w:val="32"/>
+        </w:rPr>
+      </w:pPr>
+      <w:r>
+        <w:rPr>
+          <w:rFonts w:asciiTheme="majorHAnsi" w:hAnsiTheme="majorHAnsi" w:cstheme="majorHAnsi"/>
+          <w:sz w:val="32"/>
+          <w:szCs w:val="32"/>
+        </w:rPr>
+        <w:tab/>
+      </w:r>
+      <w:r>
+        <w:rPr>
+          <w:rFonts w:asciiTheme="majorHAnsi" w:hAnsiTheme="majorHAnsi" w:cstheme="majorHAnsi"/>
+          <w:sz w:val="32"/>
+          <w:szCs w:val="32"/>
+        </w:rPr>
+        <w:tab/>
+      </w:r>
+      <w:r>
+        <w:rPr>
+          <w:rFonts w:asciiTheme="majorHAnsi" w:hAnsiTheme="majorHAnsi" w:cstheme="majorHAnsi"/>
+          <w:sz w:val="32"/>
+          <w:szCs w:val="32"/>
+        </w:rPr>
+        <w:tab/>
+      </w:r>
+      <w:r>
+        <w:rPr>
+          <w:rFonts w:asciiTheme="majorHAnsi" w:hAnsiTheme="majorHAnsi" w:cstheme="majorHAnsi"/>
+          <w:sz w:val="32"/>
+          <w:szCs w:val="32"/>
+        </w:rPr>
+        <w:tab/>
+      </w:r>
+      <w:r>
+        <w:rPr>
+          <w:rFonts w:asciiTheme="majorHAnsi" w:hAnsiTheme="majorHAnsi" w:cstheme="majorHAnsi"/>
+          <w:sz w:val="32"/>
+          <w:szCs w:val="32"/>
+        </w:rPr>
+        <w:tab/>
+      </w:r>
+      <w:r>
+        <w:rPr>
+          <w:rFonts w:asciiTheme="majorHAnsi" w:hAnsiTheme="majorHAnsi" w:cstheme="majorHAnsi"/>
+          <w:sz w:val="32"/>
+          <w:szCs w:val="32"/>
+        </w:rPr>
+        <w:tab/>
+      </w:r>
+      <w:r>
+        <w:rPr>
+          <w:rFonts w:asciiTheme="majorHAnsi" w:hAnsiTheme="majorHAnsi" w:cstheme="majorHAnsi"/>
+          <w:sz w:val="32"/>
+          <w:szCs w:val="32"/>
+        </w:rPr>
+        <w:tab/>
+      </w:r>
+      <w:r>
+        <w:rPr>
+          <w:rFonts w:asciiTheme="majorHAnsi" w:hAnsiTheme="majorHAnsi" w:cstheme="majorHAnsi"/>
+          <w:sz w:val="32"/>
+          <w:szCs w:val="32"/>
+        </w:rPr>
+        <w:tab/>
+        <w:t xml:space="preserve">           _________</w:t>
       </w:r>
     </w:p>
     <w:p>
@@ -1689,842 +2595,423 @@
           <w:sz w:val="24"/>
           <w:szCs w:val="24"/>
         </w:rPr>
-        <w:t>Q</w:t>
-      </w:r>
-      <w:r>
+        <w:br w:type="page"/>
+      </w:r>
+    </w:p>
+    <w:p>
+      <w:pPr>
+        <w:spacing w:line="240" w:lineRule="auto"/>
         <w:rPr>
           <w:rFonts w:asciiTheme="majorHAnsi" w:hAnsiTheme="majorHAnsi" w:cstheme="majorHAnsi"/>
           <w:b/>
           <w:bCs/>
-          <w:sz w:val="24"/>
-          <w:szCs w:val="24"/>
-        </w:rPr>
-        <w:t xml:space="preserve">5 </w:t>
-      </w:r>
+          <w:sz w:val="32"/>
+          <w:szCs w:val="32"/>
+        </w:rPr>
+      </w:pPr>
       <w:r>
         <w:rPr>
           <w:rFonts w:asciiTheme="majorHAnsi" w:hAnsiTheme="majorHAnsi" w:cstheme="majorHAnsi"/>
           <w:b/>
           <w:bCs/>
-          <w:sz w:val="24"/>
-          <w:szCs w:val="24"/>
-        </w:rPr>
-        <w:t>Solve the following.</w:t>
-      </w:r>
-    </w:p>
-    <w:p>
-      <w:pPr>
-        <w:spacing w:line="240" w:lineRule="auto"/>
-        <w:rPr>
-          <w:rFonts w:asciiTheme="majorHAnsi" w:hAnsiTheme="majorHAnsi" w:cstheme="majorHAnsi"/>
-          <w:sz w:val="24"/>
-          <w:szCs w:val="24"/>
-        </w:rPr>
-      </w:pPr>
-      <w:r>
-        <w:rPr>
-          <w:rFonts w:asciiTheme="majorHAnsi" w:hAnsiTheme="majorHAnsi" w:cstheme="majorHAnsi"/>
-          <w:sz w:val="24"/>
-          <w:szCs w:val="24"/>
-        </w:rPr>
-        <w:t>431</w:t>
-      </w:r>
-      <w:r>
-        <w:rPr>
-          <w:rFonts w:asciiTheme="majorHAnsi" w:hAnsiTheme="majorHAnsi" w:cstheme="majorHAnsi"/>
-          <w:sz w:val="24"/>
-          <w:szCs w:val="24"/>
-        </w:rPr>
-        <w:tab/>
-      </w:r>
-      <w:r>
-        <w:rPr>
-          <w:rFonts w:asciiTheme="majorHAnsi" w:hAnsiTheme="majorHAnsi" w:cstheme="majorHAnsi"/>
-          <w:sz w:val="24"/>
-          <w:szCs w:val="24"/>
-        </w:rPr>
-        <w:tab/>
-      </w:r>
-      <w:r>
-        <w:rPr>
-          <w:rFonts w:asciiTheme="majorHAnsi" w:hAnsiTheme="majorHAnsi" w:cstheme="majorHAnsi"/>
-          <w:sz w:val="24"/>
-          <w:szCs w:val="24"/>
-        </w:rPr>
-        <w:tab/>
-      </w:r>
-      <w:r>
-        <w:rPr>
-          <w:rFonts w:asciiTheme="majorHAnsi" w:hAnsiTheme="majorHAnsi" w:cstheme="majorHAnsi"/>
-          <w:sz w:val="24"/>
-          <w:szCs w:val="24"/>
-        </w:rPr>
-        <w:tab/>
-        <w:t>582</w:t>
-      </w:r>
-      <w:r>
-        <w:rPr>
-          <w:rFonts w:asciiTheme="majorHAnsi" w:hAnsiTheme="majorHAnsi" w:cstheme="majorHAnsi"/>
-          <w:sz w:val="24"/>
-          <w:szCs w:val="24"/>
-        </w:rPr>
-        <w:tab/>
-      </w:r>
-      <w:r>
-        <w:rPr>
-          <w:rFonts w:asciiTheme="majorHAnsi" w:hAnsiTheme="majorHAnsi" w:cstheme="majorHAnsi"/>
-          <w:sz w:val="24"/>
-          <w:szCs w:val="24"/>
-        </w:rPr>
-        <w:tab/>
-      </w:r>
-      <w:r>
-        <w:rPr>
-          <w:rFonts w:asciiTheme="majorHAnsi" w:hAnsiTheme="majorHAnsi" w:cstheme="majorHAnsi"/>
-          <w:sz w:val="24"/>
-          <w:szCs w:val="24"/>
-        </w:rPr>
-        <w:tab/>
-      </w:r>
-      <w:r>
-        <w:rPr>
-          <w:rFonts w:asciiTheme="majorHAnsi" w:hAnsiTheme="majorHAnsi" w:cstheme="majorHAnsi"/>
-          <w:sz w:val="24"/>
-          <w:szCs w:val="24"/>
-        </w:rPr>
-        <w:tab/>
-      </w:r>
-      <w:r>
-        <w:rPr>
-          <w:rFonts w:asciiTheme="majorHAnsi" w:hAnsiTheme="majorHAnsi" w:cstheme="majorHAnsi"/>
-          <w:sz w:val="24"/>
-          <w:szCs w:val="24"/>
-        </w:rPr>
-        <w:tab/>
-        <w:t>2746</w:t>
-      </w:r>
-    </w:p>
-    <w:p>
-      <w:pPr>
-        <w:spacing w:line="240" w:lineRule="auto"/>
-        <w:rPr>
-          <w:rFonts w:asciiTheme="majorHAnsi" w:hAnsiTheme="majorHAnsi" w:cstheme="majorHAnsi"/>
-          <w:sz w:val="24"/>
-          <w:szCs w:val="24"/>
-        </w:rPr>
-      </w:pPr>
-      <w:r>
-        <w:rPr>
-          <w:rFonts w:asciiTheme="majorHAnsi" w:hAnsiTheme="majorHAnsi" w:cstheme="majorHAnsi"/>
-          <w:sz w:val="24"/>
-          <w:szCs w:val="24"/>
-        </w:rPr>
-        <w:t>+24</w:t>
-      </w:r>
-      <w:r>
-        <w:rPr>
-          <w:rFonts w:asciiTheme="majorHAnsi" w:hAnsiTheme="majorHAnsi" w:cstheme="majorHAnsi"/>
-          <w:sz w:val="24"/>
-          <w:szCs w:val="24"/>
-        </w:rPr>
-        <w:tab/>
-      </w:r>
-      <w:r>
-        <w:rPr>
-          <w:rFonts w:asciiTheme="majorHAnsi" w:hAnsiTheme="majorHAnsi" w:cstheme="majorHAnsi"/>
-          <w:sz w:val="24"/>
-          <w:szCs w:val="24"/>
-        </w:rPr>
-        <w:tab/>
-      </w:r>
-      <w:r>
-        <w:rPr>
-          <w:rFonts w:asciiTheme="majorHAnsi" w:hAnsiTheme="majorHAnsi" w:cstheme="majorHAnsi"/>
-          <w:sz w:val="24"/>
-          <w:szCs w:val="24"/>
-        </w:rPr>
-        <w:tab/>
-      </w:r>
-      <w:r>
-        <w:rPr>
-          <w:rFonts w:asciiTheme="majorHAnsi" w:hAnsiTheme="majorHAnsi" w:cstheme="majorHAnsi"/>
-          <w:sz w:val="24"/>
-          <w:szCs w:val="24"/>
-        </w:rPr>
-        <w:tab/>
-        <w:t>+137</w:t>
-      </w:r>
-      <w:r>
-        <w:rPr>
-          <w:rFonts w:asciiTheme="majorHAnsi" w:hAnsiTheme="majorHAnsi" w:cstheme="majorHAnsi"/>
-          <w:sz w:val="24"/>
-          <w:szCs w:val="24"/>
-        </w:rPr>
-        <w:tab/>
-      </w:r>
-      <w:r>
-        <w:rPr>
-          <w:rFonts w:asciiTheme="majorHAnsi" w:hAnsiTheme="majorHAnsi" w:cstheme="majorHAnsi"/>
-          <w:sz w:val="24"/>
-          <w:szCs w:val="24"/>
-        </w:rPr>
-        <w:tab/>
-      </w:r>
-      <w:r>
-        <w:rPr>
-          <w:rFonts w:asciiTheme="majorHAnsi" w:hAnsiTheme="majorHAnsi" w:cstheme="majorHAnsi"/>
-          <w:sz w:val="24"/>
-          <w:szCs w:val="24"/>
-        </w:rPr>
-        <w:tab/>
-      </w:r>
-      <w:r>
-        <w:rPr>
-          <w:rFonts w:asciiTheme="majorHAnsi" w:hAnsiTheme="majorHAnsi" w:cstheme="majorHAnsi"/>
-          <w:sz w:val="24"/>
-          <w:szCs w:val="24"/>
-        </w:rPr>
-        <w:tab/>
-      </w:r>
-      <w:r>
-        <w:rPr>
-          <w:rFonts w:asciiTheme="majorHAnsi" w:hAnsiTheme="majorHAnsi" w:cstheme="majorHAnsi"/>
-          <w:sz w:val="24"/>
-          <w:szCs w:val="24"/>
-        </w:rPr>
-        <w:tab/>
-        <w:t>1012</w:t>
-      </w:r>
-    </w:p>
-    <w:p>
-      <w:pPr>
-        <w:spacing w:line="240" w:lineRule="auto"/>
-        <w:rPr>
-          <w:rFonts w:asciiTheme="majorHAnsi" w:hAnsiTheme="majorHAnsi" w:cstheme="majorHAnsi"/>
-          <w:sz w:val="24"/>
-          <w:szCs w:val="24"/>
-        </w:rPr>
-      </w:pPr>
-      <w:r>
-        <w:rPr>
-          <w:rFonts w:asciiTheme="majorHAnsi" w:hAnsiTheme="majorHAnsi" w:cstheme="majorHAnsi"/>
-          <w:sz w:val="24"/>
-          <w:szCs w:val="24"/>
-        </w:rPr>
-        <w:t>_______</w:t>
-      </w:r>
-      <w:r>
-        <w:rPr>
-          <w:rFonts w:asciiTheme="majorHAnsi" w:hAnsiTheme="majorHAnsi" w:cstheme="majorHAnsi"/>
-          <w:sz w:val="24"/>
-          <w:szCs w:val="24"/>
-        </w:rPr>
-        <w:tab/>
-      </w:r>
-      <w:r>
-        <w:rPr>
-          <w:rFonts w:asciiTheme="majorHAnsi" w:hAnsiTheme="majorHAnsi" w:cstheme="majorHAnsi"/>
-          <w:sz w:val="24"/>
-          <w:szCs w:val="24"/>
-        </w:rPr>
-        <w:tab/>
-      </w:r>
-      <w:r>
-        <w:rPr>
-          <w:rFonts w:asciiTheme="majorHAnsi" w:hAnsiTheme="majorHAnsi" w:cstheme="majorHAnsi"/>
-          <w:sz w:val="24"/>
-          <w:szCs w:val="24"/>
-        </w:rPr>
-        <w:tab/>
-        <w:t>________</w:t>
-      </w:r>
-      <w:r>
-        <w:rPr>
-          <w:rFonts w:asciiTheme="majorHAnsi" w:hAnsiTheme="majorHAnsi" w:cstheme="majorHAnsi"/>
-          <w:sz w:val="24"/>
-          <w:szCs w:val="24"/>
-        </w:rPr>
-        <w:tab/>
-      </w:r>
-      <w:r>
-        <w:rPr>
-          <w:rFonts w:asciiTheme="majorHAnsi" w:hAnsiTheme="majorHAnsi" w:cstheme="majorHAnsi"/>
-          <w:sz w:val="24"/>
-          <w:szCs w:val="24"/>
-        </w:rPr>
-        <w:tab/>
-      </w:r>
-      <w:r>
-        <w:rPr>
-          <w:rFonts w:asciiTheme="majorHAnsi" w:hAnsiTheme="majorHAnsi" w:cstheme="majorHAnsi"/>
-          <w:sz w:val="24"/>
-          <w:szCs w:val="24"/>
-        </w:rPr>
-        <w:tab/>
-        <w:t xml:space="preserve">           +1421</w:t>
-      </w:r>
-    </w:p>
-    <w:p>
-      <w:pPr>
-        <w:spacing w:line="240" w:lineRule="auto"/>
-        <w:rPr>
-          <w:rFonts w:asciiTheme="majorHAnsi" w:hAnsiTheme="majorHAnsi" w:cstheme="majorHAnsi"/>
-          <w:sz w:val="24"/>
-          <w:szCs w:val="24"/>
-        </w:rPr>
-      </w:pPr>
-      <w:r>
-        <w:rPr>
-          <w:rFonts w:asciiTheme="majorHAnsi" w:hAnsiTheme="majorHAnsi" w:cstheme="majorHAnsi"/>
-          <w:sz w:val="24"/>
-          <w:szCs w:val="24"/>
-        </w:rPr>
-        <w:t>_______</w:t>
-      </w:r>
-      <w:r>
-        <w:rPr>
-          <w:rFonts w:asciiTheme="majorHAnsi" w:hAnsiTheme="majorHAnsi" w:cstheme="majorHAnsi"/>
-          <w:sz w:val="24"/>
-          <w:szCs w:val="24"/>
-        </w:rPr>
-        <w:tab/>
-      </w:r>
-      <w:r>
-        <w:rPr>
-          <w:rFonts w:asciiTheme="majorHAnsi" w:hAnsiTheme="majorHAnsi" w:cstheme="majorHAnsi"/>
-          <w:sz w:val="24"/>
-          <w:szCs w:val="24"/>
-        </w:rPr>
-        <w:tab/>
-      </w:r>
-      <w:r>
-        <w:rPr>
-          <w:rFonts w:asciiTheme="majorHAnsi" w:hAnsiTheme="majorHAnsi" w:cstheme="majorHAnsi"/>
-          <w:sz w:val="24"/>
-          <w:szCs w:val="24"/>
-        </w:rPr>
-        <w:tab/>
-        <w:t>________</w:t>
-      </w:r>
-      <w:r>
-        <w:rPr>
-          <w:rFonts w:asciiTheme="majorHAnsi" w:hAnsiTheme="majorHAnsi" w:cstheme="majorHAnsi"/>
-          <w:sz w:val="24"/>
-          <w:szCs w:val="24"/>
-        </w:rPr>
-        <w:tab/>
-      </w:r>
-      <w:r>
-        <w:rPr>
-          <w:rFonts w:asciiTheme="majorHAnsi" w:hAnsiTheme="majorHAnsi" w:cstheme="majorHAnsi"/>
-          <w:sz w:val="24"/>
-          <w:szCs w:val="24"/>
-        </w:rPr>
-        <w:tab/>
-      </w:r>
-      <w:r>
-        <w:rPr>
-          <w:rFonts w:asciiTheme="majorHAnsi" w:hAnsiTheme="majorHAnsi" w:cstheme="majorHAnsi"/>
-          <w:sz w:val="24"/>
-          <w:szCs w:val="24"/>
-        </w:rPr>
-        <w:tab/>
-        <w:t xml:space="preserve">           _________</w:t>
-      </w:r>
-    </w:p>
-    <w:p>
-      <w:pPr>
-        <w:spacing w:line="240" w:lineRule="auto"/>
-        <w:rPr>
-          <w:rFonts w:asciiTheme="majorHAnsi" w:hAnsiTheme="majorHAnsi" w:cstheme="majorHAnsi"/>
-          <w:sz w:val="24"/>
-          <w:szCs w:val="24"/>
-        </w:rPr>
-      </w:pPr>
-      <w:r>
-        <w:rPr>
-          <w:rFonts w:asciiTheme="majorHAnsi" w:hAnsiTheme="majorHAnsi" w:cstheme="majorHAnsi"/>
-          <w:sz w:val="24"/>
-          <w:szCs w:val="24"/>
-        </w:rPr>
-        <w:tab/>
-      </w:r>
-      <w:r>
-        <w:rPr>
-          <w:rFonts w:asciiTheme="majorHAnsi" w:hAnsiTheme="majorHAnsi" w:cstheme="majorHAnsi"/>
-          <w:sz w:val="24"/>
-          <w:szCs w:val="24"/>
-        </w:rPr>
-        <w:tab/>
-      </w:r>
-      <w:r>
-        <w:rPr>
-          <w:rFonts w:asciiTheme="majorHAnsi" w:hAnsiTheme="majorHAnsi" w:cstheme="majorHAnsi"/>
-          <w:sz w:val="24"/>
-          <w:szCs w:val="24"/>
-        </w:rPr>
-        <w:tab/>
-      </w:r>
-      <w:r>
-        <w:rPr>
-          <w:rFonts w:asciiTheme="majorHAnsi" w:hAnsiTheme="majorHAnsi" w:cstheme="majorHAnsi"/>
-          <w:sz w:val="24"/>
-          <w:szCs w:val="24"/>
-        </w:rPr>
-        <w:tab/>
-      </w:r>
-      <w:r>
-        <w:rPr>
-          <w:rFonts w:asciiTheme="majorHAnsi" w:hAnsiTheme="majorHAnsi" w:cstheme="majorHAnsi"/>
-          <w:sz w:val="24"/>
-          <w:szCs w:val="24"/>
-        </w:rPr>
-        <w:tab/>
-      </w:r>
-      <w:r>
-        <w:rPr>
-          <w:rFonts w:asciiTheme="majorHAnsi" w:hAnsiTheme="majorHAnsi" w:cstheme="majorHAnsi"/>
-          <w:sz w:val="24"/>
-          <w:szCs w:val="24"/>
-        </w:rPr>
-        <w:tab/>
-      </w:r>
-      <w:r>
-        <w:rPr>
-          <w:rFonts w:asciiTheme="majorHAnsi" w:hAnsiTheme="majorHAnsi" w:cstheme="majorHAnsi"/>
-          <w:sz w:val="24"/>
-          <w:szCs w:val="24"/>
-        </w:rPr>
-        <w:tab/>
-      </w:r>
-      <w:r>
-        <w:rPr>
-          <w:rFonts w:asciiTheme="majorHAnsi" w:hAnsiTheme="majorHAnsi" w:cstheme="majorHAnsi"/>
-          <w:sz w:val="24"/>
-          <w:szCs w:val="24"/>
-        </w:rPr>
-        <w:tab/>
-        <w:t xml:space="preserve">           _________</w:t>
-      </w:r>
-    </w:p>
-    <w:p>
-      <w:pPr>
-        <w:spacing w:line="240" w:lineRule="auto"/>
+          <w:sz w:val="32"/>
+          <w:szCs w:val="32"/>
+        </w:rPr>
+        <w:t>Q</w:t>
+      </w:r>
+      <w:r>
         <w:rPr>
           <w:rFonts w:asciiTheme="majorHAnsi" w:hAnsiTheme="majorHAnsi" w:cstheme="majorHAnsi"/>
           <w:b/>
           <w:bCs/>
-          <w:sz w:val="24"/>
-          <w:szCs w:val="24"/>
-        </w:rPr>
-      </w:pPr>
+          <w:sz w:val="32"/>
+          <w:szCs w:val="32"/>
+        </w:rPr>
+        <w:t>6</w:t>
+      </w:r>
       <w:r>
         <w:rPr>
           <w:rFonts w:asciiTheme="majorHAnsi" w:hAnsiTheme="majorHAnsi" w:cstheme="majorHAnsi"/>
           <w:b/>
           <w:bCs/>
-          <w:sz w:val="24"/>
-          <w:szCs w:val="24"/>
-        </w:rPr>
-        <w:t>Q</w:t>
+          <w:sz w:val="32"/>
+          <w:szCs w:val="32"/>
+        </w:rPr>
+        <w:t xml:space="preserve"> Solve the following.</w:t>
       </w:r>
       <w:r>
         <w:rPr>
           <w:rFonts w:asciiTheme="majorHAnsi" w:hAnsiTheme="majorHAnsi" w:cstheme="majorHAnsi"/>
           <w:b/>
           <w:bCs/>
-          <w:sz w:val="24"/>
-          <w:szCs w:val="24"/>
-        </w:rPr>
-        <w:t>6</w:t>
-      </w:r>
-      <w:r>
+          <w:sz w:val="32"/>
+          <w:szCs w:val="32"/>
+        </w:rPr>
+        <w:tab/>
+        <w:t>(6)</w:t>
+      </w:r>
+    </w:p>
+    <w:p>
+      <w:pPr>
+        <w:spacing w:line="240" w:lineRule="auto"/>
+        <w:rPr>
+          <w:rFonts w:asciiTheme="majorHAnsi" w:hAnsiTheme="majorHAnsi" w:cstheme="majorHAnsi"/>
+          <w:sz w:val="32"/>
+          <w:szCs w:val="32"/>
+        </w:rPr>
+      </w:pPr>
+      <w:r>
+        <w:rPr>
+          <w:rFonts w:asciiTheme="majorHAnsi" w:hAnsiTheme="majorHAnsi" w:cstheme="majorHAnsi"/>
+          <w:sz w:val="32"/>
+          <w:szCs w:val="32"/>
+        </w:rPr>
+        <w:t>88</w:t>
+      </w:r>
+      <w:r>
+        <w:rPr>
+          <w:rFonts w:asciiTheme="majorHAnsi" w:hAnsiTheme="majorHAnsi" w:cstheme="majorHAnsi"/>
+          <w:sz w:val="32"/>
+          <w:szCs w:val="32"/>
+        </w:rPr>
+        <w:tab/>
+      </w:r>
+      <w:r>
+        <w:rPr>
+          <w:rFonts w:asciiTheme="majorHAnsi" w:hAnsiTheme="majorHAnsi" w:cstheme="majorHAnsi"/>
+          <w:sz w:val="32"/>
+          <w:szCs w:val="32"/>
+        </w:rPr>
+        <w:tab/>
+      </w:r>
+      <w:r>
+        <w:rPr>
+          <w:rFonts w:asciiTheme="majorHAnsi" w:hAnsiTheme="majorHAnsi" w:cstheme="majorHAnsi"/>
+          <w:sz w:val="32"/>
+          <w:szCs w:val="32"/>
+        </w:rPr>
+        <w:tab/>
+      </w:r>
+      <w:r>
+        <w:rPr>
+          <w:rFonts w:asciiTheme="majorHAnsi" w:hAnsiTheme="majorHAnsi" w:cstheme="majorHAnsi"/>
+          <w:sz w:val="32"/>
+          <w:szCs w:val="32"/>
+        </w:rPr>
+        <w:tab/>
+        <w:t>639</w:t>
+      </w:r>
+      <w:r>
+        <w:rPr>
+          <w:rFonts w:asciiTheme="majorHAnsi" w:hAnsiTheme="majorHAnsi" w:cstheme="majorHAnsi"/>
+          <w:sz w:val="32"/>
+          <w:szCs w:val="32"/>
+        </w:rPr>
+        <w:tab/>
+      </w:r>
+      <w:r>
+        <w:rPr>
+          <w:rFonts w:asciiTheme="majorHAnsi" w:hAnsiTheme="majorHAnsi" w:cstheme="majorHAnsi"/>
+          <w:sz w:val="32"/>
+          <w:szCs w:val="32"/>
+        </w:rPr>
+        <w:tab/>
+      </w:r>
+      <w:r>
+        <w:rPr>
+          <w:rFonts w:asciiTheme="majorHAnsi" w:hAnsiTheme="majorHAnsi" w:cstheme="majorHAnsi"/>
+          <w:sz w:val="32"/>
+          <w:szCs w:val="32"/>
+        </w:rPr>
+        <w:tab/>
+      </w:r>
+      <w:r>
+        <w:rPr>
+          <w:rFonts w:asciiTheme="majorHAnsi" w:hAnsiTheme="majorHAnsi" w:cstheme="majorHAnsi"/>
+          <w:sz w:val="32"/>
+          <w:szCs w:val="32"/>
+        </w:rPr>
+        <w:tab/>
+        <w:t>356</w:t>
+      </w:r>
+    </w:p>
+    <w:p>
+      <w:pPr>
+        <w:spacing w:line="240" w:lineRule="auto"/>
+        <w:rPr>
+          <w:rFonts w:asciiTheme="majorHAnsi" w:hAnsiTheme="majorHAnsi" w:cstheme="majorHAnsi"/>
+          <w:sz w:val="32"/>
+          <w:szCs w:val="32"/>
+        </w:rPr>
+      </w:pPr>
+      <w:r>
+        <w:rPr>
+          <w:rFonts w:asciiTheme="majorHAnsi" w:hAnsiTheme="majorHAnsi" w:cstheme="majorHAnsi"/>
+          <w:sz w:val="32"/>
+          <w:szCs w:val="32"/>
+        </w:rPr>
+        <w:t>-47</w:t>
+      </w:r>
+      <w:r>
+        <w:rPr>
+          <w:rFonts w:asciiTheme="majorHAnsi" w:hAnsiTheme="majorHAnsi" w:cstheme="majorHAnsi"/>
+          <w:sz w:val="32"/>
+          <w:szCs w:val="32"/>
+        </w:rPr>
+        <w:tab/>
+      </w:r>
+      <w:r>
+        <w:rPr>
+          <w:rFonts w:asciiTheme="majorHAnsi" w:hAnsiTheme="majorHAnsi" w:cstheme="majorHAnsi"/>
+          <w:sz w:val="32"/>
+          <w:szCs w:val="32"/>
+        </w:rPr>
+        <w:tab/>
+      </w:r>
+      <w:r>
+        <w:rPr>
+          <w:rFonts w:asciiTheme="majorHAnsi" w:hAnsiTheme="majorHAnsi" w:cstheme="majorHAnsi"/>
+          <w:sz w:val="32"/>
+          <w:szCs w:val="32"/>
+        </w:rPr>
+        <w:tab/>
+      </w:r>
+      <w:r>
+        <w:rPr>
+          <w:rFonts w:asciiTheme="majorHAnsi" w:hAnsiTheme="majorHAnsi" w:cstheme="majorHAnsi"/>
+          <w:sz w:val="32"/>
+          <w:szCs w:val="32"/>
+        </w:rPr>
+        <w:tab/>
+        <w:t>-38</w:t>
+      </w:r>
+      <w:r>
+        <w:rPr>
+          <w:rFonts w:asciiTheme="majorHAnsi" w:hAnsiTheme="majorHAnsi" w:cstheme="majorHAnsi"/>
+          <w:sz w:val="32"/>
+          <w:szCs w:val="32"/>
+        </w:rPr>
+        <w:tab/>
+      </w:r>
+      <w:r>
+        <w:rPr>
+          <w:rFonts w:asciiTheme="majorHAnsi" w:hAnsiTheme="majorHAnsi" w:cstheme="majorHAnsi"/>
+          <w:sz w:val="32"/>
+          <w:szCs w:val="32"/>
+        </w:rPr>
+        <w:tab/>
+      </w:r>
+      <w:r>
+        <w:rPr>
+          <w:rFonts w:asciiTheme="majorHAnsi" w:hAnsiTheme="majorHAnsi" w:cstheme="majorHAnsi"/>
+          <w:sz w:val="32"/>
+          <w:szCs w:val="32"/>
+        </w:rPr>
+        <w:tab/>
+      </w:r>
+      <w:r>
+        <w:rPr>
+          <w:rFonts w:asciiTheme="majorHAnsi" w:hAnsiTheme="majorHAnsi" w:cstheme="majorHAnsi"/>
+          <w:sz w:val="32"/>
+          <w:szCs w:val="32"/>
+        </w:rPr>
+        <w:tab/>
+        <w:t>-178</w:t>
+      </w:r>
+    </w:p>
+    <w:p>
+      <w:pPr>
+        <w:spacing w:line="240" w:lineRule="auto"/>
+        <w:rPr>
+          <w:rFonts w:asciiTheme="majorHAnsi" w:hAnsiTheme="majorHAnsi" w:cstheme="majorHAnsi"/>
+          <w:sz w:val="32"/>
+          <w:szCs w:val="32"/>
+        </w:rPr>
+      </w:pPr>
+      <w:r>
+        <w:rPr>
+          <w:rFonts w:asciiTheme="majorHAnsi" w:hAnsiTheme="majorHAnsi" w:cstheme="majorHAnsi"/>
+          <w:sz w:val="32"/>
+          <w:szCs w:val="32"/>
+        </w:rPr>
+        <w:t>______</w:t>
+      </w:r>
+      <w:r>
+        <w:rPr>
+          <w:rFonts w:asciiTheme="majorHAnsi" w:hAnsiTheme="majorHAnsi" w:cstheme="majorHAnsi"/>
+          <w:sz w:val="32"/>
+          <w:szCs w:val="32"/>
+        </w:rPr>
+        <w:tab/>
+      </w:r>
+      <w:r>
+        <w:rPr>
+          <w:rFonts w:asciiTheme="majorHAnsi" w:hAnsiTheme="majorHAnsi" w:cstheme="majorHAnsi"/>
+          <w:sz w:val="32"/>
+          <w:szCs w:val="32"/>
+        </w:rPr>
+        <w:tab/>
+      </w:r>
+      <w:r>
+        <w:rPr>
+          <w:rFonts w:asciiTheme="majorHAnsi" w:hAnsiTheme="majorHAnsi" w:cstheme="majorHAnsi"/>
+          <w:sz w:val="32"/>
+          <w:szCs w:val="32"/>
+        </w:rPr>
+        <w:tab/>
+        <w:t>______</w:t>
+      </w:r>
+      <w:r>
+        <w:rPr>
+          <w:rFonts w:asciiTheme="majorHAnsi" w:hAnsiTheme="majorHAnsi" w:cstheme="majorHAnsi"/>
+          <w:sz w:val="32"/>
+          <w:szCs w:val="32"/>
+        </w:rPr>
+        <w:tab/>
+      </w:r>
+      <w:r>
+        <w:rPr>
+          <w:rFonts w:asciiTheme="majorHAnsi" w:hAnsiTheme="majorHAnsi" w:cstheme="majorHAnsi"/>
+          <w:sz w:val="32"/>
+          <w:szCs w:val="32"/>
+        </w:rPr>
+        <w:tab/>
+      </w:r>
+      <w:r>
+        <w:rPr>
+          <w:rFonts w:asciiTheme="majorHAnsi" w:hAnsiTheme="majorHAnsi" w:cstheme="majorHAnsi"/>
+          <w:sz w:val="32"/>
+          <w:szCs w:val="32"/>
+        </w:rPr>
+        <w:tab/>
+        <w:t>______</w:t>
+      </w:r>
+    </w:p>
+    <w:p>
+      <w:pPr>
+        <w:spacing w:line="240" w:lineRule="auto"/>
+        <w:rPr>
+          <w:rFonts w:asciiTheme="majorHAnsi" w:hAnsiTheme="majorHAnsi" w:cstheme="majorHAnsi"/>
+          <w:sz w:val="32"/>
+          <w:szCs w:val="32"/>
+        </w:rPr>
+      </w:pPr>
+      <w:r>
+        <w:rPr>
+          <w:rFonts w:asciiTheme="majorHAnsi" w:hAnsiTheme="majorHAnsi" w:cstheme="majorHAnsi"/>
+          <w:sz w:val="32"/>
+          <w:szCs w:val="32"/>
+        </w:rPr>
+        <w:t>______</w:t>
+      </w:r>
+      <w:r>
+        <w:rPr>
+          <w:rFonts w:asciiTheme="majorHAnsi" w:hAnsiTheme="majorHAnsi" w:cstheme="majorHAnsi"/>
+          <w:sz w:val="32"/>
+          <w:szCs w:val="32"/>
+        </w:rPr>
+        <w:tab/>
+      </w:r>
+      <w:r>
+        <w:rPr>
+          <w:rFonts w:asciiTheme="majorHAnsi" w:hAnsiTheme="majorHAnsi" w:cstheme="majorHAnsi"/>
+          <w:sz w:val="32"/>
+          <w:szCs w:val="32"/>
+        </w:rPr>
+        <w:tab/>
+      </w:r>
+      <w:r>
+        <w:rPr>
+          <w:rFonts w:asciiTheme="majorHAnsi" w:hAnsiTheme="majorHAnsi" w:cstheme="majorHAnsi"/>
+          <w:sz w:val="32"/>
+          <w:szCs w:val="32"/>
+        </w:rPr>
+        <w:tab/>
+        <w:t>______</w:t>
+      </w:r>
+      <w:r>
+        <w:rPr>
+          <w:rFonts w:asciiTheme="majorHAnsi" w:hAnsiTheme="majorHAnsi" w:cstheme="majorHAnsi"/>
+          <w:sz w:val="32"/>
+          <w:szCs w:val="32"/>
+        </w:rPr>
+        <w:tab/>
+      </w:r>
+      <w:r>
+        <w:rPr>
+          <w:rFonts w:asciiTheme="majorHAnsi" w:hAnsiTheme="majorHAnsi" w:cstheme="majorHAnsi"/>
+          <w:sz w:val="32"/>
+          <w:szCs w:val="32"/>
+        </w:rPr>
+        <w:tab/>
+      </w:r>
+      <w:r>
+        <w:rPr>
+          <w:rFonts w:asciiTheme="majorHAnsi" w:hAnsiTheme="majorHAnsi" w:cstheme="majorHAnsi"/>
+          <w:sz w:val="32"/>
+          <w:szCs w:val="32"/>
+        </w:rPr>
+        <w:tab/>
+      </w:r>
+      <w:r>
+        <w:rPr>
+          <w:rFonts w:asciiTheme="majorHAnsi" w:hAnsiTheme="majorHAnsi" w:cstheme="majorHAnsi"/>
+          <w:sz w:val="32"/>
+          <w:szCs w:val="32"/>
+        </w:rPr>
+        <w:t>______</w:t>
+      </w:r>
+    </w:p>
+    <w:p>
+      <w:pPr>
+        <w:spacing w:line="240" w:lineRule="auto"/>
         <w:rPr>
           <w:rFonts w:asciiTheme="majorHAnsi" w:hAnsiTheme="majorHAnsi" w:cstheme="majorHAnsi"/>
           <w:b/>
           <w:bCs/>
-          <w:sz w:val="24"/>
-          <w:szCs w:val="24"/>
-        </w:rPr>
-        <w:t xml:space="preserve"> Solve the following.</w:t>
-      </w:r>
-    </w:p>
-    <w:p>
-      <w:pPr>
-        <w:spacing w:line="240" w:lineRule="auto"/>
-        <w:rPr>
-          <w:rFonts w:asciiTheme="majorHAnsi" w:hAnsiTheme="majorHAnsi" w:cstheme="majorHAnsi"/>
-          <w:sz w:val="24"/>
-          <w:szCs w:val="24"/>
-        </w:rPr>
-      </w:pPr>
-      <w:r>
-        <w:rPr>
-          <w:rFonts w:asciiTheme="majorHAnsi" w:hAnsiTheme="majorHAnsi" w:cstheme="majorHAnsi"/>
-          <w:sz w:val="24"/>
-          <w:szCs w:val="24"/>
-        </w:rPr>
-        <w:t>88</w:t>
-      </w:r>
-      <w:r>
-        <w:rPr>
-          <w:rFonts w:asciiTheme="majorHAnsi" w:hAnsiTheme="majorHAnsi" w:cstheme="majorHAnsi"/>
-          <w:sz w:val="24"/>
-          <w:szCs w:val="24"/>
-        </w:rPr>
-        <w:tab/>
-      </w:r>
-      <w:r>
-        <w:rPr>
-          <w:rFonts w:asciiTheme="majorHAnsi" w:hAnsiTheme="majorHAnsi" w:cstheme="majorHAnsi"/>
-          <w:sz w:val="24"/>
-          <w:szCs w:val="24"/>
-        </w:rPr>
-        <w:tab/>
-      </w:r>
-      <w:r>
-        <w:rPr>
-          <w:rFonts w:asciiTheme="majorHAnsi" w:hAnsiTheme="majorHAnsi" w:cstheme="majorHAnsi"/>
-          <w:sz w:val="24"/>
-          <w:szCs w:val="24"/>
-        </w:rPr>
-        <w:tab/>
-      </w:r>
-      <w:r>
-        <w:rPr>
-          <w:rFonts w:asciiTheme="majorHAnsi" w:hAnsiTheme="majorHAnsi" w:cstheme="majorHAnsi"/>
-          <w:sz w:val="24"/>
-          <w:szCs w:val="24"/>
-        </w:rPr>
-        <w:tab/>
-        <w:t>639</w:t>
-      </w:r>
-      <w:r>
-        <w:rPr>
-          <w:rFonts w:asciiTheme="majorHAnsi" w:hAnsiTheme="majorHAnsi" w:cstheme="majorHAnsi"/>
-          <w:sz w:val="24"/>
-          <w:szCs w:val="24"/>
-        </w:rPr>
-        <w:tab/>
-      </w:r>
-      <w:r>
-        <w:rPr>
-          <w:rFonts w:asciiTheme="majorHAnsi" w:hAnsiTheme="majorHAnsi" w:cstheme="majorHAnsi"/>
-          <w:sz w:val="24"/>
-          <w:szCs w:val="24"/>
-        </w:rPr>
-        <w:tab/>
-      </w:r>
-      <w:r>
-        <w:rPr>
-          <w:rFonts w:asciiTheme="majorHAnsi" w:hAnsiTheme="majorHAnsi" w:cstheme="majorHAnsi"/>
-          <w:sz w:val="24"/>
-          <w:szCs w:val="24"/>
-        </w:rPr>
-        <w:tab/>
-      </w:r>
-      <w:r>
-        <w:rPr>
-          <w:rFonts w:asciiTheme="majorHAnsi" w:hAnsiTheme="majorHAnsi" w:cstheme="majorHAnsi"/>
-          <w:sz w:val="24"/>
-          <w:szCs w:val="24"/>
-        </w:rPr>
-        <w:tab/>
-        <w:t>356</w:t>
-      </w:r>
-    </w:p>
-    <w:p>
-      <w:pPr>
-        <w:spacing w:line="240" w:lineRule="auto"/>
-        <w:rPr>
-          <w:rFonts w:asciiTheme="majorHAnsi" w:hAnsiTheme="majorHAnsi" w:cstheme="majorHAnsi"/>
-          <w:sz w:val="24"/>
-          <w:szCs w:val="24"/>
-        </w:rPr>
-      </w:pPr>
-      <w:r>
-        <w:rPr>
-          <w:rFonts w:asciiTheme="majorHAnsi" w:hAnsiTheme="majorHAnsi" w:cstheme="majorHAnsi"/>
-          <w:sz w:val="24"/>
-          <w:szCs w:val="24"/>
-        </w:rPr>
-        <w:t>-47</w:t>
-      </w:r>
-      <w:r>
-        <w:rPr>
-          <w:rFonts w:asciiTheme="majorHAnsi" w:hAnsiTheme="majorHAnsi" w:cstheme="majorHAnsi"/>
-          <w:sz w:val="24"/>
-          <w:szCs w:val="24"/>
-        </w:rPr>
-        <w:tab/>
-      </w:r>
-      <w:r>
-        <w:rPr>
-          <w:rFonts w:asciiTheme="majorHAnsi" w:hAnsiTheme="majorHAnsi" w:cstheme="majorHAnsi"/>
-          <w:sz w:val="24"/>
-          <w:szCs w:val="24"/>
-        </w:rPr>
-        <w:tab/>
-      </w:r>
-      <w:r>
-        <w:rPr>
-          <w:rFonts w:asciiTheme="majorHAnsi" w:hAnsiTheme="majorHAnsi" w:cstheme="majorHAnsi"/>
-          <w:sz w:val="24"/>
-          <w:szCs w:val="24"/>
-        </w:rPr>
-        <w:tab/>
-      </w:r>
-      <w:r>
-        <w:rPr>
-          <w:rFonts w:asciiTheme="majorHAnsi" w:hAnsiTheme="majorHAnsi" w:cstheme="majorHAnsi"/>
-          <w:sz w:val="24"/>
-          <w:szCs w:val="24"/>
-        </w:rPr>
-        <w:tab/>
-        <w:t>-38</w:t>
-      </w:r>
-      <w:r>
-        <w:rPr>
-          <w:rFonts w:asciiTheme="majorHAnsi" w:hAnsiTheme="majorHAnsi" w:cstheme="majorHAnsi"/>
-          <w:sz w:val="24"/>
-          <w:szCs w:val="24"/>
-        </w:rPr>
-        <w:tab/>
-      </w:r>
-      <w:r>
-        <w:rPr>
-          <w:rFonts w:asciiTheme="majorHAnsi" w:hAnsiTheme="majorHAnsi" w:cstheme="majorHAnsi"/>
-          <w:sz w:val="24"/>
-          <w:szCs w:val="24"/>
-        </w:rPr>
-        <w:tab/>
-      </w:r>
-      <w:r>
-        <w:rPr>
-          <w:rFonts w:asciiTheme="majorHAnsi" w:hAnsiTheme="majorHAnsi" w:cstheme="majorHAnsi"/>
-          <w:sz w:val="24"/>
-          <w:szCs w:val="24"/>
-        </w:rPr>
-        <w:tab/>
-      </w:r>
-      <w:r>
-        <w:rPr>
-          <w:rFonts w:asciiTheme="majorHAnsi" w:hAnsiTheme="majorHAnsi" w:cstheme="majorHAnsi"/>
-          <w:sz w:val="24"/>
-          <w:szCs w:val="24"/>
-        </w:rPr>
-        <w:tab/>
-        <w:t>-178</w:t>
-      </w:r>
-    </w:p>
-    <w:p>
-      <w:pPr>
-        <w:spacing w:line="240" w:lineRule="auto"/>
-        <w:rPr>
-          <w:rFonts w:asciiTheme="majorHAnsi" w:hAnsiTheme="majorHAnsi" w:cstheme="majorHAnsi"/>
-          <w:sz w:val="24"/>
-          <w:szCs w:val="24"/>
-        </w:rPr>
-      </w:pPr>
-      <w:r>
-        <w:rPr>
-          <w:rFonts w:asciiTheme="majorHAnsi" w:hAnsiTheme="majorHAnsi" w:cstheme="majorHAnsi"/>
-          <w:sz w:val="24"/>
-          <w:szCs w:val="24"/>
-        </w:rPr>
-        <w:t>______</w:t>
-      </w:r>
-      <w:r>
-        <w:rPr>
-          <w:rFonts w:asciiTheme="majorHAnsi" w:hAnsiTheme="majorHAnsi" w:cstheme="majorHAnsi"/>
-          <w:sz w:val="24"/>
-          <w:szCs w:val="24"/>
-        </w:rPr>
-        <w:tab/>
-      </w:r>
-      <w:r>
-        <w:rPr>
-          <w:rFonts w:asciiTheme="majorHAnsi" w:hAnsiTheme="majorHAnsi" w:cstheme="majorHAnsi"/>
-          <w:sz w:val="24"/>
-          <w:szCs w:val="24"/>
-        </w:rPr>
-        <w:tab/>
-      </w:r>
-      <w:r>
-        <w:rPr>
-          <w:rFonts w:asciiTheme="majorHAnsi" w:hAnsiTheme="majorHAnsi" w:cstheme="majorHAnsi"/>
-          <w:sz w:val="24"/>
-          <w:szCs w:val="24"/>
-        </w:rPr>
-        <w:tab/>
-      </w:r>
-      <w:r>
-        <w:rPr>
-          <w:rFonts w:asciiTheme="majorHAnsi" w:hAnsiTheme="majorHAnsi" w:cstheme="majorHAnsi"/>
-          <w:sz w:val="24"/>
-          <w:szCs w:val="24"/>
-        </w:rPr>
-        <w:tab/>
-        <w:t>______</w:t>
-      </w:r>
-      <w:r>
-        <w:rPr>
-          <w:rFonts w:asciiTheme="majorHAnsi" w:hAnsiTheme="majorHAnsi" w:cstheme="majorHAnsi"/>
-          <w:sz w:val="24"/>
-          <w:szCs w:val="24"/>
-        </w:rPr>
-        <w:tab/>
-      </w:r>
-      <w:r>
-        <w:rPr>
-          <w:rFonts w:asciiTheme="majorHAnsi" w:hAnsiTheme="majorHAnsi" w:cstheme="majorHAnsi"/>
-          <w:sz w:val="24"/>
-          <w:szCs w:val="24"/>
-        </w:rPr>
-        <w:tab/>
-      </w:r>
-      <w:r>
-        <w:rPr>
-          <w:rFonts w:asciiTheme="majorHAnsi" w:hAnsiTheme="majorHAnsi" w:cstheme="majorHAnsi"/>
-          <w:sz w:val="24"/>
-          <w:szCs w:val="24"/>
-        </w:rPr>
-        <w:tab/>
-      </w:r>
-      <w:r>
-        <w:rPr>
-          <w:rFonts w:asciiTheme="majorHAnsi" w:hAnsiTheme="majorHAnsi" w:cstheme="majorHAnsi"/>
-          <w:sz w:val="24"/>
-          <w:szCs w:val="24"/>
-        </w:rPr>
-        <w:tab/>
-        <w:t>______</w:t>
-      </w:r>
-    </w:p>
-    <w:p>
-      <w:pPr>
-        <w:spacing w:line="240" w:lineRule="auto"/>
-        <w:rPr>
-          <w:rFonts w:asciiTheme="majorHAnsi" w:hAnsiTheme="majorHAnsi" w:cstheme="majorHAnsi"/>
-          <w:sz w:val="24"/>
-          <w:szCs w:val="24"/>
-        </w:rPr>
-      </w:pPr>
-      <w:r>
-        <w:rPr>
-          <w:rFonts w:asciiTheme="majorHAnsi" w:hAnsiTheme="majorHAnsi" w:cstheme="majorHAnsi"/>
-          <w:sz w:val="24"/>
-          <w:szCs w:val="24"/>
-        </w:rPr>
-        <w:t>______</w:t>
-      </w:r>
-      <w:r>
-        <w:rPr>
-          <w:rFonts w:asciiTheme="majorHAnsi" w:hAnsiTheme="majorHAnsi" w:cstheme="majorHAnsi"/>
-          <w:sz w:val="24"/>
-          <w:szCs w:val="24"/>
-        </w:rPr>
-        <w:tab/>
-      </w:r>
-      <w:r>
-        <w:rPr>
-          <w:rFonts w:asciiTheme="majorHAnsi" w:hAnsiTheme="majorHAnsi" w:cstheme="majorHAnsi"/>
-          <w:sz w:val="24"/>
-          <w:szCs w:val="24"/>
-        </w:rPr>
-        <w:tab/>
-      </w:r>
-      <w:r>
-        <w:rPr>
-          <w:rFonts w:asciiTheme="majorHAnsi" w:hAnsiTheme="majorHAnsi" w:cstheme="majorHAnsi"/>
-          <w:sz w:val="24"/>
-          <w:szCs w:val="24"/>
-        </w:rPr>
-        <w:tab/>
-      </w:r>
-      <w:r>
-        <w:rPr>
-          <w:rFonts w:asciiTheme="majorHAnsi" w:hAnsiTheme="majorHAnsi" w:cstheme="majorHAnsi"/>
-          <w:sz w:val="24"/>
-          <w:szCs w:val="24"/>
-        </w:rPr>
-        <w:tab/>
-        <w:t>______</w:t>
-      </w:r>
-      <w:r>
-        <w:rPr>
-          <w:rFonts w:asciiTheme="majorHAnsi" w:hAnsiTheme="majorHAnsi" w:cstheme="majorHAnsi"/>
-          <w:sz w:val="24"/>
-          <w:szCs w:val="24"/>
-        </w:rPr>
-        <w:tab/>
-      </w:r>
-      <w:r>
-        <w:rPr>
-          <w:rFonts w:asciiTheme="majorHAnsi" w:hAnsiTheme="majorHAnsi" w:cstheme="majorHAnsi"/>
-          <w:sz w:val="24"/>
-          <w:szCs w:val="24"/>
-        </w:rPr>
-        <w:tab/>
-      </w:r>
-      <w:r>
-        <w:rPr>
-          <w:rFonts w:asciiTheme="majorHAnsi" w:hAnsiTheme="majorHAnsi" w:cstheme="majorHAnsi"/>
-          <w:sz w:val="24"/>
-          <w:szCs w:val="24"/>
-        </w:rPr>
-        <w:tab/>
-      </w:r>
-      <w:r>
-        <w:rPr>
-          <w:rFonts w:asciiTheme="majorHAnsi" w:hAnsiTheme="majorHAnsi" w:cstheme="majorHAnsi"/>
-          <w:sz w:val="24"/>
-          <w:szCs w:val="24"/>
-        </w:rPr>
-        <w:tab/>
-        <w:t>______</w:t>
-      </w:r>
-    </w:p>
-    <w:p>
-      <w:pPr>
-        <w:spacing w:line="240" w:lineRule="auto"/>
+          <w:sz w:val="32"/>
+          <w:szCs w:val="32"/>
+        </w:rPr>
+      </w:pPr>
+      <w:r>
         <w:rPr>
           <w:rFonts w:asciiTheme="majorHAnsi" w:hAnsiTheme="majorHAnsi" w:cstheme="majorHAnsi"/>
           <w:b/>
           <w:bCs/>
-          <w:sz w:val="24"/>
-          <w:szCs w:val="24"/>
-        </w:rPr>
-      </w:pPr>
+          <w:sz w:val="32"/>
+          <w:szCs w:val="32"/>
+        </w:rPr>
+        <w:t>Q</w:t>
+      </w:r>
       <w:r>
         <w:rPr>
           <w:rFonts w:asciiTheme="majorHAnsi" w:hAnsiTheme="majorHAnsi" w:cstheme="majorHAnsi"/>
           <w:b/>
           <w:bCs/>
-          <w:sz w:val="24"/>
-          <w:szCs w:val="24"/>
-        </w:rPr>
-        <w:t>Q</w:t>
+          <w:sz w:val="32"/>
+          <w:szCs w:val="32"/>
+        </w:rPr>
+        <w:t xml:space="preserve">7 </w:t>
       </w:r>
       <w:r>
         <w:rPr>
           <w:rFonts w:asciiTheme="majorHAnsi" w:hAnsiTheme="majorHAnsi" w:cstheme="majorHAnsi"/>
           <w:b/>
           <w:bCs/>
-          <w:sz w:val="24"/>
-          <w:szCs w:val="24"/>
-        </w:rPr>
-        <w:t xml:space="preserve">7 </w:t>
+          <w:sz w:val="32"/>
+          <w:szCs w:val="32"/>
+        </w:rPr>
+        <w:t>Solve the following.</w:t>
       </w:r>
       <w:r>
         <w:rPr>
           <w:rFonts w:asciiTheme="majorHAnsi" w:hAnsiTheme="majorHAnsi" w:cstheme="majorHAnsi"/>
           <w:b/>
           <w:bCs/>
-          <w:sz w:val="24"/>
-          <w:szCs w:val="24"/>
-        </w:rPr>
-        <w:t>Solve the following.</w:t>
+          <w:sz w:val="32"/>
+          <w:szCs w:val="32"/>
+        </w:rPr>
+        <w:t xml:space="preserve"> (3)</w:t>
       </w:r>
     </w:p>
     <w:p>
@@ -2532,47 +3019,47 @@
         <w:spacing w:line="240" w:lineRule="auto"/>
         <w:rPr>
           <w:rFonts w:asciiTheme="majorHAnsi" w:hAnsiTheme="majorHAnsi" w:cstheme="majorHAnsi"/>
-          <w:sz w:val="24"/>
-          <w:szCs w:val="24"/>
-        </w:rPr>
-      </w:pPr>
-      <w:r>
-        <w:rPr>
-          <w:rFonts w:asciiTheme="majorHAnsi" w:hAnsiTheme="majorHAnsi" w:cstheme="majorHAnsi"/>
-          <w:sz w:val="24"/>
-          <w:szCs w:val="24"/>
+          <w:sz w:val="28"/>
+          <w:szCs w:val="28"/>
+        </w:rPr>
+      </w:pPr>
+      <w:r>
+        <w:rPr>
+          <w:rFonts w:asciiTheme="majorHAnsi" w:hAnsiTheme="majorHAnsi" w:cstheme="majorHAnsi"/>
+          <w:sz w:val="28"/>
+          <w:szCs w:val="28"/>
         </w:rPr>
         <w:t>13</w:t>
       </w:r>
       <w:r>
         <w:rPr>
           <w:rFonts w:asciiTheme="majorHAnsi" w:hAnsiTheme="majorHAnsi" w:cstheme="majorHAnsi"/>
-          <w:sz w:val="24"/>
-          <w:szCs w:val="24"/>
-        </w:rPr>
-        <w:tab/>
-      </w:r>
-      <w:r>
-        <w:rPr>
-          <w:rFonts w:asciiTheme="majorHAnsi" w:hAnsiTheme="majorHAnsi" w:cstheme="majorHAnsi"/>
-          <w:sz w:val="24"/>
-          <w:szCs w:val="24"/>
-        </w:rPr>
-        <w:tab/>
-      </w:r>
-      <w:r>
-        <w:rPr>
-          <w:rFonts w:asciiTheme="majorHAnsi" w:hAnsiTheme="majorHAnsi" w:cstheme="majorHAnsi"/>
-          <w:sz w:val="24"/>
-          <w:szCs w:val="24"/>
-        </w:rPr>
-        <w:tab/>
-      </w:r>
-      <w:r>
-        <w:rPr>
-          <w:rFonts w:asciiTheme="majorHAnsi" w:hAnsiTheme="majorHAnsi" w:cstheme="majorHAnsi"/>
-          <w:sz w:val="24"/>
-          <w:szCs w:val="24"/>
+          <w:sz w:val="28"/>
+          <w:szCs w:val="28"/>
+        </w:rPr>
+        <w:tab/>
+      </w:r>
+      <w:r>
+        <w:rPr>
+          <w:rFonts w:asciiTheme="majorHAnsi" w:hAnsiTheme="majorHAnsi" w:cstheme="majorHAnsi"/>
+          <w:sz w:val="28"/>
+          <w:szCs w:val="28"/>
+        </w:rPr>
+        <w:tab/>
+      </w:r>
+      <w:r>
+        <w:rPr>
+          <w:rFonts w:asciiTheme="majorHAnsi" w:hAnsiTheme="majorHAnsi" w:cstheme="majorHAnsi"/>
+          <w:sz w:val="28"/>
+          <w:szCs w:val="28"/>
+        </w:rPr>
+        <w:tab/>
+      </w:r>
+      <w:r>
+        <w:rPr>
+          <w:rFonts w:asciiTheme="majorHAnsi" w:hAnsiTheme="majorHAnsi" w:cstheme="majorHAnsi"/>
+          <w:sz w:val="28"/>
+          <w:szCs w:val="28"/>
         </w:rPr>
         <w:tab/>
         <w:t>21</w:t>
@@ -2580,32 +3067,32 @@
       <w:r>
         <w:rPr>
           <w:rFonts w:asciiTheme="majorHAnsi" w:hAnsiTheme="majorHAnsi" w:cstheme="majorHAnsi"/>
-          <w:sz w:val="24"/>
-          <w:szCs w:val="24"/>
-        </w:rPr>
-        <w:tab/>
-      </w:r>
-      <w:r>
-        <w:rPr>
-          <w:rFonts w:asciiTheme="majorHAnsi" w:hAnsiTheme="majorHAnsi" w:cstheme="majorHAnsi"/>
-          <w:sz w:val="24"/>
-          <w:szCs w:val="24"/>
-        </w:rPr>
-        <w:tab/>
-      </w:r>
-      <w:r>
-        <w:rPr>
-          <w:rFonts w:asciiTheme="majorHAnsi" w:hAnsiTheme="majorHAnsi" w:cstheme="majorHAnsi"/>
-          <w:sz w:val="24"/>
-          <w:szCs w:val="24"/>
-        </w:rPr>
-        <w:tab/>
-      </w:r>
-      <w:r>
-        <w:rPr>
-          <w:rFonts w:asciiTheme="majorHAnsi" w:hAnsiTheme="majorHAnsi" w:cstheme="majorHAnsi"/>
-          <w:sz w:val="24"/>
-          <w:szCs w:val="24"/>
+          <w:sz w:val="28"/>
+          <w:szCs w:val="28"/>
+        </w:rPr>
+        <w:tab/>
+      </w:r>
+      <w:r>
+        <w:rPr>
+          <w:rFonts w:asciiTheme="majorHAnsi" w:hAnsiTheme="majorHAnsi" w:cstheme="majorHAnsi"/>
+          <w:sz w:val="28"/>
+          <w:szCs w:val="28"/>
+        </w:rPr>
+        <w:tab/>
+      </w:r>
+      <w:r>
+        <w:rPr>
+          <w:rFonts w:asciiTheme="majorHAnsi" w:hAnsiTheme="majorHAnsi" w:cstheme="majorHAnsi"/>
+          <w:sz w:val="28"/>
+          <w:szCs w:val="28"/>
+        </w:rPr>
+        <w:tab/>
+      </w:r>
+      <w:r>
+        <w:rPr>
+          <w:rFonts w:asciiTheme="majorHAnsi" w:hAnsiTheme="majorHAnsi" w:cstheme="majorHAnsi"/>
+          <w:sz w:val="28"/>
+          <w:szCs w:val="28"/>
         </w:rPr>
         <w:tab/>
         <w:t>15</w:t>
@@ -2616,47 +3103,47 @@
         <w:spacing w:line="240" w:lineRule="auto"/>
         <w:rPr>
           <w:rFonts w:asciiTheme="majorHAnsi" w:hAnsiTheme="majorHAnsi" w:cstheme="majorHAnsi"/>
-          <w:sz w:val="24"/>
-          <w:szCs w:val="24"/>
-        </w:rPr>
-      </w:pPr>
-      <w:r>
-        <w:rPr>
-          <w:rFonts w:asciiTheme="majorHAnsi" w:hAnsiTheme="majorHAnsi" w:cstheme="majorHAnsi"/>
-          <w:sz w:val="24"/>
-          <w:szCs w:val="24"/>
+          <w:sz w:val="28"/>
+          <w:szCs w:val="28"/>
+        </w:rPr>
+      </w:pPr>
+      <w:r>
+        <w:rPr>
+          <w:rFonts w:asciiTheme="majorHAnsi" w:hAnsiTheme="majorHAnsi" w:cstheme="majorHAnsi"/>
+          <w:sz w:val="28"/>
+          <w:szCs w:val="28"/>
         </w:rPr>
         <w:t>×2</w:t>
       </w:r>
       <w:r>
         <w:rPr>
           <w:rFonts w:asciiTheme="majorHAnsi" w:hAnsiTheme="majorHAnsi" w:cstheme="majorHAnsi"/>
-          <w:sz w:val="24"/>
-          <w:szCs w:val="24"/>
-        </w:rPr>
-        <w:tab/>
-      </w:r>
-      <w:r>
-        <w:rPr>
-          <w:rFonts w:asciiTheme="majorHAnsi" w:hAnsiTheme="majorHAnsi" w:cstheme="majorHAnsi"/>
-          <w:sz w:val="24"/>
-          <w:szCs w:val="24"/>
-        </w:rPr>
-        <w:tab/>
-      </w:r>
-      <w:r>
-        <w:rPr>
-          <w:rFonts w:asciiTheme="majorHAnsi" w:hAnsiTheme="majorHAnsi" w:cstheme="majorHAnsi"/>
-          <w:sz w:val="24"/>
-          <w:szCs w:val="24"/>
-        </w:rPr>
-        <w:tab/>
-      </w:r>
-      <w:r>
-        <w:rPr>
-          <w:rFonts w:asciiTheme="majorHAnsi" w:hAnsiTheme="majorHAnsi" w:cstheme="majorHAnsi"/>
-          <w:sz w:val="24"/>
-          <w:szCs w:val="24"/>
+          <w:sz w:val="28"/>
+          <w:szCs w:val="28"/>
+        </w:rPr>
+        <w:tab/>
+      </w:r>
+      <w:r>
+        <w:rPr>
+          <w:rFonts w:asciiTheme="majorHAnsi" w:hAnsiTheme="majorHAnsi" w:cstheme="majorHAnsi"/>
+          <w:sz w:val="28"/>
+          <w:szCs w:val="28"/>
+        </w:rPr>
+        <w:tab/>
+      </w:r>
+      <w:r>
+        <w:rPr>
+          <w:rFonts w:asciiTheme="majorHAnsi" w:hAnsiTheme="majorHAnsi" w:cstheme="majorHAnsi"/>
+          <w:sz w:val="28"/>
+          <w:szCs w:val="28"/>
+        </w:rPr>
+        <w:tab/>
+      </w:r>
+      <w:r>
+        <w:rPr>
+          <w:rFonts w:asciiTheme="majorHAnsi" w:hAnsiTheme="majorHAnsi" w:cstheme="majorHAnsi"/>
+          <w:sz w:val="28"/>
+          <w:szCs w:val="28"/>
         </w:rPr>
         <w:tab/>
         <w:t>×7</w:t>
@@ -2664,32 +3151,32 @@
       <w:r>
         <w:rPr>
           <w:rFonts w:asciiTheme="majorHAnsi" w:hAnsiTheme="majorHAnsi" w:cstheme="majorHAnsi"/>
-          <w:sz w:val="24"/>
-          <w:szCs w:val="24"/>
-        </w:rPr>
-        <w:tab/>
-      </w:r>
-      <w:r>
-        <w:rPr>
-          <w:rFonts w:asciiTheme="majorHAnsi" w:hAnsiTheme="majorHAnsi" w:cstheme="majorHAnsi"/>
-          <w:sz w:val="24"/>
-          <w:szCs w:val="24"/>
-        </w:rPr>
-        <w:tab/>
-      </w:r>
-      <w:r>
-        <w:rPr>
-          <w:rFonts w:asciiTheme="majorHAnsi" w:hAnsiTheme="majorHAnsi" w:cstheme="majorHAnsi"/>
-          <w:sz w:val="24"/>
-          <w:szCs w:val="24"/>
-        </w:rPr>
-        <w:tab/>
-      </w:r>
-      <w:r>
-        <w:rPr>
-          <w:rFonts w:asciiTheme="majorHAnsi" w:hAnsiTheme="majorHAnsi" w:cstheme="majorHAnsi"/>
-          <w:sz w:val="24"/>
-          <w:szCs w:val="24"/>
+          <w:sz w:val="28"/>
+          <w:szCs w:val="28"/>
+        </w:rPr>
+        <w:tab/>
+      </w:r>
+      <w:r>
+        <w:rPr>
+          <w:rFonts w:asciiTheme="majorHAnsi" w:hAnsiTheme="majorHAnsi" w:cstheme="majorHAnsi"/>
+          <w:sz w:val="28"/>
+          <w:szCs w:val="28"/>
+        </w:rPr>
+        <w:tab/>
+      </w:r>
+      <w:r>
+        <w:rPr>
+          <w:rFonts w:asciiTheme="majorHAnsi" w:hAnsiTheme="majorHAnsi" w:cstheme="majorHAnsi"/>
+          <w:sz w:val="28"/>
+          <w:szCs w:val="28"/>
+        </w:rPr>
+        <w:tab/>
+      </w:r>
+      <w:r>
+        <w:rPr>
+          <w:rFonts w:asciiTheme="majorHAnsi" w:hAnsiTheme="majorHAnsi" w:cstheme="majorHAnsi"/>
+          <w:sz w:val="28"/>
+          <w:szCs w:val="28"/>
         </w:rPr>
         <w:tab/>
         <w:t>×3</w:t>
@@ -2700,31 +3187,31 @@
         <w:spacing w:line="240" w:lineRule="auto"/>
         <w:rPr>
           <w:rFonts w:asciiTheme="majorHAnsi" w:hAnsiTheme="majorHAnsi" w:cstheme="majorHAnsi"/>
-          <w:sz w:val="24"/>
-          <w:szCs w:val="24"/>
-        </w:rPr>
-      </w:pPr>
-      <w:r>
-        <w:rPr>
-          <w:rFonts w:asciiTheme="majorHAnsi" w:hAnsiTheme="majorHAnsi" w:cstheme="majorHAnsi"/>
-          <w:sz w:val="24"/>
-          <w:szCs w:val="24"/>
+          <w:sz w:val="28"/>
+          <w:szCs w:val="28"/>
+        </w:rPr>
+      </w:pPr>
+      <w:r>
+        <w:rPr>
+          <w:rFonts w:asciiTheme="majorHAnsi" w:hAnsiTheme="majorHAnsi" w:cstheme="majorHAnsi"/>
+          <w:sz w:val="28"/>
+          <w:szCs w:val="28"/>
         </w:rPr>
         <w:t>_______</w:t>
       </w:r>
       <w:r>
         <w:rPr>
           <w:rFonts w:asciiTheme="majorHAnsi" w:hAnsiTheme="majorHAnsi" w:cstheme="majorHAnsi"/>
-          <w:sz w:val="24"/>
-          <w:szCs w:val="24"/>
-        </w:rPr>
-        <w:tab/>
-      </w:r>
-      <w:r>
-        <w:rPr>
-          <w:rFonts w:asciiTheme="majorHAnsi" w:hAnsiTheme="majorHAnsi" w:cstheme="majorHAnsi"/>
-          <w:sz w:val="24"/>
-          <w:szCs w:val="24"/>
+          <w:sz w:val="28"/>
+          <w:szCs w:val="28"/>
+        </w:rPr>
+        <w:tab/>
+      </w:r>
+      <w:r>
+        <w:rPr>
+          <w:rFonts w:asciiTheme="majorHAnsi" w:hAnsiTheme="majorHAnsi" w:cstheme="majorHAnsi"/>
+          <w:sz w:val="28"/>
+          <w:szCs w:val="28"/>
         </w:rPr>
         <w:tab/>
         <w:t xml:space="preserve">          _______</w:t>
@@ -2732,27 +3219,34 @@
       <w:r>
         <w:rPr>
           <w:rFonts w:asciiTheme="majorHAnsi" w:hAnsiTheme="majorHAnsi" w:cstheme="majorHAnsi"/>
-          <w:sz w:val="24"/>
-          <w:szCs w:val="24"/>
-        </w:rPr>
-        <w:tab/>
-      </w:r>
-      <w:r>
-        <w:rPr>
-          <w:rFonts w:asciiTheme="majorHAnsi" w:hAnsiTheme="majorHAnsi" w:cstheme="majorHAnsi"/>
-          <w:sz w:val="24"/>
-          <w:szCs w:val="24"/>
-        </w:rPr>
-        <w:tab/>
-      </w:r>
-      <w:r>
-        <w:rPr>
-          <w:rFonts w:asciiTheme="majorHAnsi" w:hAnsiTheme="majorHAnsi" w:cstheme="majorHAnsi"/>
-          <w:sz w:val="24"/>
-          <w:szCs w:val="24"/>
-        </w:rPr>
-        <w:tab/>
-        <w:t xml:space="preserve">       _________</w:t>
+          <w:sz w:val="28"/>
+          <w:szCs w:val="28"/>
+        </w:rPr>
+        <w:tab/>
+      </w:r>
+      <w:r>
+        <w:rPr>
+          <w:rFonts w:asciiTheme="majorHAnsi" w:hAnsiTheme="majorHAnsi" w:cstheme="majorHAnsi"/>
+          <w:sz w:val="28"/>
+          <w:szCs w:val="28"/>
+        </w:rPr>
+        <w:tab/>
+      </w:r>
+      <w:r>
+        <w:rPr>
+          <w:rFonts w:asciiTheme="majorHAnsi" w:hAnsiTheme="majorHAnsi" w:cstheme="majorHAnsi"/>
+          <w:sz w:val="28"/>
+          <w:szCs w:val="28"/>
+        </w:rPr>
+        <w:tab/>
+      </w:r>
+      <w:r>
+        <w:rPr>
+          <w:rFonts w:asciiTheme="majorHAnsi" w:hAnsiTheme="majorHAnsi" w:cstheme="majorHAnsi"/>
+          <w:sz w:val="28"/>
+          <w:szCs w:val="28"/>
+        </w:rPr>
+        <w:t>_________</w:t>
       </w:r>
     </w:p>
     <w:p>
@@ -2760,31 +3254,31 @@
         <w:spacing w:line="240" w:lineRule="auto"/>
         <w:rPr>
           <w:rFonts w:asciiTheme="majorHAnsi" w:hAnsiTheme="majorHAnsi" w:cstheme="majorHAnsi"/>
-          <w:sz w:val="24"/>
-          <w:szCs w:val="24"/>
-        </w:rPr>
-      </w:pPr>
-      <w:r>
-        <w:rPr>
-          <w:rFonts w:asciiTheme="majorHAnsi" w:hAnsiTheme="majorHAnsi" w:cstheme="majorHAnsi"/>
-          <w:sz w:val="24"/>
-          <w:szCs w:val="24"/>
+          <w:sz w:val="28"/>
+          <w:szCs w:val="28"/>
+        </w:rPr>
+      </w:pPr>
+      <w:r>
+        <w:rPr>
+          <w:rFonts w:asciiTheme="majorHAnsi" w:hAnsiTheme="majorHAnsi" w:cstheme="majorHAnsi"/>
+          <w:sz w:val="28"/>
+          <w:szCs w:val="28"/>
         </w:rPr>
         <w:t>_______</w:t>
       </w:r>
       <w:r>
         <w:rPr>
           <w:rFonts w:asciiTheme="majorHAnsi" w:hAnsiTheme="majorHAnsi" w:cstheme="majorHAnsi"/>
-          <w:sz w:val="24"/>
-          <w:szCs w:val="24"/>
-        </w:rPr>
-        <w:tab/>
-      </w:r>
-      <w:r>
-        <w:rPr>
-          <w:rFonts w:asciiTheme="majorHAnsi" w:hAnsiTheme="majorHAnsi" w:cstheme="majorHAnsi"/>
-          <w:sz w:val="24"/>
-          <w:szCs w:val="24"/>
+          <w:sz w:val="28"/>
+          <w:szCs w:val="28"/>
+        </w:rPr>
+        <w:tab/>
+      </w:r>
+      <w:r>
+        <w:rPr>
+          <w:rFonts w:asciiTheme="majorHAnsi" w:hAnsiTheme="majorHAnsi" w:cstheme="majorHAnsi"/>
+          <w:sz w:val="28"/>
+          <w:szCs w:val="28"/>
         </w:rPr>
         <w:tab/>
         <w:t xml:space="preserve">          _______</w:t>
@@ -2792,27 +3286,27 @@
       <w:r>
         <w:rPr>
           <w:rFonts w:asciiTheme="majorHAnsi" w:hAnsiTheme="majorHAnsi" w:cstheme="majorHAnsi"/>
-          <w:sz w:val="24"/>
-          <w:szCs w:val="24"/>
-        </w:rPr>
-        <w:tab/>
-      </w:r>
-      <w:r>
-        <w:rPr>
-          <w:rFonts w:asciiTheme="majorHAnsi" w:hAnsiTheme="majorHAnsi" w:cstheme="majorHAnsi"/>
-          <w:sz w:val="24"/>
-          <w:szCs w:val="24"/>
-        </w:rPr>
-        <w:tab/>
-      </w:r>
-      <w:r>
-        <w:rPr>
-          <w:rFonts w:asciiTheme="majorHAnsi" w:hAnsiTheme="majorHAnsi" w:cstheme="majorHAnsi"/>
-          <w:sz w:val="24"/>
-          <w:szCs w:val="24"/>
-        </w:rPr>
-        <w:tab/>
-        <w:t xml:space="preserve">       _________</w:t>
+          <w:sz w:val="28"/>
+          <w:szCs w:val="28"/>
+        </w:rPr>
+        <w:tab/>
+      </w:r>
+      <w:r>
+        <w:rPr>
+          <w:rFonts w:asciiTheme="majorHAnsi" w:hAnsiTheme="majorHAnsi" w:cstheme="majorHAnsi"/>
+          <w:sz w:val="28"/>
+          <w:szCs w:val="28"/>
+        </w:rPr>
+        <w:tab/>
+      </w:r>
+      <w:r>
+        <w:rPr>
+          <w:rFonts w:asciiTheme="majorHAnsi" w:hAnsiTheme="majorHAnsi" w:cstheme="majorHAnsi"/>
+          <w:sz w:val="28"/>
+          <w:szCs w:val="28"/>
+        </w:rPr>
+        <w:tab/>
+        <w:t xml:space="preserve"> _________</w:t>
       </w:r>
     </w:p>
     <w:p>
@@ -2822,8 +3316,8 @@
           <w:rFonts w:asciiTheme="majorHAnsi" w:hAnsiTheme="majorHAnsi" w:cstheme="majorHAnsi"/>
           <w:b/>
           <w:bCs/>
-          <w:sz w:val="24"/>
-          <w:szCs w:val="24"/>
+          <w:sz w:val="32"/>
+          <w:szCs w:val="32"/>
         </w:rPr>
       </w:pPr>
       <w:r>
@@ -2831,8 +3325,8 @@
           <w:rFonts w:asciiTheme="majorHAnsi" w:hAnsiTheme="majorHAnsi" w:cstheme="majorHAnsi"/>
           <w:b/>
           <w:bCs/>
-          <w:sz w:val="24"/>
-          <w:szCs w:val="24"/>
+          <w:sz w:val="32"/>
+          <w:szCs w:val="32"/>
         </w:rPr>
         <w:t>Q</w:t>
       </w:r>
@@ -2841,8 +3335,8 @@
           <w:rFonts w:asciiTheme="majorHAnsi" w:hAnsiTheme="majorHAnsi" w:cstheme="majorHAnsi"/>
           <w:b/>
           <w:bCs/>
-          <w:sz w:val="24"/>
-          <w:szCs w:val="24"/>
+          <w:sz w:val="32"/>
+          <w:szCs w:val="32"/>
         </w:rPr>
         <w:t>8</w:t>
       </w:r>
@@ -2851,10 +3345,21 @@
           <w:rFonts w:asciiTheme="majorHAnsi" w:hAnsiTheme="majorHAnsi" w:cstheme="majorHAnsi"/>
           <w:b/>
           <w:bCs/>
-          <w:sz w:val="24"/>
-          <w:szCs w:val="24"/>
+          <w:sz w:val="32"/>
+          <w:szCs w:val="32"/>
         </w:rPr>
         <w:t xml:space="preserve"> Solve the following.</w:t>
+      </w:r>
+      <w:r>
+        <w:rPr>
+          <w:rFonts w:asciiTheme="majorHAnsi" w:hAnsiTheme="majorHAnsi" w:cstheme="majorHAnsi"/>
+          <w:b/>
+          <w:bCs/>
+          <w:sz w:val="32"/>
+          <w:szCs w:val="32"/>
+        </w:rPr>
+        <w:tab/>
+        <w:t>(3)</w:t>
       </w:r>
     </w:p>
     <w:p>
@@ -2998,8 +3503,8 @@
           <w:rFonts w:asciiTheme="majorHAnsi" w:hAnsiTheme="majorHAnsi" w:cstheme="majorHAnsi"/>
           <w:b/>
           <w:bCs/>
-          <w:sz w:val="24"/>
-          <w:szCs w:val="24"/>
+          <w:sz w:val="32"/>
+          <w:szCs w:val="32"/>
         </w:rPr>
       </w:pPr>
       <w:r>
@@ -3007,8 +3512,8 @@
           <w:rFonts w:asciiTheme="majorHAnsi" w:hAnsiTheme="majorHAnsi" w:cstheme="majorHAnsi"/>
           <w:b/>
           <w:bCs/>
-          <w:sz w:val="24"/>
-          <w:szCs w:val="24"/>
+          <w:sz w:val="32"/>
+          <w:szCs w:val="32"/>
         </w:rPr>
         <w:t>Q</w:t>
       </w:r>
@@ -3017,8 +3522,8 @@
           <w:rFonts w:asciiTheme="majorHAnsi" w:hAnsiTheme="majorHAnsi" w:cstheme="majorHAnsi"/>
           <w:b/>
           <w:bCs/>
-          <w:sz w:val="24"/>
-          <w:szCs w:val="24"/>
+          <w:sz w:val="32"/>
+          <w:szCs w:val="32"/>
         </w:rPr>
         <w:t xml:space="preserve">9 </w:t>
       </w:r>
@@ -3027,8 +3532,8 @@
           <w:rFonts w:asciiTheme="majorHAnsi" w:hAnsiTheme="majorHAnsi" w:cstheme="majorHAnsi"/>
           <w:b/>
           <w:bCs/>
-          <w:sz w:val="24"/>
-          <w:szCs w:val="24"/>
+          <w:sz w:val="32"/>
+          <w:szCs w:val="32"/>
         </w:rPr>
         <w:t>Write down the following in roman</w:t>
       </w:r>
@@ -3037,8 +3542,8 @@
           <w:rFonts w:asciiTheme="majorHAnsi" w:hAnsiTheme="majorHAnsi" w:cstheme="majorHAnsi"/>
           <w:b/>
           <w:bCs/>
-          <w:sz w:val="24"/>
-          <w:szCs w:val="24"/>
+          <w:sz w:val="32"/>
+          <w:szCs w:val="32"/>
         </w:rPr>
         <w:t xml:space="preserve"> </w:t>
       </w:r>
@@ -3047,8 +3552,8 @@
           <w:rFonts w:asciiTheme="majorHAnsi" w:hAnsiTheme="majorHAnsi" w:cstheme="majorHAnsi"/>
           <w:b/>
           <w:bCs/>
-          <w:sz w:val="24"/>
-          <w:szCs w:val="24"/>
+          <w:sz w:val="32"/>
+          <w:szCs w:val="32"/>
         </w:rPr>
         <w:t>numbers</w:t>
       </w:r>
@@ -3057,10 +3562,21 @@
           <w:rFonts w:asciiTheme="majorHAnsi" w:hAnsiTheme="majorHAnsi" w:cstheme="majorHAnsi"/>
           <w:b/>
           <w:bCs/>
-          <w:sz w:val="24"/>
-          <w:szCs w:val="24"/>
+          <w:sz w:val="32"/>
+          <w:szCs w:val="32"/>
         </w:rPr>
         <w:t>.</w:t>
+      </w:r>
+      <w:r>
+        <w:rPr>
+          <w:rFonts w:asciiTheme="majorHAnsi" w:hAnsiTheme="majorHAnsi" w:cstheme="majorHAnsi"/>
+          <w:b/>
+          <w:bCs/>
+          <w:sz w:val="32"/>
+          <w:szCs w:val="32"/>
+        </w:rPr>
+        <w:tab/>
+        <w:t>(4)</w:t>
       </w:r>
     </w:p>
     <w:p>
@@ -3073,15 +3589,15 @@
         <w:spacing w:line="240" w:lineRule="auto"/>
         <w:rPr>
           <w:rFonts w:asciiTheme="majorHAnsi" w:hAnsiTheme="majorHAnsi" w:cstheme="majorHAnsi"/>
-          <w:sz w:val="24"/>
-          <w:szCs w:val="24"/>
-        </w:rPr>
-      </w:pPr>
-      <w:r>
-        <w:rPr>
-          <w:rFonts w:asciiTheme="majorHAnsi" w:hAnsiTheme="majorHAnsi" w:cstheme="majorHAnsi"/>
-          <w:sz w:val="24"/>
-          <w:szCs w:val="24"/>
+          <w:sz w:val="32"/>
+          <w:szCs w:val="32"/>
+        </w:rPr>
+      </w:pPr>
+      <w:r>
+        <w:rPr>
+          <w:rFonts w:asciiTheme="majorHAnsi" w:hAnsiTheme="majorHAnsi" w:cstheme="majorHAnsi"/>
+          <w:sz w:val="32"/>
+          <w:szCs w:val="32"/>
         </w:rPr>
         <w:t>5 _________</w:t>
       </w:r>
@@ -3096,15 +3612,15 @@
         <w:spacing w:line="240" w:lineRule="auto"/>
         <w:rPr>
           <w:rFonts w:asciiTheme="majorHAnsi" w:hAnsiTheme="majorHAnsi" w:cstheme="majorHAnsi"/>
-          <w:sz w:val="24"/>
-          <w:szCs w:val="24"/>
-        </w:rPr>
-      </w:pPr>
-      <w:r>
-        <w:rPr>
-          <w:rFonts w:asciiTheme="majorHAnsi" w:hAnsiTheme="majorHAnsi" w:cstheme="majorHAnsi"/>
-          <w:sz w:val="24"/>
-          <w:szCs w:val="24"/>
+          <w:sz w:val="32"/>
+          <w:szCs w:val="32"/>
+        </w:rPr>
+      </w:pPr>
+      <w:r>
+        <w:rPr>
+          <w:rFonts w:asciiTheme="majorHAnsi" w:hAnsiTheme="majorHAnsi" w:cstheme="majorHAnsi"/>
+          <w:sz w:val="32"/>
+          <w:szCs w:val="32"/>
         </w:rPr>
         <w:t>7 _________</w:t>
       </w:r>
@@ -3119,15 +3635,15 @@
         <w:spacing w:line="240" w:lineRule="auto"/>
         <w:rPr>
           <w:rFonts w:asciiTheme="majorHAnsi" w:hAnsiTheme="majorHAnsi" w:cstheme="majorHAnsi"/>
-          <w:sz w:val="24"/>
-          <w:szCs w:val="24"/>
-        </w:rPr>
-      </w:pPr>
-      <w:r>
-        <w:rPr>
-          <w:rFonts w:asciiTheme="majorHAnsi" w:hAnsiTheme="majorHAnsi" w:cstheme="majorHAnsi"/>
-          <w:sz w:val="24"/>
-          <w:szCs w:val="24"/>
+          <w:sz w:val="32"/>
+          <w:szCs w:val="32"/>
+        </w:rPr>
+      </w:pPr>
+      <w:r>
+        <w:rPr>
+          <w:rFonts w:asciiTheme="majorHAnsi" w:hAnsiTheme="majorHAnsi" w:cstheme="majorHAnsi"/>
+          <w:sz w:val="32"/>
+          <w:szCs w:val="32"/>
         </w:rPr>
         <w:t>11 ________</w:t>
       </w:r>
@@ -3142,15 +3658,15 @@
         <w:spacing w:line="240" w:lineRule="auto"/>
         <w:rPr>
           <w:rFonts w:asciiTheme="majorHAnsi" w:hAnsiTheme="majorHAnsi" w:cstheme="majorHAnsi"/>
-          <w:sz w:val="24"/>
-          <w:szCs w:val="24"/>
-        </w:rPr>
-      </w:pPr>
-      <w:r>
-        <w:rPr>
-          <w:rFonts w:asciiTheme="majorHAnsi" w:hAnsiTheme="majorHAnsi" w:cstheme="majorHAnsi"/>
-          <w:sz w:val="24"/>
-          <w:szCs w:val="24"/>
+          <w:sz w:val="32"/>
+          <w:szCs w:val="32"/>
+        </w:rPr>
+      </w:pPr>
+      <w:r>
+        <w:rPr>
+          <w:rFonts w:asciiTheme="majorHAnsi" w:hAnsiTheme="majorHAnsi" w:cstheme="majorHAnsi"/>
+          <w:sz w:val="32"/>
+          <w:szCs w:val="32"/>
         </w:rPr>
         <w:t>9 _________</w:t>
       </w:r>
@@ -3162,8 +3678,8 @@
           <w:rFonts w:asciiTheme="majorHAnsi" w:hAnsiTheme="majorHAnsi" w:cstheme="majorHAnsi"/>
           <w:b/>
           <w:bCs/>
-          <w:sz w:val="24"/>
-          <w:szCs w:val="24"/>
+          <w:sz w:val="32"/>
+          <w:szCs w:val="32"/>
         </w:rPr>
       </w:pPr>
       <w:r>
@@ -3171,92 +3687,418 @@
           <w:rFonts w:asciiTheme="majorHAnsi" w:hAnsiTheme="majorHAnsi" w:cstheme="majorHAnsi"/>
           <w:b/>
           <w:bCs/>
-          <w:sz w:val="24"/>
-          <w:szCs w:val="24"/>
-        </w:rPr>
-        <w:t>Q</w:t>
+          <w:sz w:val="32"/>
+          <w:szCs w:val="32"/>
+        </w:rPr>
+        <w:t>Q10 Write the table of 6 or 7.</w:t>
       </w:r>
       <w:r>
         <w:rPr>
           <w:rFonts w:asciiTheme="majorHAnsi" w:hAnsiTheme="majorHAnsi" w:cstheme="majorHAnsi"/>
           <w:b/>
           <w:bCs/>
-          <w:sz w:val="24"/>
-          <w:szCs w:val="24"/>
-        </w:rPr>
-        <w:t>10</w:t>
+          <w:sz w:val="32"/>
+          <w:szCs w:val="32"/>
+        </w:rPr>
+        <w:tab/>
       </w:r>
       <w:r>
         <w:rPr>
           <w:rFonts w:asciiTheme="majorHAnsi" w:hAnsiTheme="majorHAnsi" w:cstheme="majorHAnsi"/>
           <w:b/>
           <w:bCs/>
-          <w:sz w:val="24"/>
-          <w:szCs w:val="24"/>
-        </w:rPr>
-        <w:t xml:space="preserve"> Write the table of 6 or 7.</w:t>
-      </w:r>
-    </w:p>
-    <w:p>
-      <w:pPr>
-        <w:spacing w:line="240" w:lineRule="auto"/>
-        <w:rPr>
-          <w:rFonts w:asciiTheme="majorHAnsi" w:hAnsiTheme="majorHAnsi" w:cstheme="majorHAnsi"/>
-          <w:sz w:val="24"/>
-          <w:szCs w:val="24"/>
-        </w:rPr>
-      </w:pPr>
-    </w:p>
-    <w:p>
-      <w:pPr>
-        <w:spacing w:line="240" w:lineRule="auto"/>
-        <w:rPr>
-          <w:rFonts w:asciiTheme="majorHAnsi" w:hAnsiTheme="majorHAnsi" w:cstheme="majorHAnsi"/>
-          <w:sz w:val="24"/>
-          <w:szCs w:val="24"/>
-        </w:rPr>
-      </w:pPr>
-    </w:p>
-    <w:p>
-      <w:pPr>
-        <w:spacing w:line="240" w:lineRule="auto"/>
-        <w:rPr>
-          <w:rFonts w:asciiTheme="majorHAnsi" w:hAnsiTheme="majorHAnsi" w:cstheme="majorHAnsi"/>
-          <w:sz w:val="24"/>
-          <w:szCs w:val="24"/>
-        </w:rPr>
-      </w:pPr>
-    </w:p>
-    <w:p>
-      <w:pPr>
-        <w:pStyle w:val="ListParagraph"/>
-        <w:ind w:left="1080"/>
-        <w:rPr>
-          <w:rFonts w:asciiTheme="majorHAnsi" w:hAnsiTheme="majorHAnsi" w:cstheme="majorHAnsi"/>
-          <w:sz w:val="24"/>
-          <w:szCs w:val="24"/>
-        </w:rPr>
-      </w:pPr>
-    </w:p>
-    <w:p>
-      <w:pPr>
-        <w:rPr>
-          <w:rFonts w:asciiTheme="majorHAnsi" w:hAnsiTheme="majorHAnsi" w:cstheme="majorHAnsi"/>
-          <w:sz w:val="24"/>
-          <w:szCs w:val="24"/>
-          <w:rtl/>
-        </w:rPr>
-      </w:pPr>
-    </w:p>
-    <w:p>
-      <w:pPr>
-        <w:rPr>
-          <w:rFonts w:asciiTheme="majorHAnsi" w:hAnsiTheme="majorHAnsi" w:cstheme="majorHAnsi"/>
-          <w:sz w:val="24"/>
-          <w:szCs w:val="24"/>
-        </w:rPr>
-      </w:pPr>
-    </w:p>
+          <w:sz w:val="32"/>
+          <w:szCs w:val="32"/>
+        </w:rPr>
+        <w:tab/>
+        <w:t>(</w:t>
+      </w:r>
+      <w:r>
+        <w:rPr>
+          <w:rFonts w:asciiTheme="majorHAnsi" w:hAnsiTheme="majorHAnsi" w:cstheme="majorHAnsi"/>
+          <w:b/>
+          <w:bCs/>
+          <w:sz w:val="32"/>
+          <w:szCs w:val="32"/>
+        </w:rPr>
+        <w:t>3</w:t>
+      </w:r>
+      <w:r>
+        <w:rPr>
+          <w:rFonts w:asciiTheme="majorHAnsi" w:hAnsiTheme="majorHAnsi" w:cstheme="majorHAnsi"/>
+          <w:b/>
+          <w:bCs/>
+          <w:sz w:val="32"/>
+          <w:szCs w:val="32"/>
+        </w:rPr>
+        <w:t>)</w:t>
+      </w:r>
+    </w:p>
+    <w:tbl>
+      <w:tblPr>
+        <w:tblStyle w:val="TableGrid"/>
+        <w:tblW w:w="0" w:type="auto"/>
+        <w:tblLook w:val="04A0" w:firstRow="1" w:lastRow="0" w:firstColumn="1" w:lastColumn="0" w:noHBand="0" w:noVBand="1"/>
+      </w:tblPr>
+      <w:tblGrid>
+        <w:gridCol w:w="1008"/>
+        <w:gridCol w:w="1008"/>
+        <w:gridCol w:w="1008"/>
+        <w:gridCol w:w="1008"/>
+        <w:gridCol w:w="1008"/>
+      </w:tblGrid>
+      <w:tr>
+        <w:trPr>
+          <w:trHeight w:val="288"/>
+        </w:trPr>
+        <w:tc>
+          <w:tcPr>
+            <w:tcW w:w="1008" w:type="dxa"/>
+          </w:tcPr>
+          <w:p/>
+        </w:tc>
+        <w:tc>
+          <w:tcPr>
+            <w:tcW w:w="1008" w:type="dxa"/>
+          </w:tcPr>
+          <w:p/>
+        </w:tc>
+        <w:tc>
+          <w:tcPr>
+            <w:tcW w:w="1008" w:type="dxa"/>
+          </w:tcPr>
+          <w:p/>
+        </w:tc>
+        <w:tc>
+          <w:tcPr>
+            <w:tcW w:w="1008" w:type="dxa"/>
+          </w:tcPr>
+          <w:p/>
+        </w:tc>
+        <w:tc>
+          <w:tcPr>
+            <w:tcW w:w="1008" w:type="dxa"/>
+          </w:tcPr>
+          <w:p/>
+        </w:tc>
+      </w:tr>
+      <w:tr>
+        <w:trPr>
+          <w:trHeight w:val="288"/>
+        </w:trPr>
+        <w:tc>
+          <w:tcPr>
+            <w:tcW w:w="1008" w:type="dxa"/>
+          </w:tcPr>
+          <w:p/>
+        </w:tc>
+        <w:tc>
+          <w:tcPr>
+            <w:tcW w:w="1008" w:type="dxa"/>
+          </w:tcPr>
+          <w:p/>
+        </w:tc>
+        <w:tc>
+          <w:tcPr>
+            <w:tcW w:w="1008" w:type="dxa"/>
+          </w:tcPr>
+          <w:p/>
+        </w:tc>
+        <w:tc>
+          <w:tcPr>
+            <w:tcW w:w="1008" w:type="dxa"/>
+          </w:tcPr>
+          <w:p/>
+        </w:tc>
+        <w:tc>
+          <w:tcPr>
+            <w:tcW w:w="1008" w:type="dxa"/>
+          </w:tcPr>
+          <w:p/>
+        </w:tc>
+      </w:tr>
+      <w:tr>
+        <w:trPr>
+          <w:trHeight w:val="288"/>
+        </w:trPr>
+        <w:tc>
+          <w:tcPr>
+            <w:tcW w:w="1008" w:type="dxa"/>
+          </w:tcPr>
+          <w:p/>
+        </w:tc>
+        <w:tc>
+          <w:tcPr>
+            <w:tcW w:w="1008" w:type="dxa"/>
+          </w:tcPr>
+          <w:p/>
+        </w:tc>
+        <w:tc>
+          <w:tcPr>
+            <w:tcW w:w="1008" w:type="dxa"/>
+          </w:tcPr>
+          <w:p/>
+        </w:tc>
+        <w:tc>
+          <w:tcPr>
+            <w:tcW w:w="1008" w:type="dxa"/>
+          </w:tcPr>
+          <w:p/>
+        </w:tc>
+        <w:tc>
+          <w:tcPr>
+            <w:tcW w:w="1008" w:type="dxa"/>
+          </w:tcPr>
+          <w:p/>
+        </w:tc>
+      </w:tr>
+      <w:tr>
+        <w:trPr>
+          <w:trHeight w:val="288"/>
+        </w:trPr>
+        <w:tc>
+          <w:tcPr>
+            <w:tcW w:w="1008" w:type="dxa"/>
+          </w:tcPr>
+          <w:p/>
+        </w:tc>
+        <w:tc>
+          <w:tcPr>
+            <w:tcW w:w="1008" w:type="dxa"/>
+          </w:tcPr>
+          <w:p/>
+        </w:tc>
+        <w:tc>
+          <w:tcPr>
+            <w:tcW w:w="1008" w:type="dxa"/>
+          </w:tcPr>
+          <w:p/>
+        </w:tc>
+        <w:tc>
+          <w:tcPr>
+            <w:tcW w:w="1008" w:type="dxa"/>
+          </w:tcPr>
+          <w:p/>
+        </w:tc>
+        <w:tc>
+          <w:tcPr>
+            <w:tcW w:w="1008" w:type="dxa"/>
+          </w:tcPr>
+          <w:p/>
+        </w:tc>
+      </w:tr>
+      <w:tr>
+        <w:trPr>
+          <w:trHeight w:val="288"/>
+        </w:trPr>
+        <w:tc>
+          <w:tcPr>
+            <w:tcW w:w="1008" w:type="dxa"/>
+          </w:tcPr>
+          <w:p/>
+        </w:tc>
+        <w:tc>
+          <w:tcPr>
+            <w:tcW w:w="1008" w:type="dxa"/>
+          </w:tcPr>
+          <w:p/>
+        </w:tc>
+        <w:tc>
+          <w:tcPr>
+            <w:tcW w:w="1008" w:type="dxa"/>
+          </w:tcPr>
+          <w:p/>
+        </w:tc>
+        <w:tc>
+          <w:tcPr>
+            <w:tcW w:w="1008" w:type="dxa"/>
+          </w:tcPr>
+          <w:p/>
+        </w:tc>
+        <w:tc>
+          <w:tcPr>
+            <w:tcW w:w="1008" w:type="dxa"/>
+          </w:tcPr>
+          <w:p/>
+        </w:tc>
+      </w:tr>
+      <w:tr>
+        <w:trPr>
+          <w:trHeight w:val="288"/>
+        </w:trPr>
+        <w:tc>
+          <w:tcPr>
+            <w:tcW w:w="1008" w:type="dxa"/>
+          </w:tcPr>
+          <w:p/>
+        </w:tc>
+        <w:tc>
+          <w:tcPr>
+            <w:tcW w:w="1008" w:type="dxa"/>
+          </w:tcPr>
+          <w:p/>
+        </w:tc>
+        <w:tc>
+          <w:tcPr>
+            <w:tcW w:w="1008" w:type="dxa"/>
+          </w:tcPr>
+          <w:p/>
+        </w:tc>
+        <w:tc>
+          <w:tcPr>
+            <w:tcW w:w="1008" w:type="dxa"/>
+          </w:tcPr>
+          <w:p/>
+        </w:tc>
+        <w:tc>
+          <w:tcPr>
+            <w:tcW w:w="1008" w:type="dxa"/>
+          </w:tcPr>
+          <w:p/>
+        </w:tc>
+      </w:tr>
+      <w:tr>
+        <w:trPr>
+          <w:trHeight w:val="288"/>
+        </w:trPr>
+        <w:tc>
+          <w:tcPr>
+            <w:tcW w:w="1008" w:type="dxa"/>
+          </w:tcPr>
+          <w:p/>
+        </w:tc>
+        <w:tc>
+          <w:tcPr>
+            <w:tcW w:w="1008" w:type="dxa"/>
+          </w:tcPr>
+          <w:p/>
+        </w:tc>
+        <w:tc>
+          <w:tcPr>
+            <w:tcW w:w="1008" w:type="dxa"/>
+          </w:tcPr>
+          <w:p/>
+        </w:tc>
+        <w:tc>
+          <w:tcPr>
+            <w:tcW w:w="1008" w:type="dxa"/>
+          </w:tcPr>
+          <w:p/>
+        </w:tc>
+        <w:tc>
+          <w:tcPr>
+            <w:tcW w:w="1008" w:type="dxa"/>
+          </w:tcPr>
+          <w:p/>
+        </w:tc>
+      </w:tr>
+      <w:tr>
+        <w:trPr>
+          <w:trHeight w:val="288"/>
+        </w:trPr>
+        <w:tc>
+          <w:tcPr>
+            <w:tcW w:w="1008" w:type="dxa"/>
+          </w:tcPr>
+          <w:p/>
+        </w:tc>
+        <w:tc>
+          <w:tcPr>
+            <w:tcW w:w="1008" w:type="dxa"/>
+          </w:tcPr>
+          <w:p/>
+        </w:tc>
+        <w:tc>
+          <w:tcPr>
+            <w:tcW w:w="1008" w:type="dxa"/>
+          </w:tcPr>
+          <w:p/>
+        </w:tc>
+        <w:tc>
+          <w:tcPr>
+            <w:tcW w:w="1008" w:type="dxa"/>
+          </w:tcPr>
+          <w:p/>
+        </w:tc>
+        <w:tc>
+          <w:tcPr>
+            <w:tcW w:w="1008" w:type="dxa"/>
+          </w:tcPr>
+          <w:p/>
+        </w:tc>
+      </w:tr>
+      <w:tr>
+        <w:trPr>
+          <w:trHeight w:val="288"/>
+        </w:trPr>
+        <w:tc>
+          <w:tcPr>
+            <w:tcW w:w="1008" w:type="dxa"/>
+          </w:tcPr>
+          <w:p/>
+        </w:tc>
+        <w:tc>
+          <w:tcPr>
+            <w:tcW w:w="1008" w:type="dxa"/>
+          </w:tcPr>
+          <w:p/>
+        </w:tc>
+        <w:tc>
+          <w:tcPr>
+            <w:tcW w:w="1008" w:type="dxa"/>
+          </w:tcPr>
+          <w:p/>
+        </w:tc>
+        <w:tc>
+          <w:tcPr>
+            <w:tcW w:w="1008" w:type="dxa"/>
+          </w:tcPr>
+          <w:p/>
+        </w:tc>
+        <w:tc>
+          <w:tcPr>
+            <w:tcW w:w="1008" w:type="dxa"/>
+          </w:tcPr>
+          <w:p/>
+        </w:tc>
+      </w:tr>
+      <w:tr>
+        <w:trPr>
+          <w:trHeight w:val="288"/>
+        </w:trPr>
+        <w:tc>
+          <w:tcPr>
+            <w:tcW w:w="1008" w:type="dxa"/>
+          </w:tcPr>
+          <w:p/>
+        </w:tc>
+        <w:tc>
+          <w:tcPr>
+            <w:tcW w:w="1008" w:type="dxa"/>
+          </w:tcPr>
+          <w:p/>
+        </w:tc>
+        <w:tc>
+          <w:tcPr>
+            <w:tcW w:w="1008" w:type="dxa"/>
+          </w:tcPr>
+          <w:p/>
+        </w:tc>
+        <w:tc>
+          <w:tcPr>
+            <w:tcW w:w="1008" w:type="dxa"/>
+          </w:tcPr>
+          <w:p/>
+        </w:tc>
+        <w:tc>
+          <w:tcPr>
+            <w:tcW w:w="1008" w:type="dxa"/>
+          </w:tcPr>
+          <w:p/>
+        </w:tc>
+      </w:tr>
+    </w:tbl>
+    <w:p/>
     <w:sectPr>
       <w:pgSz w:w="12240" w:h="15840"/>
       <w:pgMar w:top="1440" w:right="1440" w:bottom="1440" w:left="1440" w:header="720" w:footer="720" w:gutter="0"/>
@@ -3268,7 +4110,7 @@
 </file>
 
 <file path=word/numbering.xml><?xml version="1.0" encoding="utf-8"?>
-<w:numbering xmlns:wpc="http://schemas.microsoft.com/office/word/2010/wordprocessingCanvas" xmlns:cx="http://schemas.microsoft.com/office/drawing/2014/chartex" xmlns:cx1="http://schemas.microsoft.com/office/drawing/2015/9/8/chartex" xmlns:cx2="http://schemas.microsoft.com/office/drawing/2015/10/21/chartex" xmlns:cx3="http://schemas.microsoft.com/office/drawing/2016/5/9/chartex" xmlns:cx4="http://schemas.microsoft.com/office/drawing/2016/5/10/chartex" xmlns:cx5="http://schemas.microsoft.com/office/drawing/2016/5/11/chartex" xmlns:cx6="http://schemas.microsoft.com/office/drawing/2016/5/12/chartex" xmlns:cx7="http://schemas.microsoft.com/office/drawing/2016/5/13/chartex" xmlns:cx8="http://schemas.microsoft.com/office/drawing/2016/5/14/chartex" xmlns:mc="http://schemas.openxmlformats.org/markup-compatibility/2006" xmlns:aink="http://schemas.microsoft.com/office/drawing/2016/ink" xmlns:am3d="http://schemas.microsoft.com/office/drawing/2017/model3d" xmlns:o="urn:schemas-microsoft-com:office:office" xmlns:r="http://schemas.openxmlformats.org/officeDocument/2006/relationships" xmlns:m="http://schemas.openxmlformats.org/officeDocument/2006/math" xmlns:v="urn:schemas-microsoft-com:vml" xmlns:wp14="http://schemas.microsoft.com/office/word/2010/wordprocessingDrawing" xmlns:wp="http://schemas.openxmlformats.org/drawingml/2006/wordprocessingDrawing" xmlns:w10="urn:schemas-microsoft-com:office:word" xmlns:w="http://schemas.openxmlformats.org/wordprocessingml/2006/main" xmlns:w14="http://schemas.microsoft.com/office/word/2010/wordml" xmlns:w15="http://schemas.microsoft.com/office/word/2012/wordml" xmlns:w16cex="http://schemas.microsoft.com/office/word/2018/wordml/cex" xmlns:w16cid="http://schemas.microsoft.com/office/word/2016/wordml/cid" xmlns:w16="http://schemas.microsoft.com/office/word/2018/wordml" xmlns:w16sdtdh="http://schemas.microsoft.com/office/word/2020/wordml/sdtdatahash" xmlns:w16se="http://schemas.microsoft.com/office/word/2015/wordml/symex" xmlns:wpg="http://schemas.microsoft.com/office/word/2010/wordprocessingGroup" xmlns:wpi="http://schemas.microsoft.com/office/word/2010/wordprocessingInk" xmlns:wne="http://schemas.microsoft.com/office/word/2006/wordml" xmlns:wps="http://schemas.microsoft.com/office/word/2010/wordprocessingShape" mc:Ignorable="w14 w15 w16se w16cid w16 w16cex w16sdtdh wp14">
+<w:numbering xmlns:wpc="http://schemas.microsoft.com/office/word/2010/wordprocessingCanvas" xmlns:cx="http://schemas.microsoft.com/office/drawing/2014/chartex" xmlns:cx1="http://schemas.microsoft.com/office/drawing/2015/9/8/chartex" xmlns:cx2="http://schemas.microsoft.com/office/drawing/2015/10/21/chartex" xmlns:cx3="http://schemas.microsoft.com/office/drawing/2016/5/9/chartex" xmlns:cx4="http://schemas.microsoft.com/office/drawing/2016/5/10/chartex" xmlns:cx5="http://schemas.microsoft.com/office/drawing/2016/5/11/chartex" xmlns:cx6="http://schemas.microsoft.com/office/drawing/2016/5/12/chartex" xmlns:cx7="http://schemas.microsoft.com/office/drawing/2016/5/13/chartex" xmlns:cx8="http://schemas.microsoft.com/office/drawing/2016/5/14/chartex" xmlns:mc="http://schemas.openxmlformats.org/markup-compatibility/2006" xmlns:aink="http://schemas.microsoft.com/office/drawing/2016/ink" xmlns:am3d="http://schemas.microsoft.com/office/drawing/2017/model3d" xmlns:o="urn:schemas-microsoft-com:office:office" xmlns:oel="http://schemas.microsoft.com/office/2019/extlst" xmlns:r="http://schemas.openxmlformats.org/officeDocument/2006/relationships" xmlns:m="http://schemas.openxmlformats.org/officeDocument/2006/math" xmlns:v="urn:schemas-microsoft-com:vml" xmlns:wp14="http://schemas.microsoft.com/office/word/2010/wordprocessingDrawing" xmlns:wp="http://schemas.openxmlformats.org/drawingml/2006/wordprocessingDrawing" xmlns:w10="urn:schemas-microsoft-com:office:word" xmlns:w="http://schemas.openxmlformats.org/wordprocessingml/2006/main" xmlns:w14="http://schemas.microsoft.com/office/word/2010/wordml" xmlns:w15="http://schemas.microsoft.com/office/word/2012/wordml" xmlns:w16cex="http://schemas.microsoft.com/office/word/2018/wordml/cex" xmlns:w16cid="http://schemas.microsoft.com/office/word/2016/wordml/cid" xmlns:w16="http://schemas.microsoft.com/office/word/2018/wordml" xmlns:w16du="http://schemas.microsoft.com/office/word/2023/wordml/word16du" xmlns:w16sdtdh="http://schemas.microsoft.com/office/word/2020/wordml/sdtdatahash" xmlns:w16se="http://schemas.microsoft.com/office/word/2015/wordml/symex" xmlns:wpg="http://schemas.microsoft.com/office/word/2010/wordprocessingGroup" xmlns:wpi="http://schemas.microsoft.com/office/word/2010/wordprocessingInk" xmlns:wne="http://schemas.microsoft.com/office/word/2006/wordml" xmlns:wps="http://schemas.microsoft.com/office/word/2010/wordprocessingShape" mc:Ignorable="w14 w15 w16se w16cid w16 w16cex w16sdtdh w16du wp14">
   <w:abstractNum w:abstractNumId="0" w15:restartNumberingAfterBreak="0">
     <w:nsid w:val="06CE4A86"/>
     <w:multiLevelType w:val="hybridMultilevel"/>
@@ -4693,59 +5535,59 @@
       </w:pPr>
     </w:lvl>
   </w:abstractNum>
-  <w:num w:numId="1">
+  <w:num w:numId="1" w16cid:durableId="192695951">
     <w:abstractNumId w:val="5"/>
   </w:num>
-  <w:num w:numId="2">
+  <w:num w:numId="2" w16cid:durableId="1330984455">
     <w:abstractNumId w:val="11"/>
   </w:num>
-  <w:num w:numId="3">
+  <w:num w:numId="3" w16cid:durableId="41292803">
     <w:abstractNumId w:val="10"/>
   </w:num>
-  <w:num w:numId="4">
+  <w:num w:numId="4" w16cid:durableId="1171405641">
     <w:abstractNumId w:val="4"/>
   </w:num>
-  <w:num w:numId="5">
+  <w:num w:numId="5" w16cid:durableId="595209858">
     <w:abstractNumId w:val="9"/>
   </w:num>
-  <w:num w:numId="6">
+  <w:num w:numId="6" w16cid:durableId="396440278">
     <w:abstractNumId w:val="6"/>
   </w:num>
-  <w:num w:numId="7">
+  <w:num w:numId="7" w16cid:durableId="180363064">
     <w:abstractNumId w:val="13"/>
   </w:num>
-  <w:num w:numId="8">
+  <w:num w:numId="8" w16cid:durableId="1364552015">
     <w:abstractNumId w:val="7"/>
   </w:num>
-  <w:num w:numId="9">
+  <w:num w:numId="9" w16cid:durableId="1048726089">
     <w:abstractNumId w:val="1"/>
   </w:num>
-  <w:num w:numId="10">
+  <w:num w:numId="10" w16cid:durableId="764031262">
     <w:abstractNumId w:val="15"/>
   </w:num>
-  <w:num w:numId="11">
+  <w:num w:numId="11" w16cid:durableId="633023988">
     <w:abstractNumId w:val="14"/>
   </w:num>
-  <w:num w:numId="12">
+  <w:num w:numId="12" w16cid:durableId="1283918374">
     <w:abstractNumId w:val="3"/>
   </w:num>
-  <w:num w:numId="13">
+  <w:num w:numId="13" w16cid:durableId="2013601997">
     <w:abstractNumId w:val="2"/>
   </w:num>
-  <w:num w:numId="14">
+  <w:num w:numId="14" w16cid:durableId="53242100">
     <w:abstractNumId w:val="0"/>
   </w:num>
-  <w:num w:numId="15">
+  <w:num w:numId="15" w16cid:durableId="1462307996">
     <w:abstractNumId w:val="8"/>
   </w:num>
-  <w:num w:numId="16">
+  <w:num w:numId="16" w16cid:durableId="670957591">
     <w:abstractNumId w:val="12"/>
   </w:num>
 </w:numbering>
 </file>
 
 <file path=word/styles.xml><?xml version="1.0" encoding="utf-8"?>
-<w:styles xmlns:mc="http://schemas.openxmlformats.org/markup-compatibility/2006" xmlns:r="http://schemas.openxmlformats.org/officeDocument/2006/relationships" xmlns:w="http://schemas.openxmlformats.org/wordprocessingml/2006/main" xmlns:w14="http://schemas.microsoft.com/office/word/2010/wordml" xmlns:w15="http://schemas.microsoft.com/office/word/2012/wordml" xmlns:w16cex="http://schemas.microsoft.com/office/word/2018/wordml/cex" xmlns:w16cid="http://schemas.microsoft.com/office/word/2016/wordml/cid" xmlns:w16="http://schemas.microsoft.com/office/word/2018/wordml" xmlns:w16sdtdh="http://schemas.microsoft.com/office/word/2020/wordml/sdtdatahash" xmlns:w16se="http://schemas.microsoft.com/office/word/2015/wordml/symex" mc:Ignorable="w14 w15 w16se w16cid w16 w16cex w16sdtdh">
+<w:styles xmlns:mc="http://schemas.openxmlformats.org/markup-compatibility/2006" xmlns:r="http://schemas.openxmlformats.org/officeDocument/2006/relationships" xmlns:w="http://schemas.openxmlformats.org/wordprocessingml/2006/main" xmlns:w14="http://schemas.microsoft.com/office/word/2010/wordml" xmlns:w15="http://schemas.microsoft.com/office/word/2012/wordml" xmlns:w16cex="http://schemas.microsoft.com/office/word/2018/wordml/cex" xmlns:w16cid="http://schemas.microsoft.com/office/word/2016/wordml/cid" xmlns:w16="http://schemas.microsoft.com/office/word/2018/wordml" xmlns:w16du="http://schemas.microsoft.com/office/word/2023/wordml/word16du" xmlns:w16sdtdh="http://schemas.microsoft.com/office/word/2020/wordml/sdtdatahash" xmlns:w16se="http://schemas.microsoft.com/office/word/2015/wordml/symex" mc:Ignorable="w14 w15 w16se w16cid w16 w16cex w16sdtdh w16du">
   <w:docDefaults>
     <w:rPrDefault>
       <w:rPr>
@@ -5191,6 +6033,25 @@
       <w:color w:val="808080"/>
     </w:rPr>
   </w:style>
+  <w:style w:type="table" w:styleId="TableGrid">
+    <w:name w:val="Table Grid"/>
+    <w:basedOn w:val="TableNormal"/>
+    <w:uiPriority w:val="39"/>
+    <w:rsid w:val="00891710"/>
+    <w:pPr>
+      <w:spacing w:after="0" w:line="240" w:lineRule="auto"/>
+    </w:pPr>
+    <w:tblPr>
+      <w:tblBorders>
+        <w:top w:val="single" w:sz="4" w:space="0" w:color="auto"/>
+        <w:left w:val="single" w:sz="4" w:space="0" w:color="auto"/>
+        <w:bottom w:val="single" w:sz="4" w:space="0" w:color="auto"/>
+        <w:right w:val="single" w:sz="4" w:space="0" w:color="auto"/>
+        <w:insideH w:val="single" w:sz="4" w:space="0" w:color="auto"/>
+        <w:insideV w:val="single" w:sz="4" w:space="0" w:color="auto"/>
+      </w:tblBorders>
+    </w:tblPr>
+  </w:style>
 </w:styles>
 </file>
 
@@ -5487,4 +6348,16 @@
     </a:ext>
   </a:extLst>
 </a:theme>
+</file>
+
+<file path=customXml/item1.xml><?xml version="1.0" encoding="utf-8"?>
+<b:Sources xmlns:b="http://schemas.openxmlformats.org/officeDocument/2006/bibliography" xmlns="http://schemas.openxmlformats.org/officeDocument/2006/bibliography" SelectedStyle="\APASixthEditionOfficeOnline.xsl" StyleName="APA" Version="6"/>
+</file>
+
+<file path=customXml/itemProps1.xml><?xml version="1.0" encoding="utf-8"?>
+<ds:datastoreItem xmlns:ds="http://schemas.openxmlformats.org/officeDocument/2006/customXml" ds:itemID="{3699872B-B44F-41A6-8133-39B4E7E034A1}">
+  <ds:schemaRefs>
+    <ds:schemaRef ds:uri="http://schemas.openxmlformats.org/officeDocument/2006/bibliography"/>
+  </ds:schemaRefs>
+</ds:datastoreItem>
 </file>